--- a/public/labs/os/ЛР8_ОС_Облікові_записи_та_права_доступу_до_файлів.docx
+++ b/public/labs/os/ЛР8_ОС_Облікові_записи_та_права_доступу_до_файлів.docx
@@ -7,6 +7,14 @@
         <w:pStyle w:val="Title"/>
       </w:pPr>
       <w:r>
+        <w:t xml:space="preserve">Лабораторна робота №8</w:t>
+      </w:r>
+    </w:p>
+    <w:p>
+      <w:pPr>
+        <w:pStyle w:val="Subtitle"/>
+      </w:pPr>
+      <w:r>
         <w:t xml:space="preserve">Облікові записи та права доступу до файлів</w:t>
       </w:r>
     </w:p>
@@ -19,9 +27,10 @@
       </w:r>
     </w:p>
     <w:sectPr>
-      <w:footnotePr>
-        <w:numRestart w:val="eachSect"/>
-      </w:footnotePr>
+      <w:pgSz w:h="16838" w:orient="portrait" w:w="11906"/>
+      <w:pgMar w:bottom="1134" w:footer="708" w:gutter="0" w:header="708" w:left="1418" w:right="851" w:top="1134"/>
+      <w:pgNumType w:start="1"/>
+      <w:docGrid w:linePitch="360"/>
     </w:sectPr>
   </w:body>
 </w:document>
@@ -57,74 +66,74 @@
     <w:multiLevelType w:val="multilevel"/>
     <w:lvl w:ilvl="0">
       <w:numFmt w:val="bullet"/>
-      <w:lvlText w:val=" "/>
+      <w:lvlText w:val="–"/>
       <w:lvlJc w:val="left"/>
       <w:pPr>
-        <w:ind w:left="720" w:hanging="360"/>
+        <w:ind w:left="1134" w:hanging="425"/>
       </w:pPr>
     </w:lvl>
     <w:lvl w:ilvl="1">
       <w:numFmt w:val="bullet"/>
-      <w:lvlText w:val=" "/>
+      <w:lvlText w:val="–"/>
       <w:lvlJc w:val="left"/>
       <w:pPr>
-        <w:ind w:left="1440" w:hanging="360"/>
+        <w:ind w:left="1701" w:hanging="425"/>
       </w:pPr>
     </w:lvl>
     <w:lvl w:ilvl="2">
       <w:numFmt w:val="bullet"/>
-      <w:lvlText w:val=" "/>
+      <w:lvlText w:val="–"/>
       <w:lvlJc w:val="left"/>
       <w:pPr>
-        <w:ind w:left="2160" w:hanging="360"/>
+        <w:ind w:left="2268" w:hanging="425"/>
       </w:pPr>
     </w:lvl>
     <w:lvl w:ilvl="3">
       <w:numFmt w:val="bullet"/>
-      <w:lvlText w:val=" "/>
+      <w:lvlText w:val="–"/>
       <w:lvlJc w:val="left"/>
       <w:pPr>
-        <w:ind w:left="2880" w:hanging="360"/>
+        <w:ind w:left="2835" w:hanging="425"/>
       </w:pPr>
     </w:lvl>
     <w:lvl w:ilvl="4">
       <w:numFmt w:val="bullet"/>
-      <w:lvlText w:val=" "/>
+      <w:lvlText w:val="–"/>
       <w:lvlJc w:val="left"/>
       <w:pPr>
-        <w:ind w:left="3600" w:hanging="360"/>
+        <w:ind w:left="3402" w:hanging="425"/>
       </w:pPr>
     </w:lvl>
     <w:lvl w:ilvl="5">
       <w:numFmt w:val="bullet"/>
-      <w:lvlText w:val=" "/>
+      <w:lvlText w:val="–"/>
       <w:lvlJc w:val="left"/>
       <w:pPr>
-        <w:ind w:left="4320" w:hanging="360"/>
+        <w:ind w:left="3969" w:hanging="425"/>
       </w:pPr>
     </w:lvl>
     <w:lvl w:ilvl="6">
       <w:numFmt w:val="bullet"/>
-      <w:lvlText w:val=" "/>
+      <w:lvlText w:val="–"/>
       <w:lvlJc w:val="left"/>
       <w:pPr>
-        <w:ind w:left="5040" w:hanging="360"/>
+        <w:ind w:left="4536" w:hanging="425"/>
       </w:pPr>
     </w:lvl>
     <w:lvl w:ilvl="7">
       <w:numFmt w:val="bullet"/>
-      <w:lvlText w:val=" "/>
+      <w:lvlText w:val="–"/>
       <w:lvlJc w:val="left"/>
       <w:pPr>
-        <w:ind w:left="5760" w:hanging="360"/>
+        <w:ind w:left="5103" w:hanging="425"/>
       </w:pPr>
     </w:lvl>
     <w:lvl w:ilvl="8">
       <w:numFmt w:val="bullet"/>
-      <w:lvlText w:val=" "/>
+      <w:lvlText w:val="–"/>
       <w:lvlJc w:val="left"/>
       <w:pPr>
-        <w:ind w:left="6480" w:hanging="360"/>
+        <w:ind w:left="5670" w:hanging="425"/>
       </w:pPr>
     </w:lvl>
   </w:abstractNum>
@@ -139,15 +148,15 @@
   <w:docDefaults>
     <w:rPrDefault>
       <w:rPr>
-        <w:rFonts w:asciiTheme="minorHAnsi" w:cstheme="minorBidi" w:eastAsiaTheme="minorEastAsia" w:hAnsiTheme="minorHAnsi"/>
-        <w:sz w:val="24"/>
-        <w:szCs w:val="24"/>
-        <w:lang w:bidi="ar-SA" w:eastAsia="zh-CN" w:val="en-US"/>
+        <w:rFonts w:ascii="Times New Roman" w:cs="Times New Roman" w:eastAsia="Times New Roman" w:hAnsi="Times New Roman"/>
+        <w:sz w:val="28"/>
+        <w:szCs w:val="28"/>
+        <w:lang w:val="uk-UA"/>
       </w:rPr>
     </w:rPrDefault>
     <w:pPrDefault>
       <w:pPr>
-        <w:spacing w:after="200"/>
+        <w:spacing w:after="0" w:before="0" w:line="312" w:lineRule="auto"/>
       </w:pPr>
     </w:pPrDefault>
   </w:docDefaults>
@@ -155,14 +164,19 @@
   <w:style w:default="1" w:styleId="Normal" w:type="paragraph">
     <w:name w:val="Normal"/>
     <w:qFormat/>
+    <w:pPr>
+      <w:spacing w:after="0" w:before="0" w:line="312" w:lineRule="auto"/>
+      <w:jc w:val="left"/>
+    </w:pPr>
   </w:style>
   <w:style w:styleId="BodyText" w:type="paragraph">
     <w:name w:val="Body Text"/>
     <w:basedOn w:val="Normal"/>
-    <w:link w:val="BodyTextChar"/>
-    <w:qFormat/>
-    <w:pPr>
-      <w:spacing w:after="180" w:before="180"/>
+    <w:qFormat/>
+    <w:pPr>
+      <w:spacing w:after="0" w:before="0" w:line="312" w:lineRule="auto"/>
+      <w:ind w:firstLine="709"/>
+      <w:jc w:val="both"/>
     </w:pPr>
   </w:style>
   <w:style w:customStyle="1" w:styleId="FirstParagraph" w:type="paragraph">
@@ -173,59 +187,57 @@
   </w:style>
   <w:style w:customStyle="1" w:styleId="Compact" w:type="paragraph">
     <w:name w:val="Compact"/>
-    <w:basedOn w:val="BodyText"/>
-    <w:qFormat/>
-    <w:pPr>
-      <w:spacing w:after="36" w:before="36"/>
+    <w:basedOn w:val="Normal"/>
+    <w:qFormat/>
+    <w:pPr>
+      <w:spacing w:after="0" w:before="0" w:line="312" w:lineRule="auto"/>
+      <w:ind w:firstLine="0"/>
+      <w:contextualSpacing/>
     </w:pPr>
   </w:style>
   <w:style w:styleId="Title" w:type="paragraph">
     <w:name w:val="Title"/>
     <w:basedOn w:val="Normal"/>
-    <w:next w:val="BodyText"/>
-    <w:link w:val="TitleChar"/>
+    <w:next w:val="Subtitle"/>
+    <w:qFormat/>
+    <w:pPr>
+      <w:spacing w:after="120" w:before="0" w:line="312" w:lineRule="auto"/>
+      <w:ind w:firstLine="0"/>
+      <w:jc w:val="center"/>
+    </w:pPr>
+    <w:rPr>
+      <w:rFonts w:ascii="Times New Roman" w:cs="Times New Roman" w:eastAsia="Times New Roman" w:hAnsi="Times New Roman"/>
+      <w:sz w:val="28"/>
+      <w:szCs w:val="28"/>
+    </w:rPr>
+  </w:style>
+  <w:style w:customStyle="1" w:styleId="TitleChar" w:type="character">
+    <w:name w:val="Title Char"/>
+    <w:basedOn w:val="DefaultParagraphFont"/>
+    <w:link w:val="Title"/>
     <w:uiPriority w:val="10"/>
-    <w:qFormat/>
-    <w:rsid w:val="00A10FD9"/>
-    <w:pPr>
-      <w:spacing w:after="80" w:line="240" w:lineRule="auto"/>
-      <w:contextualSpacing/>
-      <w:jc w:val="center"/>
-    </w:pPr>
+    <w:rsid w:val="00A10FD9"/>
     <w:rPr>
       <w:rFonts w:asciiTheme="majorHAnsi" w:cstheme="majorBidi" w:eastAsiaTheme="majorEastAsia" w:hAnsiTheme="majorHAnsi"/>
       <w:sz w:val="56"/>
       <w:szCs w:val="56"/>
     </w:rPr>
   </w:style>
-  <w:style w:customStyle="1" w:styleId="TitleChar" w:type="character">
-    <w:name w:val="Title Char"/>
-    <w:basedOn w:val="DefaultParagraphFont"/>
-    <w:link w:val="Title"/>
-    <w:uiPriority w:val="10"/>
-    <w:rsid w:val="00A10FD9"/>
-    <w:rPr>
-      <w:rFonts w:asciiTheme="majorHAnsi" w:cstheme="majorBidi" w:eastAsiaTheme="majorEastAsia" w:hAnsiTheme="majorHAnsi"/>
-      <w:sz w:val="56"/>
-      <w:szCs w:val="56"/>
-    </w:rPr>
-  </w:style>
   <w:style w:styleId="Subtitle" w:type="paragraph">
     <w:name w:val="Subtitle"/>
-    <w:basedOn w:val="Title"/>
-    <w:next w:val="BodyText"/>
-    <w:link w:val="SubtitleChar"/>
-    <w:uiPriority w:val="11"/>
-    <w:qFormat/>
-    <w:rsid w:val="00A10FD9"/>
-    <w:pPr>
-      <w:numPr>
-        <w:ilvl w:val="1"/>
-      </w:numPr>
-    </w:pPr>
-    <w:rPr>
-      <w:rFonts w:cstheme="majorBidi" w:eastAsiaTheme="majorEastAsia"/>
-      <w:spacing w:val="15"/>
+    <w:basedOn w:val="Normal"/>
+    <w:next w:val="FirstParagraph"/>
+    <w:qFormat/>
+    <w:pPr>
+      <w:spacing w:after="240" w:before="0" w:line="312" w:lineRule="auto"/>
+      <w:ind w:firstLine="0"/>
+      <w:jc w:val="center"/>
+    </w:pPr>
+    <w:rPr>
+      <w:rFonts w:ascii="Times New Roman" w:cs="Times New Roman" w:eastAsia="Times New Roman" w:hAnsi="Times New Roman"/>
+      <w:b/>
+      <w:bCs/>
+      <w:caps/>
       <w:sz w:val="28"/>
       <w:szCs w:val="28"/>
     </w:rPr>
@@ -315,17 +327,188 @@
   <w:style w:styleId="Heading1" w:type="paragraph">
     <w:name w:val="heading 1"/>
     <w:basedOn w:val="Normal"/>
+    <w:next w:val="FirstParagraph"/>
+    <w:qFormat/>
+    <w:pPr>
+      <w:keepNext/>
+      <w:spacing w:after="120" w:before="240" w:line="312" w:lineRule="auto"/>
+      <w:ind w:firstLine="0"/>
+      <w:jc w:val="center"/>
+    </w:pPr>
+    <w:rPr>
+      <w:rFonts w:ascii="Times New Roman" w:cs="Times New Roman" w:eastAsia="Times New Roman" w:hAnsi="Times New Roman"/>
+      <w:b/>
+      <w:bCs/>
+      <w:sz w:val="28"/>
+      <w:szCs w:val="28"/>
+    </w:rPr>
+  </w:style>
+  <w:style w:styleId="Heading2" w:type="paragraph">
+    <w:name w:val="heading 2"/>
+    <w:basedOn w:val="Normal"/>
+    <w:next w:val="FirstParagraph"/>
+    <w:qFormat/>
+    <w:pPr>
+      <w:keepNext/>
+      <w:spacing w:after="120" w:before="240" w:line="312" w:lineRule="auto"/>
+      <w:ind w:firstLine="0"/>
+      <w:jc w:val="center"/>
+    </w:pPr>
+    <w:rPr>
+      <w:rFonts w:ascii="Times New Roman" w:cs="Times New Roman" w:eastAsia="Times New Roman" w:hAnsi="Times New Roman"/>
+      <w:b/>
+      <w:bCs/>
+      <w:sz w:val="28"/>
+      <w:szCs w:val="28"/>
+    </w:rPr>
+  </w:style>
+  <w:style w:styleId="Heading3" w:type="paragraph">
+    <w:name w:val="heading 3"/>
+    <w:basedOn w:val="Normal"/>
+    <w:next w:val="FirstParagraph"/>
+    <w:qFormat/>
+    <w:pPr>
+      <w:keepNext/>
+      <w:spacing w:after="0" w:before="140" w:line="312" w:lineRule="auto"/>
+      <w:ind w:firstLine="709"/>
+      <w:jc w:val="left"/>
+    </w:pPr>
+    <w:rPr>
+      <w:rFonts w:ascii="Times New Roman" w:cs="Times New Roman" w:eastAsia="Times New Roman" w:hAnsi="Times New Roman"/>
+      <w:b/>
+      <w:bCs/>
+      <w:sz w:val="28"/>
+      <w:szCs w:val="28"/>
+    </w:rPr>
+  </w:style>
+  <w:style w:styleId="Heading4" w:type="paragraph">
+    <w:name w:val="heading 4"/>
+    <w:basedOn w:val="Normal"/>
+    <w:next w:val="FirstParagraph"/>
+    <w:qFormat/>
+    <w:pPr>
+      <w:keepNext/>
+      <w:spacing w:after="0" w:before="120" w:line="312" w:lineRule="auto"/>
+      <w:ind w:firstLine="709"/>
+      <w:jc w:val="left"/>
+    </w:pPr>
+    <w:rPr>
+      <w:rFonts w:ascii="Times New Roman" w:cs="Times New Roman" w:eastAsia="Times New Roman" w:hAnsi="Times New Roman"/>
+      <w:b/>
+      <w:bCs/>
+      <w:sz w:val="28"/>
+      <w:szCs w:val="28"/>
+    </w:rPr>
+  </w:style>
+  <w:style w:styleId="Heading5" w:type="paragraph">
+    <w:name w:val="heading 5"/>
+    <w:basedOn w:val="Normal"/>
+    <w:next w:val="FirstParagraph"/>
+    <w:qFormat/>
+    <w:pPr>
+      <w:keepNext/>
+      <w:spacing w:after="0" w:before="120" w:line="312" w:lineRule="auto"/>
+      <w:ind w:firstLine="709"/>
+      <w:jc w:val="left"/>
+    </w:pPr>
+    <w:rPr>
+      <w:rFonts w:ascii="Times New Roman" w:cs="Times New Roman" w:eastAsia="Times New Roman" w:hAnsi="Times New Roman"/>
+      <w:b/>
+      <w:bCs/>
+      <w:sz w:val="28"/>
+      <w:szCs w:val="28"/>
+    </w:rPr>
+  </w:style>
+  <w:style w:styleId="Heading6" w:type="paragraph">
+    <w:name w:val="heading 6"/>
+    <w:basedOn w:val="Normal"/>
+    <w:next w:val="FirstParagraph"/>
+    <w:qFormat/>
+    <w:pPr>
+      <w:keepNext/>
+      <w:spacing w:after="0" w:before="120" w:line="312" w:lineRule="auto"/>
+      <w:ind w:firstLine="709"/>
+      <w:jc w:val="left"/>
+    </w:pPr>
+    <w:rPr>
+      <w:rFonts w:ascii="Times New Roman" w:cs="Times New Roman" w:eastAsia="Times New Roman" w:hAnsi="Times New Roman"/>
+      <w:b/>
+      <w:bCs/>
+      <w:sz w:val="28"/>
+      <w:szCs w:val="28"/>
+    </w:rPr>
+  </w:style>
+  <w:style w:styleId="Heading7" w:type="paragraph">
+    <w:name w:val="heading 7"/>
+    <w:basedOn w:val="Normal"/>
     <w:next w:val="BodyText"/>
-    <w:link w:val="Heading1Char"/>
-    <w:uiPriority w:val="9"/>
+    <w:link w:val="Heading7Char"/>
+    <w:uiPriority w:val="9"/>
+    <w:semiHidden/>
+    <w:unhideWhenUsed/>
     <w:qFormat/>
     <w:rsid w:val="00A10FD9"/>
     <w:pPr>
       <w:keepNext/>
       <w:keepLines/>
-      <w:spacing w:after="80" w:before="360"/>
-      <w:outlineLvl w:val="0"/>
-    </w:pPr>
+      <w:spacing w:after="0" w:before="40"/>
+      <w:outlineLvl w:val="6"/>
+    </w:pPr>
+    <w:rPr>
+      <w:rFonts w:cstheme="majorBidi" w:eastAsiaTheme="majorEastAsia"/>
+      <w:color w:themeColor="text1" w:themeTint="A6" w:val="595959"/>
+    </w:rPr>
+  </w:style>
+  <w:style w:styleId="Heading8" w:type="paragraph">
+    <w:name w:val="heading 8"/>
+    <w:basedOn w:val="Normal"/>
+    <w:next w:val="BodyText"/>
+    <w:link w:val="Heading8Char"/>
+    <w:uiPriority w:val="9"/>
+    <w:semiHidden/>
+    <w:unhideWhenUsed/>
+    <w:qFormat/>
+    <w:rsid w:val="00A10FD9"/>
+    <w:pPr>
+      <w:keepNext/>
+      <w:keepLines/>
+      <w:spacing w:after="0"/>
+      <w:outlineLvl w:val="7"/>
+    </w:pPr>
+    <w:rPr>
+      <w:rFonts w:cstheme="majorBidi" w:eastAsiaTheme="majorEastAsia"/>
+      <w:i/>
+      <w:iCs/>
+      <w:color w:themeColor="text1" w:themeTint="D8" w:val="272727"/>
+    </w:rPr>
+  </w:style>
+  <w:style w:styleId="Heading9" w:type="paragraph">
+    <w:name w:val="heading 9"/>
+    <w:basedOn w:val="Normal"/>
+    <w:next w:val="BodyText"/>
+    <w:link w:val="Heading9Char"/>
+    <w:uiPriority w:val="9"/>
+    <w:semiHidden/>
+    <w:unhideWhenUsed/>
+    <w:qFormat/>
+    <w:rsid w:val="00A10FD9"/>
+    <w:pPr>
+      <w:keepNext/>
+      <w:keepLines/>
+      <w:spacing w:after="0"/>
+      <w:outlineLvl w:val="8"/>
+    </w:pPr>
+    <w:rPr>
+      <w:rFonts w:cstheme="majorBidi" w:eastAsiaTheme="majorEastAsia"/>
+      <w:color w:themeColor="text1" w:themeTint="D8" w:val="272727"/>
+    </w:rPr>
+  </w:style>
+  <w:style w:customStyle="1" w:styleId="Heading1Char" w:type="character">
+    <w:name w:val="Heading 1 Char"/>
+    <w:basedOn w:val="DefaultParagraphFont"/>
+    <w:link w:val="Heading1"/>
+    <w:uiPriority w:val="9"/>
+    <w:rsid w:val="00A10FD9"/>
     <w:rPr>
       <w:rFonts w:asciiTheme="majorHAnsi" w:cstheme="majorBidi" w:eastAsiaTheme="majorEastAsia" w:hAnsiTheme="majorHAnsi"/>
       <w:color w:themeColor="accent1" w:themeShade="BF" w:val="0F4761"/>
@@ -333,22 +516,13 @@
       <w:szCs w:val="40"/>
     </w:rPr>
   </w:style>
-  <w:style w:styleId="Heading2" w:type="paragraph">
-    <w:name w:val="heading 2"/>
-    <w:basedOn w:val="Normal"/>
-    <w:next w:val="BodyText"/>
-    <w:link w:val="Heading2Char"/>
+  <w:style w:customStyle="1" w:styleId="Heading2Char" w:type="character">
+    <w:name w:val="Heading 2 Char"/>
+    <w:basedOn w:val="DefaultParagraphFont"/>
+    <w:link w:val="Heading2"/>
     <w:uiPriority w:val="9"/>
     <w:semiHidden/>
-    <w:unhideWhenUsed/>
-    <w:qFormat/>
-    <w:rsid w:val="00A10FD9"/>
-    <w:pPr>
-      <w:keepNext/>
-      <w:keepLines/>
-      <w:spacing w:after="80" w:before="160"/>
-      <w:outlineLvl w:val="1"/>
-    </w:pPr>
+    <w:rsid w:val="00A10FD9"/>
     <w:rPr>
       <w:rFonts w:asciiTheme="majorHAnsi" w:cstheme="majorBidi" w:eastAsiaTheme="majorEastAsia" w:hAnsiTheme="majorHAnsi"/>
       <w:color w:themeColor="accent1" w:themeShade="BF" w:val="0F4761"/>
@@ -356,22 +530,13 @@
       <w:szCs w:val="32"/>
     </w:rPr>
   </w:style>
-  <w:style w:styleId="Heading3" w:type="paragraph">
-    <w:name w:val="heading 3"/>
-    <w:basedOn w:val="Normal"/>
-    <w:next w:val="BodyText"/>
-    <w:link w:val="Heading3Char"/>
+  <w:style w:customStyle="1" w:styleId="Heading3Char" w:type="character">
+    <w:name w:val="Heading 3 Char"/>
+    <w:basedOn w:val="DefaultParagraphFont"/>
+    <w:link w:val="Heading3"/>
     <w:uiPriority w:val="9"/>
     <w:semiHidden/>
-    <w:unhideWhenUsed/>
-    <w:qFormat/>
-    <w:rsid w:val="00A10FD9"/>
-    <w:pPr>
-      <w:keepNext/>
-      <w:keepLines/>
-      <w:spacing w:after="80" w:before="160"/>
-      <w:outlineLvl w:val="2"/>
-    </w:pPr>
+    <w:rsid w:val="00A10FD9"/>
     <w:rPr>
       <w:rFonts w:cstheme="majorBidi" w:eastAsiaTheme="majorEastAsia"/>
       <w:color w:themeColor="accent1" w:themeShade="BF" w:val="0F4761"/>
@@ -379,22 +544,13 @@
       <w:szCs w:val="28"/>
     </w:rPr>
   </w:style>
-  <w:style w:styleId="Heading4" w:type="paragraph">
-    <w:name w:val="heading 4"/>
-    <w:basedOn w:val="Normal"/>
-    <w:next w:val="BodyText"/>
-    <w:link w:val="Heading4Char"/>
+  <w:style w:customStyle="1" w:styleId="Heading4Char" w:type="character">
+    <w:name w:val="Heading 4 Char"/>
+    <w:basedOn w:val="DefaultParagraphFont"/>
+    <w:link w:val="Heading4"/>
     <w:uiPriority w:val="9"/>
     <w:semiHidden/>
-    <w:unhideWhenUsed/>
-    <w:qFormat/>
-    <w:rsid w:val="00A10FD9"/>
-    <w:pPr>
-      <w:keepNext/>
-      <w:keepLines/>
-      <w:spacing w:after="40" w:before="80"/>
-      <w:outlineLvl w:val="3"/>
-    </w:pPr>
+    <w:rsid w:val="00A10FD9"/>
     <w:rPr>
       <w:rFonts w:cstheme="majorBidi" w:eastAsiaTheme="majorEastAsia"/>
       <w:i/>
@@ -402,43 +558,25 @@
       <w:color w:themeColor="accent1" w:themeShade="BF" w:val="0F4761"/>
     </w:rPr>
   </w:style>
-  <w:style w:styleId="Heading5" w:type="paragraph">
-    <w:name w:val="heading 5"/>
-    <w:basedOn w:val="Normal"/>
-    <w:next w:val="BodyText"/>
-    <w:link w:val="Heading5Char"/>
+  <w:style w:customStyle="1" w:styleId="Heading5Char" w:type="character">
+    <w:name w:val="Heading 5 Char"/>
+    <w:basedOn w:val="DefaultParagraphFont"/>
+    <w:link w:val="Heading5"/>
     <w:uiPriority w:val="9"/>
     <w:semiHidden/>
-    <w:unhideWhenUsed/>
-    <w:qFormat/>
-    <w:rsid w:val="00A10FD9"/>
-    <w:pPr>
-      <w:keepNext/>
-      <w:keepLines/>
-      <w:spacing w:after="40" w:before="80"/>
-      <w:outlineLvl w:val="4"/>
-    </w:pPr>
+    <w:rsid w:val="00A10FD9"/>
     <w:rPr>
       <w:rFonts w:cstheme="majorBidi" w:eastAsiaTheme="majorEastAsia"/>
       <w:color w:themeColor="accent1" w:themeShade="BF" w:val="0F4761"/>
     </w:rPr>
   </w:style>
-  <w:style w:styleId="Heading6" w:type="paragraph">
-    <w:name w:val="heading 6"/>
-    <w:basedOn w:val="Normal"/>
-    <w:next w:val="BodyText"/>
-    <w:link w:val="Heading6Char"/>
+  <w:style w:customStyle="1" w:styleId="Heading6Char" w:type="character">
+    <w:name w:val="Heading 6 Char"/>
+    <w:basedOn w:val="DefaultParagraphFont"/>
+    <w:link w:val="Heading6"/>
     <w:uiPriority w:val="9"/>
     <w:semiHidden/>
-    <w:unhideWhenUsed/>
-    <w:qFormat/>
-    <w:rsid w:val="00A10FD9"/>
-    <w:pPr>
-      <w:keepNext/>
-      <w:keepLines/>
-      <w:spacing w:after="0" w:before="40"/>
-      <w:outlineLvl w:val="5"/>
-    </w:pPr>
+    <w:rsid w:val="00A10FD9"/>
     <w:rPr>
       <w:rFonts w:cstheme="majorBidi" w:eastAsiaTheme="majorEastAsia"/>
       <w:i/>
@@ -446,43 +584,25 @@
       <w:color w:themeColor="text1" w:themeTint="A6" w:val="595959"/>
     </w:rPr>
   </w:style>
-  <w:style w:styleId="Heading7" w:type="paragraph">
-    <w:name w:val="heading 7"/>
-    <w:basedOn w:val="Normal"/>
-    <w:next w:val="BodyText"/>
-    <w:link w:val="Heading7Char"/>
+  <w:style w:customStyle="1" w:styleId="Heading7Char" w:type="character">
+    <w:name w:val="Heading 7 Char"/>
+    <w:basedOn w:val="DefaultParagraphFont"/>
+    <w:link w:val="Heading7"/>
     <w:uiPriority w:val="9"/>
     <w:semiHidden/>
-    <w:unhideWhenUsed/>
-    <w:qFormat/>
-    <w:rsid w:val="00A10FD9"/>
-    <w:pPr>
-      <w:keepNext/>
-      <w:keepLines/>
-      <w:spacing w:after="0" w:before="40"/>
-      <w:outlineLvl w:val="6"/>
-    </w:pPr>
+    <w:rsid w:val="00A10FD9"/>
     <w:rPr>
       <w:rFonts w:cstheme="majorBidi" w:eastAsiaTheme="majorEastAsia"/>
       <w:color w:themeColor="text1" w:themeTint="A6" w:val="595959"/>
     </w:rPr>
   </w:style>
-  <w:style w:styleId="Heading8" w:type="paragraph">
-    <w:name w:val="heading 8"/>
-    <w:basedOn w:val="Normal"/>
-    <w:next w:val="BodyText"/>
-    <w:link w:val="Heading8Char"/>
+  <w:style w:customStyle="1" w:styleId="Heading8Char" w:type="character">
+    <w:name w:val="Heading 8 Char"/>
+    <w:basedOn w:val="DefaultParagraphFont"/>
+    <w:link w:val="Heading8"/>
     <w:uiPriority w:val="9"/>
     <w:semiHidden/>
-    <w:unhideWhenUsed/>
-    <w:qFormat/>
-    <w:rsid w:val="00A10FD9"/>
-    <w:pPr>
-      <w:keepNext/>
-      <w:keepLines/>
-      <w:spacing w:after="0"/>
-      <w:outlineLvl w:val="7"/>
-    </w:pPr>
+    <w:rsid w:val="00A10FD9"/>
     <w:rPr>
       <w:rFonts w:cstheme="majorBidi" w:eastAsiaTheme="majorEastAsia"/>
       <w:i/>
@@ -490,134 +610,6 @@
       <w:color w:themeColor="text1" w:themeTint="D8" w:val="272727"/>
     </w:rPr>
   </w:style>
-  <w:style w:styleId="Heading9" w:type="paragraph">
-    <w:name w:val="heading 9"/>
-    <w:basedOn w:val="Normal"/>
-    <w:next w:val="BodyText"/>
-    <w:link w:val="Heading9Char"/>
-    <w:uiPriority w:val="9"/>
-    <w:semiHidden/>
-    <w:unhideWhenUsed/>
-    <w:qFormat/>
-    <w:rsid w:val="00A10FD9"/>
-    <w:pPr>
-      <w:keepNext/>
-      <w:keepLines/>
-      <w:spacing w:after="0"/>
-      <w:outlineLvl w:val="8"/>
-    </w:pPr>
-    <w:rPr>
-      <w:rFonts w:cstheme="majorBidi" w:eastAsiaTheme="majorEastAsia"/>
-      <w:color w:themeColor="text1" w:themeTint="D8" w:val="272727"/>
-    </w:rPr>
-  </w:style>
-  <w:style w:customStyle="1" w:styleId="Heading1Char" w:type="character">
-    <w:name w:val="Heading 1 Char"/>
-    <w:basedOn w:val="DefaultParagraphFont"/>
-    <w:link w:val="Heading1"/>
-    <w:uiPriority w:val="9"/>
-    <w:rsid w:val="00A10FD9"/>
-    <w:rPr>
-      <w:rFonts w:asciiTheme="majorHAnsi" w:cstheme="majorBidi" w:eastAsiaTheme="majorEastAsia" w:hAnsiTheme="majorHAnsi"/>
-      <w:color w:themeColor="accent1" w:themeShade="BF" w:val="0F4761"/>
-      <w:sz w:val="40"/>
-      <w:szCs w:val="40"/>
-    </w:rPr>
-  </w:style>
-  <w:style w:customStyle="1" w:styleId="Heading2Char" w:type="character">
-    <w:name w:val="Heading 2 Char"/>
-    <w:basedOn w:val="DefaultParagraphFont"/>
-    <w:link w:val="Heading2"/>
-    <w:uiPriority w:val="9"/>
-    <w:semiHidden/>
-    <w:rsid w:val="00A10FD9"/>
-    <w:rPr>
-      <w:rFonts w:asciiTheme="majorHAnsi" w:cstheme="majorBidi" w:eastAsiaTheme="majorEastAsia" w:hAnsiTheme="majorHAnsi"/>
-      <w:color w:themeColor="accent1" w:themeShade="BF" w:val="0F4761"/>
-      <w:sz w:val="32"/>
-      <w:szCs w:val="32"/>
-    </w:rPr>
-  </w:style>
-  <w:style w:customStyle="1" w:styleId="Heading3Char" w:type="character">
-    <w:name w:val="Heading 3 Char"/>
-    <w:basedOn w:val="DefaultParagraphFont"/>
-    <w:link w:val="Heading3"/>
-    <w:uiPriority w:val="9"/>
-    <w:semiHidden/>
-    <w:rsid w:val="00A10FD9"/>
-    <w:rPr>
-      <w:rFonts w:cstheme="majorBidi" w:eastAsiaTheme="majorEastAsia"/>
-      <w:color w:themeColor="accent1" w:themeShade="BF" w:val="0F4761"/>
-      <w:sz w:val="28"/>
-      <w:szCs w:val="28"/>
-    </w:rPr>
-  </w:style>
-  <w:style w:customStyle="1" w:styleId="Heading4Char" w:type="character">
-    <w:name w:val="Heading 4 Char"/>
-    <w:basedOn w:val="DefaultParagraphFont"/>
-    <w:link w:val="Heading4"/>
-    <w:uiPriority w:val="9"/>
-    <w:semiHidden/>
-    <w:rsid w:val="00A10FD9"/>
-    <w:rPr>
-      <w:rFonts w:cstheme="majorBidi" w:eastAsiaTheme="majorEastAsia"/>
-      <w:i/>
-      <w:iCs/>
-      <w:color w:themeColor="accent1" w:themeShade="BF" w:val="0F4761"/>
-    </w:rPr>
-  </w:style>
-  <w:style w:customStyle="1" w:styleId="Heading5Char" w:type="character">
-    <w:name w:val="Heading 5 Char"/>
-    <w:basedOn w:val="DefaultParagraphFont"/>
-    <w:link w:val="Heading5"/>
-    <w:uiPriority w:val="9"/>
-    <w:semiHidden/>
-    <w:rsid w:val="00A10FD9"/>
-    <w:rPr>
-      <w:rFonts w:cstheme="majorBidi" w:eastAsiaTheme="majorEastAsia"/>
-      <w:color w:themeColor="accent1" w:themeShade="BF" w:val="0F4761"/>
-    </w:rPr>
-  </w:style>
-  <w:style w:customStyle="1" w:styleId="Heading6Char" w:type="character">
-    <w:name w:val="Heading 6 Char"/>
-    <w:basedOn w:val="DefaultParagraphFont"/>
-    <w:link w:val="Heading6"/>
-    <w:uiPriority w:val="9"/>
-    <w:semiHidden/>
-    <w:rsid w:val="00A10FD9"/>
-    <w:rPr>
-      <w:rFonts w:cstheme="majorBidi" w:eastAsiaTheme="majorEastAsia"/>
-      <w:i/>
-      <w:iCs/>
-      <w:color w:themeColor="text1" w:themeTint="A6" w:val="595959"/>
-    </w:rPr>
-  </w:style>
-  <w:style w:customStyle="1" w:styleId="Heading7Char" w:type="character">
-    <w:name w:val="Heading 7 Char"/>
-    <w:basedOn w:val="DefaultParagraphFont"/>
-    <w:link w:val="Heading7"/>
-    <w:uiPriority w:val="9"/>
-    <w:semiHidden/>
-    <w:rsid w:val="00A10FD9"/>
-    <w:rPr>
-      <w:rFonts w:cstheme="majorBidi" w:eastAsiaTheme="majorEastAsia"/>
-      <w:color w:themeColor="text1" w:themeTint="A6" w:val="595959"/>
-    </w:rPr>
-  </w:style>
-  <w:style w:customStyle="1" w:styleId="Heading8Char" w:type="character">
-    <w:name w:val="Heading 8 Char"/>
-    <w:basedOn w:val="DefaultParagraphFont"/>
-    <w:link w:val="Heading8"/>
-    <w:uiPriority w:val="9"/>
-    <w:semiHidden/>
-    <w:rsid w:val="00A10FD9"/>
-    <w:rPr>
-      <w:rFonts w:cstheme="majorBidi" w:eastAsiaTheme="majorEastAsia"/>
-      <w:i/>
-      <w:iCs/>
-      <w:color w:themeColor="text1" w:themeTint="D8" w:val="272727"/>
-    </w:rPr>
-  </w:style>
   <w:style w:customStyle="1" w:styleId="Heading9Char" w:type="character">
     <w:name w:val="Heading 9 Char"/>
     <w:basedOn w:val="DefaultParagraphFont"/>
@@ -633,13 +625,10 @@
   <w:style w:styleId="BlockText" w:type="paragraph">
     <w:name w:val="Block Text"/>
     <w:basedOn w:val="BodyText"/>
-    <w:next w:val="BodyText"/>
-    <w:uiPriority w:val="9"/>
-    <w:unhideWhenUsed/>
-    <w:qFormat/>
-    <w:pPr>
-      <w:spacing w:after="100" w:before="100"/>
-      <w:ind w:firstLine="0" w:left="480" w:right="480"/>
+    <w:qFormat/>
+    <w:pPr>
+      <w:spacing w:after="0" w:before="0" w:line="312" w:lineRule="auto"/>
+      <w:ind w:firstLine="0" w:left="1134"/>
     </w:pPr>
   </w:style>
   <w:style w:styleId="FootnoteText" w:type="paragraph">
@@ -670,24 +659,44 @@
   <w:style w:default="1" w:styleId="Table" w:type="table">
     <w:name w:val="Table"/>
     <w:basedOn w:val="TableNormal"/>
-    <w:semiHidden/>
-    <w:unhideWhenUsed/>
-    <w:qFormat/>
+    <w:qFormat/>
+    <w:pPr>
+      <w:spacing w:after="0" w:before="0" w:line="240" w:lineRule="auto"/>
+      <w:ind w:firstLine="0"/>
+      <w:jc w:val="left"/>
+    </w:pPr>
+    <w:rPr>
+      <w:rFonts w:ascii="Times New Roman" w:cs="Times New Roman" w:eastAsia="Times New Roman" w:hAnsi="Times New Roman"/>
+      <w:sz w:val="24"/>
+      <w:szCs w:val="24"/>
+    </w:rPr>
     <w:tblPr>
       <w:tblInd w:type="dxa" w:w="0"/>
+      <w:tblBorders>
+        <w:top w:color="000000" w:space="0" w:sz="4" w:val="single"/>
+        <w:left w:color="000000" w:space="0" w:sz="4" w:val="single"/>
+        <w:bottom w:color="000000" w:space="0" w:sz="4" w:val="single"/>
+        <w:right w:color="000000" w:space="0" w:sz="4" w:val="single"/>
+        <w:insideH w:color="000000" w:space="0" w:sz="4" w:val="single"/>
+        <w:insideV w:color="000000" w:space="0" w:sz="4" w:val="single"/>
+      </w:tblBorders>
       <w:tblCellMar>
-        <w:top w:type="dxa" w:w="0"/>
-        <w:left w:type="dxa" w:w="108"/>
-        <w:bottom w:type="dxa" w:w="0"/>
-        <w:right w:type="dxa" w:w="108"/>
+        <w:top w:type="dxa" w:w="40"/>
+        <w:left w:type="dxa" w:w="70"/>
+        <w:bottom w:type="dxa" w:w="40"/>
+        <w:right w:type="dxa" w:w="70"/>
       </w:tblCellMar>
     </w:tblPr>
     <w:tblStylePr w:type="firstRow">
+      <w:pPr>
+        <w:jc w:val="center"/>
+      </w:pPr>
+      <w:rPr>
+        <w:b/>
+        <w:bCs/>
+      </w:rPr>
       <w:tcPr>
-        <w:tcBorders>
-          <w:bottom w:val="single"/>
-        </w:tcBorders>
-        <w:vAlign w:val="bottom"/>
+        <w:vAlign w:val="center"/>
       </w:tcPr>
     </w:tblStylePr>
   </w:style>
@@ -721,18 +730,48 @@
   </w:style>
   <w:style w:customStyle="1" w:styleId="TableCaption" w:type="paragraph">
     <w:name w:val="Table Caption"/>
-    <w:basedOn w:val="Caption"/>
-    <w:pPr>
-      <w:keepNext/>
-    </w:pPr>
+    <w:basedOn w:val="Normal"/>
+    <w:next w:val="FirstParagraph"/>
+    <w:qFormat/>
+    <w:pPr>
+      <w:keepNext/>
+      <w:spacing w:after="60" w:before="160" w:line="312" w:lineRule="auto"/>
+      <w:ind w:firstLine="0"/>
+      <w:jc w:val="center"/>
+    </w:pPr>
+    <w:rPr>
+      <w:rFonts w:ascii="Times New Roman" w:cs="Times New Roman" w:eastAsia="Times New Roman" w:hAnsi="Times New Roman"/>
+      <w:sz w:val="28"/>
+      <w:szCs w:val="28"/>
+    </w:rPr>
   </w:style>
   <w:style w:customStyle="1" w:styleId="ImageCaption" w:type="paragraph">
     <w:name w:val="Image Caption"/>
-    <w:basedOn w:val="Caption"/>
+    <w:basedOn w:val="Normal"/>
+    <w:next w:val="FirstParagraph"/>
+    <w:qFormat/>
+    <w:pPr>
+      <w:spacing w:after="160" w:before="60" w:line="312" w:lineRule="auto"/>
+      <w:ind w:firstLine="0"/>
+      <w:jc w:val="center"/>
+    </w:pPr>
+    <w:rPr>
+      <w:rFonts w:ascii="Times New Roman" w:cs="Times New Roman" w:eastAsia="Times New Roman" w:hAnsi="Times New Roman"/>
+      <w:sz w:val="28"/>
+      <w:szCs w:val="28"/>
+    </w:rPr>
   </w:style>
   <w:style w:customStyle="1" w:styleId="Figure" w:type="paragraph">
     <w:name w:val="Figure"/>
     <w:basedOn w:val="Normal"/>
+    <w:next w:val="ImageCaption"/>
+    <w:qFormat/>
+    <w:pPr>
+      <w:keepNext/>
+      <w:spacing w:after="60" w:before="160" w:line="312" w:lineRule="auto"/>
+      <w:ind w:firstLine="0"/>
+      <w:jc w:val="center"/>
+    </w:pPr>
   </w:style>
   <w:style w:customStyle="1" w:styleId="CaptionedFigure" w:type="paragraph">
     <w:name w:val="Captioned Figure"/>
@@ -748,10 +787,9 @@
   </w:style>
   <w:style w:customStyle="1" w:styleId="VerbatimChar" w:type="character">
     <w:name w:val="Verbatim Char"/>
-    <w:basedOn w:val="BodyTextChar"/>
-    <w:rPr>
-      <w:rFonts w:ascii="Consolas" w:hAnsi="Consolas"/>
-      <w:sz w:val="22"/>
+    <w:basedOn w:val="DefaultParagraphFont"/>
+    <w:rPr>
+      <w:rFonts w:ascii="Times New Roman" w:cs="Times New Roman" w:eastAsia="Times New Roman" w:hAnsi="Times New Roman"/>
     </w:rPr>
   </w:style>
   <w:style w:customStyle="1" w:styleId="SectionNumber" w:type="character">
@@ -790,239 +828,27 @@
       <w:color w:themeColor="accent1" w:themeShade="BF" w:val="365F91"/>
     </w:rPr>
   </w:style>
-  <w:style w:type="paragraph" w:customStyle="1" w:styleId="SourceCode">
+  <w:style w:customStyle="1" w:styleId="SourceCode" w:type="paragraph">
     <w:name w:val="Source Code"/>
     <w:basedOn w:val="Normal"/>
-    <w:link w:val="VerbatimChar"/>
-    <w:pPr>
-      <w:wordWrap w:val="off"/>
-    </w:pPr>
-  </w:style>
-  <w:style w:type="character" w:customStyle="1" w:styleId="KeywordTok">
-    <w:name w:val="KeywordTok"/>
-    <w:basedOn w:val="VerbatimChar"/>
-    <w:rPr>
-      <w:b/>
-      <w:color w:val="007020"/>
-    </w:rPr>
-  </w:style>
-  <w:style w:type="character" w:customStyle="1" w:styleId="DataTypeTok">
-    <w:name w:val="DataTypeTok"/>
-    <w:basedOn w:val="VerbatimChar"/>
-    <w:rPr>
-      <w:color w:val="902000"/>
-    </w:rPr>
-  </w:style>
-  <w:style w:type="character" w:customStyle="1" w:styleId="DecValTok">
-    <w:name w:val="DecValTok"/>
-    <w:basedOn w:val="VerbatimChar"/>
-    <w:rPr>
-      <w:color w:val="40a070"/>
-    </w:rPr>
-  </w:style>
-  <w:style w:type="character" w:customStyle="1" w:styleId="BaseNTok">
-    <w:name w:val="BaseNTok"/>
-    <w:basedOn w:val="VerbatimChar"/>
-    <w:rPr>
-      <w:color w:val="40a070"/>
-    </w:rPr>
-  </w:style>
-  <w:style w:type="character" w:customStyle="1" w:styleId="FloatTok">
-    <w:name w:val="FloatTok"/>
-    <w:basedOn w:val="VerbatimChar"/>
-    <w:rPr>
-      <w:color w:val="40a070"/>
-    </w:rPr>
-  </w:style>
-  <w:style w:type="character" w:customStyle="1" w:styleId="ConstantTok">
-    <w:name w:val="ConstantTok"/>
-    <w:basedOn w:val="VerbatimChar"/>
-    <w:rPr>
-      <w:color w:val="880000"/>
-    </w:rPr>
-  </w:style>
-  <w:style w:type="character" w:customStyle="1" w:styleId="CharTok">
-    <w:name w:val="CharTok"/>
-    <w:basedOn w:val="VerbatimChar"/>
-    <w:rPr>
-      <w:color w:val="4070a0"/>
-    </w:rPr>
-  </w:style>
-  <w:style w:type="character" w:customStyle="1" w:styleId="SpecialCharTok">
-    <w:name w:val="SpecialCharTok"/>
-    <w:basedOn w:val="VerbatimChar"/>
-    <w:rPr>
-      <w:color w:val="4070a0"/>
-    </w:rPr>
-  </w:style>
-  <w:style w:type="character" w:customStyle="1" w:styleId="StringTok">
-    <w:name w:val="StringTok"/>
-    <w:basedOn w:val="VerbatimChar"/>
-    <w:rPr>
-      <w:color w:val="4070a0"/>
-    </w:rPr>
-  </w:style>
-  <w:style w:type="character" w:customStyle="1" w:styleId="VerbatimStringTok">
-    <w:name w:val="VerbatimStringTok"/>
-    <w:basedOn w:val="VerbatimChar"/>
-    <w:rPr>
-      <w:color w:val="4070a0"/>
-    </w:rPr>
-  </w:style>
-  <w:style w:type="character" w:customStyle="1" w:styleId="SpecialStringTok">
-    <w:name w:val="SpecialStringTok"/>
-    <w:basedOn w:val="VerbatimChar"/>
-    <w:rPr>
-      <w:color w:val="bb6688"/>
-    </w:rPr>
-  </w:style>
-  <w:style w:type="character" w:customStyle="1" w:styleId="ImportTok">
-    <w:name w:val="ImportTok"/>
-    <w:basedOn w:val="VerbatimChar"/>
-    <w:rPr>
-      <w:b/>
-      <w:color w:val="008000"/>
-    </w:rPr>
-  </w:style>
-  <w:style w:type="character" w:customStyle="1" w:styleId="CommentTok">
-    <w:name w:val="CommentTok"/>
-    <w:basedOn w:val="VerbatimChar"/>
-    <w:rPr>
-      <w:i/>
-      <w:color w:val="60a0b0"/>
-    </w:rPr>
-  </w:style>
-  <w:style w:type="character" w:customStyle="1" w:styleId="DocumentationTok">
-    <w:name w:val="DocumentationTok"/>
-    <w:basedOn w:val="VerbatimChar"/>
-    <w:rPr>
-      <w:i/>
-      <w:color w:val="ba2121"/>
-    </w:rPr>
-  </w:style>
-  <w:style w:type="character" w:customStyle="1" w:styleId="AnnotationTok">
-    <w:name w:val="AnnotationTok"/>
-    <w:basedOn w:val="VerbatimChar"/>
-    <w:rPr>
-      <w:b/>
-      <w:i/>
-      <w:color w:val="60a0b0"/>
-    </w:rPr>
-  </w:style>
-  <w:style w:type="character" w:customStyle="1" w:styleId="CommentVarTok">
-    <w:name w:val="CommentVarTok"/>
-    <w:basedOn w:val="VerbatimChar"/>
-    <w:rPr>
-      <w:b/>
-      <w:i/>
-      <w:color w:val="60a0b0"/>
-    </w:rPr>
-  </w:style>
-  <w:style w:type="character" w:customStyle="1" w:styleId="OtherTok">
-    <w:name w:val="OtherTok"/>
-    <w:basedOn w:val="VerbatimChar"/>
-    <w:rPr>
-      <w:color w:val="007020"/>
-    </w:rPr>
-  </w:style>
-  <w:style w:type="character" w:customStyle="1" w:styleId="FunctionTok">
-    <w:name w:val="FunctionTok"/>
-    <w:basedOn w:val="VerbatimChar"/>
-    <w:rPr>
-      <w:color w:val="06287e"/>
-    </w:rPr>
-  </w:style>
-  <w:style w:type="character" w:customStyle="1" w:styleId="VariableTok">
-    <w:name w:val="VariableTok"/>
-    <w:basedOn w:val="VerbatimChar"/>
-    <w:rPr>
-      <w:color w:val="19177c"/>
-    </w:rPr>
-  </w:style>
-  <w:style w:type="character" w:customStyle="1" w:styleId="ControlFlowTok">
-    <w:name w:val="ControlFlowTok"/>
-    <w:basedOn w:val="VerbatimChar"/>
-    <w:rPr>
-      <w:b/>
-      <w:color w:val="007020"/>
-    </w:rPr>
-  </w:style>
-  <w:style w:type="character" w:customStyle="1" w:styleId="OperatorTok">
-    <w:name w:val="OperatorTok"/>
-    <w:basedOn w:val="VerbatimChar"/>
-    <w:rPr>
-      <w:color w:val="666666"/>
-    </w:rPr>
-  </w:style>
-  <w:style w:type="character" w:customStyle="1" w:styleId="BuiltInTok">
-    <w:name w:val="BuiltInTok"/>
-    <w:basedOn w:val="VerbatimChar"/>
-    <w:rPr>
-      <w:color w:val="008000"/>
-    </w:rPr>
-  </w:style>
-  <w:style w:type="character" w:customStyle="1" w:styleId="ExtensionTok">
-    <w:name w:val="ExtensionTok"/>
-    <w:basedOn w:val="VerbatimChar"/>
-    <w:rPr/>
-  </w:style>
-  <w:style w:type="character" w:customStyle="1" w:styleId="PreprocessorTok">
-    <w:name w:val="PreprocessorTok"/>
-    <w:basedOn w:val="VerbatimChar"/>
-    <w:rPr>
-      <w:color w:val="bc7a00"/>
-    </w:rPr>
-  </w:style>
-  <w:style w:type="character" w:customStyle="1" w:styleId="AttributeTok">
-    <w:name w:val="AttributeTok"/>
-    <w:basedOn w:val="VerbatimChar"/>
-    <w:rPr>
-      <w:color w:val="7d9029"/>
-    </w:rPr>
-  </w:style>
-  <w:style w:type="character" w:customStyle="1" w:styleId="RegionMarkerTok">
-    <w:name w:val="RegionMarkerTok"/>
-    <w:basedOn w:val="VerbatimChar"/>
-    <w:rPr/>
-  </w:style>
-  <w:style w:type="character" w:customStyle="1" w:styleId="InformationTok">
-    <w:name w:val="InformationTok"/>
-    <w:basedOn w:val="VerbatimChar"/>
-    <w:rPr>
-      <w:b/>
-      <w:i/>
-      <w:color w:val="60a0b0"/>
-    </w:rPr>
-  </w:style>
-  <w:style w:type="character" w:customStyle="1" w:styleId="WarningTok">
-    <w:name w:val="WarningTok"/>
-    <w:basedOn w:val="VerbatimChar"/>
-    <w:rPr>
-      <w:b/>
-      <w:i/>
-      <w:color w:val="60a0b0"/>
-    </w:rPr>
-  </w:style>
-  <w:style w:type="character" w:customStyle="1" w:styleId="AlertTok">
-    <w:name w:val="AlertTok"/>
-    <w:basedOn w:val="VerbatimChar"/>
-    <w:rPr>
-      <w:b/>
-      <w:color w:val="ff0000"/>
-    </w:rPr>
-  </w:style>
-  <w:style w:type="character" w:customStyle="1" w:styleId="ErrorTok">
-    <w:name w:val="ErrorTok"/>
-    <w:basedOn w:val="VerbatimChar"/>
-    <w:rPr>
-      <w:b/>
-      <w:color w:val="ff0000"/>
-    </w:rPr>
-  </w:style>
-  <w:style w:type="character" w:customStyle="1" w:styleId="NormalTok">
-    <w:name w:val="NormalTok"/>
-    <w:basedOn w:val="VerbatimChar"/>
-    <w:rPr/>
+    <w:qFormat/>
+    <w:pPr>
+      <w:pBdr>
+        <w:top w:color="BFBFBF" w:space="4" w:sz="4" w:val="single"/>
+        <w:left w:color="BFBFBF" w:space="4" w:sz="4" w:val="single"/>
+        <w:bottom w:color="BFBFBF" w:space="4" w:sz="4" w:val="single"/>
+        <w:right w:color="BFBFBF" w:space="4" w:sz="4" w:val="single"/>
+      </w:pBdr>
+      <w:shd w:color="auto" w:fill="F4F4F4" w:val="clear"/>
+      <w:spacing w:after="120" w:before="120" w:line="200" w:lineRule="auto"/>
+      <w:ind w:firstLine="0" w:left="284" w:right="284"/>
+      <w:jc w:val="left"/>
+    </w:pPr>
+    <w:rPr>
+      <w:rFonts w:ascii="Courier New" w:cs="Courier New" w:eastAsia="Courier New" w:hAnsi="Courier New"/>
+      <w:sz w:val="18"/>
+      <w:szCs w:val="18"/>
+    </w:rPr>
   </w:style>
 </w:styles>
 </file>

--- a/public/labs/os/ЛР8_ОС_Облікові_записи_та_права_доступу_до_файлів.docx
+++ b/public/labs/os/ЛР8_ОС_Облікові_записи_та_права_доступу_до_файлів.docx
@@ -15,7 +15,7 @@
         <w:pStyle w:val="Subtitle"/>
       </w:pPr>
       <w:r>
-        <w:t xml:space="preserve">Облікові записи та права доступу до файлів</w:t>
+        <w:t xml:space="preserve">Управління обліковими записами користувачів, права доступу до файлів</w:t>
       </w:r>
     </w:p>
     <w:p>
@@ -23,9 +23,5933 @@
         <w:pStyle w:val="FirstParagraph"/>
       </w:pPr>
       <w:r>
-        <w:t xml:space="preserve">Матеріал цієї теми готується.</w:t>
-      </w:r>
-    </w:p>
+        <w:rPr>
+          <w:b/>
+          <w:bCs/>
+        </w:rPr>
+        <w:t xml:space="preserve">Мета:</w:t>
+      </w:r>
+      <w:r>
+        <w:t xml:space="preserve"> </w:t>
+      </w:r>
+      <w:r>
+        <w:t xml:space="preserve">навчитися адмініструвати облікові записи в Linux: створювати й налаштовувати користувачів і групи, керувати правами доступу до файлів символьним і числовим способом, застосовувати спеціальні біти та маску</w:t>
+      </w:r>
+      <w:r>
+        <w:t xml:space="preserve"> </w:t>
+      </w:r>
+      <w:r>
+        <w:rPr>
+          <w:rStyle w:val="VerbatimChar"/>
+        </w:rPr>
+        <w:t xml:space="preserve">umask</w:t>
+      </w:r>
+      <w:r>
+        <w:t xml:space="preserve">, налаштовувати спільний каталог для групи й розмежовувати доступ списками ACL.</w:t>
+      </w:r>
+    </w:p>
+    <w:p>
+      <w:pPr>
+        <w:pStyle w:val="BodyText"/>
+      </w:pPr>
+      <w:r>
+        <w:rPr>
+          <w:b/>
+          <w:bCs/>
+        </w:rPr>
+        <w:t xml:space="preserve">Обладнання:</w:t>
+      </w:r>
+      <w:r>
+        <w:t xml:space="preserve"> </w:t>
+      </w:r>
+      <w:r>
+        <w:t xml:space="preserve">ПК або віртуальна машина з Ubuntu 22.04; термінал; право виконувати</w:t>
+      </w:r>
+      <w:r>
+        <w:t xml:space="preserve"> </w:t>
+      </w:r>
+      <w:r>
+        <w:rPr>
+          <w:rStyle w:val="VerbatimChar"/>
+        </w:rPr>
+        <w:t xml:space="preserve">sudo</w:t>
+      </w:r>
+      <w:r>
+        <w:t xml:space="preserve">.</w:t>
+      </w:r>
+    </w:p>
+    <w:p>
+      <w:pPr>
+        <w:pStyle w:val="BodyText"/>
+      </w:pPr>
+      <w:r>
+        <w:rPr>
+          <w:b/>
+          <w:bCs/>
+        </w:rPr>
+        <w:t xml:space="preserve">Тривалість:</w:t>
+      </w:r>
+      <w:r>
+        <w:t xml:space="preserve"> </w:t>
+      </w:r>
+      <w:r>
+        <w:t xml:space="preserve">4 академічні години (2 заняття).</w:t>
+      </w:r>
+    </w:p>
+    <w:p>
+      <w:pPr>
+        <w:pStyle w:val="BodyText"/>
+      </w:pPr>
+      <w:r>
+        <w:rPr>
+          <w:b/>
+          <w:bCs/>
+        </w:rPr>
+        <w:t xml:space="preserve">УВАГА. Робота змінює склад облікових записів системи. Створювати та видаляти можна лише навчальних користувачів з іменами, узгодженими з викладачем. Категорично заборонено: змінювати права на системні каталоги</w:t>
+      </w:r>
+      <w:r>
+        <w:rPr>
+          <w:b/>
+          <w:bCs/>
+        </w:rPr>
+        <w:t xml:space="preserve"> </w:t>
+      </w:r>
+      <w:r>
+        <w:rPr>
+          <w:rStyle w:val="VerbatimChar"/>
+          <w:b/>
+          <w:bCs/>
+        </w:rPr>
+        <w:t xml:space="preserve">/etc</w:t>
+      </w:r>
+      <w:r>
+        <w:rPr>
+          <w:b/>
+          <w:bCs/>
+        </w:rPr>
+        <w:t xml:space="preserve">,</w:t>
+      </w:r>
+      <w:r>
+        <w:rPr>
+          <w:b/>
+          <w:bCs/>
+        </w:rPr>
+        <w:t xml:space="preserve"> </w:t>
+      </w:r>
+      <w:r>
+        <w:rPr>
+          <w:rStyle w:val="VerbatimChar"/>
+          <w:b/>
+          <w:bCs/>
+        </w:rPr>
+        <w:t xml:space="preserve">/usr</w:t>
+      </w:r>
+      <w:r>
+        <w:rPr>
+          <w:b/>
+          <w:bCs/>
+        </w:rPr>
+        <w:t xml:space="preserve">,</w:t>
+      </w:r>
+      <w:r>
+        <w:rPr>
+          <w:b/>
+          <w:bCs/>
+        </w:rPr>
+        <w:t xml:space="preserve"> </w:t>
+      </w:r>
+      <w:r>
+        <w:rPr>
+          <w:rStyle w:val="VerbatimChar"/>
+          <w:b/>
+          <w:bCs/>
+        </w:rPr>
+        <w:t xml:space="preserve">/var</w:t>
+      </w:r>
+      <w:r>
+        <w:rPr>
+          <w:b/>
+          <w:bCs/>
+        </w:rPr>
+        <w:t xml:space="preserve">, видаляти наявних користувачів, а також виконувати</w:t>
+      </w:r>
+      <w:r>
+        <w:rPr>
+          <w:b/>
+          <w:bCs/>
+        </w:rPr>
+        <w:t xml:space="preserve"> </w:t>
+      </w:r>
+      <w:r>
+        <w:rPr>
+          <w:rStyle w:val="VerbatimChar"/>
+          <w:b/>
+          <w:bCs/>
+        </w:rPr>
+        <w:t xml:space="preserve">chmod -R 777 /</w:t>
+      </w:r>
+      <w:r>
+        <w:rPr>
+          <w:b/>
+          <w:bCs/>
+        </w:rPr>
+        <w:t xml:space="preserve">. Усі файлові експерименти виконуються всередині</w:t>
+      </w:r>
+      <w:r>
+        <w:rPr>
+          <w:b/>
+          <w:bCs/>
+        </w:rPr>
+        <w:t xml:space="preserve"> </w:t>
+      </w:r>
+      <w:r>
+        <w:rPr>
+          <w:rStyle w:val="VerbatimChar"/>
+          <w:b/>
+          <w:bCs/>
+        </w:rPr>
+        <w:t xml:space="preserve">~/lab8</w:t>
+      </w:r>
+      <w:r>
+        <w:rPr>
+          <w:b/>
+          <w:bCs/>
+        </w:rPr>
+        <w:t xml:space="preserve"> </w:t>
+      </w:r>
+      <w:r>
+        <w:rPr>
+          <w:b/>
+          <w:bCs/>
+        </w:rPr>
+        <w:t xml:space="preserve">та</w:t>
+      </w:r>
+      <w:r>
+        <w:rPr>
+          <w:b/>
+          <w:bCs/>
+        </w:rPr>
+        <w:t xml:space="preserve"> </w:t>
+      </w:r>
+      <w:r>
+        <w:rPr>
+          <w:rStyle w:val="VerbatimChar"/>
+          <w:b/>
+          <w:bCs/>
+        </w:rPr>
+        <w:t xml:space="preserve">/srv/team</w:t>
+      </w:r>
+      <w:r>
+        <w:rPr>
+          <w:b/>
+          <w:bCs/>
+        </w:rPr>
+        <w:t xml:space="preserve">.</w:t>
+      </w:r>
+    </w:p>
+    <w:bookmarkStart w:id="16" w:name="теоретичні-відомості"/>
+    <w:p>
+      <w:pPr>
+        <w:pStyle w:val="Heading2"/>
+      </w:pPr>
+      <w:r>
+        <w:t xml:space="preserve">Теоретичні відомості</w:t>
+      </w:r>
+    </w:p>
+    <w:bookmarkStart w:id="9" w:name="обліковий-запис-як-запис-у-файлі"/>
+    <w:p>
+      <w:pPr>
+        <w:pStyle w:val="Heading3"/>
+      </w:pPr>
+      <w:r>
+        <w:t xml:space="preserve">1 Обліковий запис як запис у файлі</w:t>
+      </w:r>
+    </w:p>
+    <w:p>
+      <w:pPr>
+        <w:pStyle w:val="FirstParagraph"/>
+      </w:pPr>
+      <w:r>
+        <w:t xml:space="preserve">Користувач у Linux — це насамперед рядок у файлі</w:t>
+      </w:r>
+      <w:r>
+        <w:t xml:space="preserve"> </w:t>
+      </w:r>
+      <w:r>
+        <w:rPr>
+          <w:rStyle w:val="VerbatimChar"/>
+        </w:rPr>
+        <w:t xml:space="preserve">/etc/passwd</w:t>
+      </w:r>
+      <w:r>
+        <w:t xml:space="preserve"> </w:t>
+      </w:r>
+      <w:r>
+        <w:t xml:space="preserve">із числовим ідентифікатором UID, основною групою GID, домашнім каталогом і оболонкою входу. Паролі зберігаються окремо — у</w:t>
+      </w:r>
+      <w:r>
+        <w:t xml:space="preserve"> </w:t>
+      </w:r>
+      <w:r>
+        <w:rPr>
+          <w:rStyle w:val="VerbatimChar"/>
+        </w:rPr>
+        <w:t xml:space="preserve">/etc/shadow</w:t>
+      </w:r>
+      <w:r>
+        <w:t xml:space="preserve">, доступному лише для</w:t>
+      </w:r>
+      <w:r>
+        <w:t xml:space="preserve"> </w:t>
+      </w:r>
+      <w:r>
+        <w:rPr>
+          <w:rStyle w:val="VerbatimChar"/>
+        </w:rPr>
+        <w:t xml:space="preserve">root</w:t>
+      </w:r>
+      <w:r>
+        <w:t xml:space="preserve">, і не у відкритому вигляді, а як хеш.</w:t>
+      </w:r>
+    </w:p>
+    <w:p>
+      <w:pPr>
+        <w:pStyle w:val="SourceCode"/>
+      </w:pPr>
+      <w:r>
+        <w:rPr>
+          <w:rStyle w:val="VerbatimChar"/>
+        </w:rPr>
+        <w:t xml:space="preserve">grep student /etc/passwd</w:t>
+      </w:r>
+      <w:r>
+        <w:br/>
+      </w:r>
+      <w:r>
+        <w:rPr>
+          <w:rStyle w:val="VerbatimChar"/>
+        </w:rPr>
+        <w:t xml:space="preserve"># student:x:1000:1000:Student,,,:/home/student:/bin/bash</w:t>
+      </w:r>
+      <w:r>
+        <w:br/>
+      </w:r>
+      <w:r>
+        <w:rPr>
+          <w:rStyle w:val="VerbatimChar"/>
+        </w:rPr>
+        <w:t xml:space="preserve">#    ім'я :x:UID :GID :опис      :домашній      :оболонка</w:t>
+      </w:r>
+    </w:p>
+    <w:p>
+      <w:pPr>
+        <w:pStyle w:val="FirstParagraph"/>
+      </w:pPr>
+      <w:r>
+        <w:t xml:space="preserve">Літера</w:t>
+      </w:r>
+      <w:r>
+        <w:t xml:space="preserve"> </w:t>
+      </w:r>
+      <w:r>
+        <w:rPr>
+          <w:rStyle w:val="VerbatimChar"/>
+        </w:rPr>
+        <w:t xml:space="preserve">x</w:t>
+      </w:r>
+      <w:r>
+        <w:t xml:space="preserve"> </w:t>
+      </w:r>
+      <w:r>
+        <w:t xml:space="preserve">на місці пароля означає, що хеш зберігається в</w:t>
+      </w:r>
+      <w:r>
+        <w:t xml:space="preserve"> </w:t>
+      </w:r>
+      <w:r>
+        <w:rPr>
+          <w:rStyle w:val="VerbatimChar"/>
+        </w:rPr>
+        <w:t xml:space="preserve">/etc/shadow</w:t>
+      </w:r>
+      <w:r>
+        <w:t xml:space="preserve">. Системні облікові записи мають UID менший за 1000 і зазвичай оболонку</w:t>
+      </w:r>
+      <w:r>
+        <w:t xml:space="preserve"> </w:t>
+      </w:r>
+      <w:r>
+        <w:rPr>
+          <w:rStyle w:val="VerbatimChar"/>
+        </w:rPr>
+        <w:t xml:space="preserve">/usr/sbin/nologin</w:t>
+      </w:r>
+      <w:r>
+        <w:t xml:space="preserve">: вони існують для служб, а не для людей.</w:t>
+      </w:r>
+    </w:p>
+    <w:p>
+      <w:pPr>
+        <w:pStyle w:val="TableCaption"/>
+      </w:pPr>
+      <w:r>
+        <w:t xml:space="preserve">Таблиця 1 — Файли, що описують облікові записи</w:t>
+      </w:r>
+    </w:p>
+    <w:tbl>
+      <w:tblPr>
+        <w:tblStyle w:val="Table"/>
+        <w:tblW w:type="dxa" w:w="9637"/>
+        <w:tblLayout w:type="fixed"/>
+        <w:tblLook w:firstRow="1" w:lastRow="0" w:firstColumn="0" w:lastColumn="0" w:noHBand="0" w:noVBand="0" w:val="0020"/>
+      </w:tblPr>
+      <w:tblGrid>
+        <w:gridCol w:w="2224"/>
+        <w:gridCol w:w="4449"/>
+        <w:gridCol w:w="2964"/>
+      </w:tblGrid>
+      <w:tr>
+        <w:trPr>
+          <w:tblHeader w:val="on"/>
+        </w:trPr>
+        <w:tc>
+          <w:tcPr/>
+          <w:p>
+            <w:pPr>
+              <w:pStyle w:val="Compact"/>
+            </w:pPr>
+            <w:r>
+              <w:t xml:space="preserve">Файл</w:t>
+            </w:r>
+          </w:p>
+        </w:tc>
+        <w:tc>
+          <w:tcPr/>
+          <w:p>
+            <w:pPr>
+              <w:pStyle w:val="Compact"/>
+            </w:pPr>
+            <w:r>
+              <w:t xml:space="preserve">Що містить</w:t>
+            </w:r>
+          </w:p>
+        </w:tc>
+        <w:tc>
+          <w:tcPr/>
+          <w:p>
+            <w:pPr>
+              <w:pStyle w:val="Compact"/>
+            </w:pPr>
+            <w:r>
+              <w:t xml:space="preserve">Доступ</w:t>
+            </w:r>
+          </w:p>
+        </w:tc>
+      </w:tr>
+      <w:tr>
+        <w:tc>
+          <w:tcPr/>
+          <w:p>
+            <w:pPr>
+              <w:pStyle w:val="Compact"/>
+            </w:pPr>
+            <w:r>
+              <w:rPr>
+                <w:rStyle w:val="VerbatimChar"/>
+              </w:rPr>
+              <w:t xml:space="preserve">/etc/passwd</w:t>
+            </w:r>
+          </w:p>
+        </w:tc>
+        <w:tc>
+          <w:tcPr/>
+          <w:p>
+            <w:pPr>
+              <w:pStyle w:val="Compact"/>
+            </w:pPr>
+            <w:r>
+              <w:t xml:space="preserve">ім’я, UID, GID, домашній каталог, оболонка</w:t>
+            </w:r>
+          </w:p>
+        </w:tc>
+        <w:tc>
+          <w:tcPr/>
+          <w:p>
+            <w:pPr>
+              <w:pStyle w:val="Compact"/>
+            </w:pPr>
+            <w:r>
+              <w:t xml:space="preserve">читання для всіх</w:t>
+            </w:r>
+          </w:p>
+        </w:tc>
+      </w:tr>
+      <w:tr>
+        <w:tc>
+          <w:tcPr/>
+          <w:p>
+            <w:pPr>
+              <w:pStyle w:val="Compact"/>
+            </w:pPr>
+            <w:r>
+              <w:rPr>
+                <w:rStyle w:val="VerbatimChar"/>
+              </w:rPr>
+              <w:t xml:space="preserve">/etc/shadow</w:t>
+            </w:r>
+          </w:p>
+        </w:tc>
+        <w:tc>
+          <w:tcPr/>
+          <w:p>
+            <w:pPr>
+              <w:pStyle w:val="Compact"/>
+            </w:pPr>
+            <w:r>
+              <w:t xml:space="preserve">хеш пароля, терміни дії</w:t>
+            </w:r>
+          </w:p>
+        </w:tc>
+        <w:tc>
+          <w:tcPr/>
+          <w:p>
+            <w:pPr>
+              <w:pStyle w:val="Compact"/>
+            </w:pPr>
+            <w:r>
+              <w:t xml:space="preserve">лише root</w:t>
+            </w:r>
+          </w:p>
+        </w:tc>
+      </w:tr>
+      <w:tr>
+        <w:tc>
+          <w:tcPr/>
+          <w:p>
+            <w:pPr>
+              <w:pStyle w:val="Compact"/>
+            </w:pPr>
+            <w:r>
+              <w:rPr>
+                <w:rStyle w:val="VerbatimChar"/>
+              </w:rPr>
+              <w:t xml:space="preserve">/etc/group</w:t>
+            </w:r>
+          </w:p>
+        </w:tc>
+        <w:tc>
+          <w:tcPr/>
+          <w:p>
+            <w:pPr>
+              <w:pStyle w:val="Compact"/>
+            </w:pPr>
+            <w:r>
+              <w:t xml:space="preserve">групи та список їхніх учасників</w:t>
+            </w:r>
+          </w:p>
+        </w:tc>
+        <w:tc>
+          <w:tcPr/>
+          <w:p>
+            <w:pPr>
+              <w:pStyle w:val="Compact"/>
+            </w:pPr>
+            <w:r>
+              <w:t xml:space="preserve">читання для всіх</w:t>
+            </w:r>
+          </w:p>
+        </w:tc>
+      </w:tr>
+      <w:tr>
+        <w:tc>
+          <w:tcPr/>
+          <w:p>
+            <w:pPr>
+              <w:pStyle w:val="Compact"/>
+            </w:pPr>
+            <w:r>
+              <w:rPr>
+                <w:rStyle w:val="VerbatimChar"/>
+              </w:rPr>
+              <w:t xml:space="preserve">/etc/skel</w:t>
+            </w:r>
+          </w:p>
+        </w:tc>
+        <w:tc>
+          <w:tcPr/>
+          <w:p>
+            <w:pPr>
+              <w:pStyle w:val="Compact"/>
+            </w:pPr>
+            <w:r>
+              <w:t xml:space="preserve">шаблон домашнього каталогу нового користувача</w:t>
+            </w:r>
+          </w:p>
+        </w:tc>
+        <w:tc>
+          <w:tcPr/>
+          <w:p>
+            <w:pPr>
+              <w:pStyle w:val="Compact"/>
+            </w:pPr>
+            <w:r>
+              <w:t xml:space="preserve">лише root</w:t>
+            </w:r>
+          </w:p>
+        </w:tc>
+      </w:tr>
+      <w:tr>
+        <w:tc>
+          <w:tcPr/>
+          <w:p>
+            <w:pPr>
+              <w:pStyle w:val="Compact"/>
+            </w:pPr>
+            <w:r>
+              <w:rPr>
+                <w:rStyle w:val="VerbatimChar"/>
+              </w:rPr>
+              <w:t xml:space="preserve">/etc/sudoers</w:t>
+            </w:r>
+          </w:p>
+        </w:tc>
+        <w:tc>
+          <w:tcPr/>
+          <w:p>
+            <w:pPr>
+              <w:pStyle w:val="Compact"/>
+            </w:pPr>
+            <w:r>
+              <w:t xml:space="preserve">політика підвищення прав</w:t>
+            </w:r>
+          </w:p>
+        </w:tc>
+        <w:tc>
+          <w:tcPr/>
+          <w:p>
+            <w:pPr>
+              <w:pStyle w:val="Compact"/>
+            </w:pPr>
+            <w:r>
+              <w:t xml:space="preserve">лише root, редагувати через</w:t>
+            </w:r>
+            <w:r>
+              <w:t xml:space="preserve"> </w:t>
+            </w:r>
+            <w:r>
+              <w:rPr>
+                <w:rStyle w:val="VerbatimChar"/>
+              </w:rPr>
+              <w:t xml:space="preserve">visudo</w:t>
+            </w:r>
+          </w:p>
+        </w:tc>
+      </w:tr>
+    </w:tbl>
+    <w:bookmarkEnd w:id="9"/>
+    <w:bookmarkStart w:id="10" w:name="створення-та-налаштування-користувачів"/>
+    <w:p>
+      <w:pPr>
+        <w:pStyle w:val="Heading3"/>
+      </w:pPr>
+      <w:r>
+        <w:t xml:space="preserve">2 Створення та налаштування користувачів</w:t>
+      </w:r>
+    </w:p>
+    <w:p>
+      <w:pPr>
+        <w:pStyle w:val="SourceCode"/>
+      </w:pPr>
+      <w:r>
+        <w:rPr>
+          <w:rStyle w:val="VerbatimChar"/>
+        </w:rPr>
+        <w:t xml:space="preserve">sudo adduser dev1                      # інтерактивно: домашній каталог, пароль</w:t>
+      </w:r>
+      <w:r>
+        <w:br/>
+      </w:r>
+      <w:r>
+        <w:rPr>
+          <w:rStyle w:val="VerbatimChar"/>
+        </w:rPr>
+        <w:t xml:space="preserve">sudo useradd -m -s /bin/bash dev2      # низькорівневий аналог</w:t>
+      </w:r>
+      <w:r>
+        <w:br/>
+      </w:r>
+      <w:r>
+        <w:rPr>
+          <w:rStyle w:val="VerbatimChar"/>
+        </w:rPr>
+        <w:t xml:space="preserve">sudo passwd dev2                       # задати пароль</w:t>
+      </w:r>
+      <w:r>
+        <w:br/>
+      </w:r>
+      <w:r>
+        <w:rPr>
+          <w:rStyle w:val="VerbatimChar"/>
+        </w:rPr>
+        <w:t xml:space="preserve">sudo usermod -aG developers dev1       # додати до додаткової групи</w:t>
+      </w:r>
+      <w:r>
+        <w:br/>
+      </w:r>
+      <w:r>
+        <w:rPr>
+          <w:rStyle w:val="VerbatimChar"/>
+        </w:rPr>
+        <w:t xml:space="preserve">sudo usermod -L dev2                   # заблокувати обліковий запис</w:t>
+      </w:r>
+      <w:r>
+        <w:br/>
+      </w:r>
+      <w:r>
+        <w:rPr>
+          <w:rStyle w:val="VerbatimChar"/>
+        </w:rPr>
+        <w:t xml:space="preserve">sudo chage -l dev1                     # терміни дії пароля</w:t>
+      </w:r>
+      <w:r>
+        <w:br/>
+      </w:r>
+      <w:r>
+        <w:rPr>
+          <w:rStyle w:val="VerbatimChar"/>
+        </w:rPr>
+        <w:t xml:space="preserve">sudo deluser --remove-home dev2        # видалити разом із домашнім каталогом</w:t>
+      </w:r>
+    </w:p>
+    <w:p>
+      <w:pPr>
+        <w:pStyle w:val="FirstParagraph"/>
+      </w:pPr>
+      <w:r>
+        <w:t xml:space="preserve">Ключ</w:t>
+      </w:r>
+      <w:r>
+        <w:t xml:space="preserve"> </w:t>
+      </w:r>
+      <w:r>
+        <w:rPr>
+          <w:rStyle w:val="VerbatimChar"/>
+        </w:rPr>
+        <w:t xml:space="preserve">-a</w:t>
+      </w:r>
+      <w:r>
+        <w:t xml:space="preserve"> </w:t>
+      </w:r>
+      <w:r>
+        <w:t xml:space="preserve">в</w:t>
+      </w:r>
+      <w:r>
+        <w:t xml:space="preserve"> </w:t>
+      </w:r>
+      <w:r>
+        <w:rPr>
+          <w:rStyle w:val="VerbatimChar"/>
+        </w:rPr>
+        <w:t xml:space="preserve">usermod -aG</w:t>
+      </w:r>
+      <w:r>
+        <w:t xml:space="preserve"> </w:t>
+      </w:r>
+      <w:r>
+        <w:t xml:space="preserve">критично важливий: без нього список додаткових груп не доповнюється, а замінюється, і користувач може втратити, зокрема, членство в групі</w:t>
+      </w:r>
+      <w:r>
+        <w:t xml:space="preserve"> </w:t>
+      </w:r>
+      <w:r>
+        <w:rPr>
+          <w:rStyle w:val="VerbatimChar"/>
+        </w:rPr>
+        <w:t xml:space="preserve">sudo</w:t>
+      </w:r>
+      <w:r>
+        <w:t xml:space="preserve">.</w:t>
+      </w:r>
+    </w:p>
+    <w:bookmarkEnd w:id="10"/>
+    <w:bookmarkStart w:id="11" w:name="групи-основна-й-додаткові"/>
+    <w:p>
+      <w:pPr>
+        <w:pStyle w:val="Heading3"/>
+      </w:pPr>
+      <w:r>
+        <w:t xml:space="preserve">3 Групи: основна й додаткові</w:t>
+      </w:r>
+    </w:p>
+    <w:p>
+      <w:pPr>
+        <w:pStyle w:val="FirstParagraph"/>
+      </w:pPr>
+      <w:r>
+        <w:t xml:space="preserve">Кожен користувач має рівно одну основну групу (її GID записано в</w:t>
+      </w:r>
+      <w:r>
+        <w:t xml:space="preserve"> </w:t>
+      </w:r>
+      <w:r>
+        <w:rPr>
+          <w:rStyle w:val="VerbatimChar"/>
+        </w:rPr>
+        <w:t xml:space="preserve">/etc/passwd</w:t>
+      </w:r>
+      <w:r>
+        <w:t xml:space="preserve">) і будь-яку кількість додаткових. Основна група визначає групу-власника новостворених файлів, додаткові — розширюють доступ.</w:t>
+      </w:r>
+    </w:p>
+    <w:p>
+      <w:pPr>
+        <w:pStyle w:val="SourceCode"/>
+      </w:pPr>
+      <w:r>
+        <w:rPr>
+          <w:rStyle w:val="VerbatimChar"/>
+        </w:rPr>
+        <w:t xml:space="preserve">sudo groupadd developers</w:t>
+      </w:r>
+      <w:r>
+        <w:br/>
+      </w:r>
+      <w:r>
+        <w:rPr>
+          <w:rStyle w:val="VerbatimChar"/>
+        </w:rPr>
+        <w:t xml:space="preserve">sudo groupadd -g 2000 testers          # з явним GID</w:t>
+      </w:r>
+      <w:r>
+        <w:br/>
+      </w:r>
+      <w:r>
+        <w:rPr>
+          <w:rStyle w:val="VerbatimChar"/>
+        </w:rPr>
+        <w:t xml:space="preserve">id dev1                                # усі групи користувача</w:t>
+      </w:r>
+      <w:r>
+        <w:br/>
+      </w:r>
+      <w:r>
+        <w:rPr>
+          <w:rStyle w:val="VerbatimChar"/>
+        </w:rPr>
+        <w:t xml:space="preserve">groups dev1</w:t>
+      </w:r>
+      <w:r>
+        <w:br/>
+      </w:r>
+      <w:r>
+        <w:rPr>
+          <w:rStyle w:val="VerbatimChar"/>
+        </w:rPr>
+        <w:t xml:space="preserve">getent group developers                # склад групи</w:t>
+      </w:r>
+      <w:r>
+        <w:br/>
+      </w:r>
+      <w:r>
+        <w:rPr>
+          <w:rStyle w:val="VerbatimChar"/>
+        </w:rPr>
+        <w:t xml:space="preserve">sudo gpasswd -d dev1 developers        # вилучити з групи</w:t>
+      </w:r>
+    </w:p>
+    <w:p>
+      <w:pPr>
+        <w:pStyle w:val="FirstParagraph"/>
+      </w:pPr>
+      <w:r>
+        <w:t xml:space="preserve">Зміна складу груп набуває чинності для нового сеансу: користувач має вийти й увійти знову або виконати</w:t>
+      </w:r>
+      <w:r>
+        <w:t xml:space="preserve"> </w:t>
+      </w:r>
+      <w:r>
+        <w:rPr>
+          <w:rStyle w:val="VerbatimChar"/>
+        </w:rPr>
+        <w:t xml:space="preserve">newgrp</w:t>
+      </w:r>
+      <w:r>
+        <w:t xml:space="preserve">.</w:t>
+      </w:r>
+    </w:p>
+    <w:bookmarkEnd w:id="11"/>
+    <w:bookmarkStart w:id="12" w:name="права-доступу-три-категорії-три-дії"/>
+    <w:p>
+      <w:pPr>
+        <w:pStyle w:val="Heading3"/>
+      </w:pPr>
+      <w:r>
+        <w:t xml:space="preserve">4 Права доступу: три категорії, три дії</w:t>
+      </w:r>
+    </w:p>
+    <w:p>
+      <w:pPr>
+        <w:pStyle w:val="FirstParagraph"/>
+      </w:pPr>
+      <w:r>
+        <w:t xml:space="preserve">Права описують, що можуть робити з файлом власник (</w:t>
+      </w:r>
+      <w:r>
+        <w:rPr>
+          <w:rStyle w:val="VerbatimChar"/>
+        </w:rPr>
+        <w:t xml:space="preserve">u</w:t>
+      </w:r>
+      <w:r>
+        <w:t xml:space="preserve">), група-власник (</w:t>
+      </w:r>
+      <w:r>
+        <w:rPr>
+          <w:rStyle w:val="VerbatimChar"/>
+        </w:rPr>
+        <w:t xml:space="preserve">g</w:t>
+      </w:r>
+      <w:r>
+        <w:t xml:space="preserve">) та всі інші (</w:t>
+      </w:r>
+      <w:r>
+        <w:rPr>
+          <w:rStyle w:val="VerbatimChar"/>
+        </w:rPr>
+        <w:t xml:space="preserve">o</w:t>
+      </w:r>
+      <w:r>
+        <w:t xml:space="preserve">). Дії — читання (</w:t>
+      </w:r>
+      <w:r>
+        <w:rPr>
+          <w:rStyle w:val="VerbatimChar"/>
+        </w:rPr>
+        <w:t xml:space="preserve">r</w:t>
+      </w:r>
+      <w:r>
+        <w:t xml:space="preserve">), запис (</w:t>
+      </w:r>
+      <w:r>
+        <w:rPr>
+          <w:rStyle w:val="VerbatimChar"/>
+        </w:rPr>
+        <w:t xml:space="preserve">w</w:t>
+      </w:r>
+      <w:r>
+        <w:t xml:space="preserve">), виконання (</w:t>
+      </w:r>
+      <w:r>
+        <w:rPr>
+          <w:rStyle w:val="VerbatimChar"/>
+        </w:rPr>
+        <w:t xml:space="preserve">x</w:t>
+      </w:r>
+      <w:r>
+        <w:t xml:space="preserve">).</w:t>
+      </w:r>
+    </w:p>
+    <w:p>
+      <w:pPr>
+        <w:pStyle w:val="SourceCode"/>
+      </w:pPr>
+      <w:r>
+        <w:rPr>
+          <w:rStyle w:val="VerbatimChar"/>
+        </w:rPr>
+        <w:t xml:space="preserve">-rwxr-x---  1 dev1 developers  4096 вер 18 11:20 script.sh</w:t>
+      </w:r>
+      <w:r>
+        <w:br/>
+      </w:r>
+      <w:r>
+        <w:rPr>
+          <w:rStyle w:val="VerbatimChar"/>
+        </w:rPr>
+        <w:t xml:space="preserve">│└┬┘└┬┘└┬┘     └┬─┘ └───┬────┘</w:t>
+      </w:r>
+      <w:r>
+        <w:br/>
+      </w:r>
+      <w:r>
+        <w:rPr>
+          <w:rStyle w:val="VerbatimChar"/>
+        </w:rPr>
+        <w:t xml:space="preserve">│ │  │  │       │       └── група-власник</w:t>
+      </w:r>
+      <w:r>
+        <w:br/>
+      </w:r>
+      <w:r>
+        <w:rPr>
+          <w:rStyle w:val="VerbatimChar"/>
+        </w:rPr>
+        <w:t xml:space="preserve">│ │  │  │       └────────── власник</w:t>
+      </w:r>
+      <w:r>
+        <w:br/>
+      </w:r>
+      <w:r>
+        <w:rPr>
+          <w:rStyle w:val="VerbatimChar"/>
+        </w:rPr>
+        <w:t xml:space="preserve">│ │  │  └────────────────── права інших: немає</w:t>
+      </w:r>
+      <w:r>
+        <w:br/>
+      </w:r>
+      <w:r>
+        <w:rPr>
+          <w:rStyle w:val="VerbatimChar"/>
+        </w:rPr>
+        <w:t xml:space="preserve">│ │  └───────────────────── права групи: читання й виконання</w:t>
+      </w:r>
+      <w:r>
+        <w:br/>
+      </w:r>
+      <w:r>
+        <w:rPr>
+          <w:rStyle w:val="VerbatimChar"/>
+        </w:rPr>
+        <w:t xml:space="preserve">│ └──────────────────────── права власника: читання, запис, виконання</w:t>
+      </w:r>
+      <w:r>
+        <w:br/>
+      </w:r>
+      <w:r>
+        <w:rPr>
+          <w:rStyle w:val="VerbatimChar"/>
+        </w:rPr>
+        <w:t xml:space="preserve">└────────────────────────── тип: - звичайний файл, d каталог, l посилання</w:t>
+      </w:r>
+    </w:p>
+    <w:p>
+      <w:pPr>
+        <w:pStyle w:val="FirstParagraph"/>
+      </w:pPr>
+      <w:r>
+        <w:t xml:space="preserve">Для каталогу права мають інший зміст:</w:t>
+      </w:r>
+      <w:r>
+        <w:t xml:space="preserve"> </w:t>
+      </w:r>
+      <w:r>
+        <w:rPr>
+          <w:rStyle w:val="VerbatimChar"/>
+        </w:rPr>
+        <w:t xml:space="preserve">r</w:t>
+      </w:r>
+      <w:r>
+        <w:t xml:space="preserve"> </w:t>
+      </w:r>
+      <w:r>
+        <w:t xml:space="preserve">дозволяє переглянути перелік імен,</w:t>
+      </w:r>
+      <w:r>
+        <w:t xml:space="preserve"> </w:t>
+      </w:r>
+      <w:r>
+        <w:rPr>
+          <w:rStyle w:val="VerbatimChar"/>
+        </w:rPr>
+        <w:t xml:space="preserve">w</w:t>
+      </w:r>
+      <w:r>
+        <w:t xml:space="preserve"> </w:t>
+      </w:r>
+      <w:r>
+        <w:t xml:space="preserve">— створювати й видаляти записи,</w:t>
+      </w:r>
+      <w:r>
+        <w:t xml:space="preserve"> </w:t>
+      </w:r>
+      <w:r>
+        <w:rPr>
+          <w:rStyle w:val="VerbatimChar"/>
+        </w:rPr>
+        <w:t xml:space="preserve">x</w:t>
+      </w:r>
+      <w:r>
+        <w:t xml:space="preserve"> </w:t>
+      </w:r>
+      <w:r>
+        <w:t xml:space="preserve">— увійти в каталог і звертатися до файлів усередині. Саме тому каталог без</w:t>
+      </w:r>
+      <w:r>
+        <w:t xml:space="preserve"> </w:t>
+      </w:r>
+      <w:r>
+        <w:rPr>
+          <w:rStyle w:val="VerbatimChar"/>
+        </w:rPr>
+        <w:t xml:space="preserve">x</w:t>
+      </w:r>
+      <w:r>
+        <w:t xml:space="preserve"> </w:t>
+      </w:r>
+      <w:r>
+        <w:t xml:space="preserve">недоступний навіть тоді, коли права на самі файли дозволяють доступ.</w:t>
+      </w:r>
+    </w:p>
+    <w:p>
+      <w:pPr>
+        <w:pStyle w:val="TableCaption"/>
+      </w:pPr>
+      <w:r>
+        <w:t xml:space="preserve">Таблиця 2 — Числове й символьне подання прав</w:t>
+      </w:r>
+    </w:p>
+    <w:tbl>
+      <w:tblPr>
+        <w:tblStyle w:val="Table"/>
+        <w:tblW w:type="dxa" w:w="9637"/>
+        <w:tblLayout w:type="fixed"/>
+        <w:tblLook w:firstRow="1" w:lastRow="0" w:firstColumn="0" w:lastColumn="0" w:noHBand="0" w:noVBand="0" w:val="0020"/>
+      </w:tblPr>
+      <w:tblGrid>
+        <w:gridCol w:w="2115"/>
+        <w:gridCol w:w="2585"/>
+        <w:gridCol w:w="4937"/>
+      </w:tblGrid>
+      <w:tr>
+        <w:trPr>
+          <w:tblHeader w:val="on"/>
+        </w:trPr>
+        <w:tc>
+          <w:tcPr/>
+          <w:p>
+            <w:pPr>
+              <w:pStyle w:val="Compact"/>
+            </w:pPr>
+            <w:r>
+              <w:t xml:space="preserve">Числове</w:t>
+            </w:r>
+          </w:p>
+        </w:tc>
+        <w:tc>
+          <w:tcPr/>
+          <w:p>
+            <w:pPr>
+              <w:pStyle w:val="Compact"/>
+            </w:pPr>
+            <w:r>
+              <w:t xml:space="preserve">Символьне</w:t>
+            </w:r>
+          </w:p>
+        </w:tc>
+        <w:tc>
+          <w:tcPr/>
+          <w:p>
+            <w:pPr>
+              <w:pStyle w:val="Compact"/>
+            </w:pPr>
+            <w:r>
+              <w:t xml:space="preserve">Типове застосування</w:t>
+            </w:r>
+          </w:p>
+        </w:tc>
+      </w:tr>
+      <w:tr>
+        <w:tc>
+          <w:tcPr/>
+          <w:p>
+            <w:pPr>
+              <w:pStyle w:val="Compact"/>
+            </w:pPr>
+            <w:r>
+              <w:rPr>
+                <w:rStyle w:val="VerbatimChar"/>
+              </w:rPr>
+              <w:t xml:space="preserve">644</w:t>
+            </w:r>
+          </w:p>
+        </w:tc>
+        <w:tc>
+          <w:tcPr/>
+          <w:p>
+            <w:pPr>
+              <w:pStyle w:val="Compact"/>
+            </w:pPr>
+            <w:r>
+              <w:rPr>
+                <w:rStyle w:val="VerbatimChar"/>
+              </w:rPr>
+              <w:t xml:space="preserve">rw-r--r--</w:t>
+            </w:r>
+          </w:p>
+        </w:tc>
+        <w:tc>
+          <w:tcPr/>
+          <w:p>
+            <w:pPr>
+              <w:pStyle w:val="Compact"/>
+            </w:pPr>
+            <w:r>
+              <w:t xml:space="preserve">звичайний документ</w:t>
+            </w:r>
+          </w:p>
+        </w:tc>
+      </w:tr>
+      <w:tr>
+        <w:tc>
+          <w:tcPr/>
+          <w:p>
+            <w:pPr>
+              <w:pStyle w:val="Compact"/>
+            </w:pPr>
+            <w:r>
+              <w:rPr>
+                <w:rStyle w:val="VerbatimChar"/>
+              </w:rPr>
+              <w:t xml:space="preserve">600</w:t>
+            </w:r>
+          </w:p>
+        </w:tc>
+        <w:tc>
+          <w:tcPr/>
+          <w:p>
+            <w:pPr>
+              <w:pStyle w:val="Compact"/>
+            </w:pPr>
+            <w:r>
+              <w:rPr>
+                <w:rStyle w:val="VerbatimChar"/>
+              </w:rPr>
+              <w:t xml:space="preserve">rw-------</w:t>
+            </w:r>
+          </w:p>
+        </w:tc>
+        <w:tc>
+          <w:tcPr/>
+          <w:p>
+            <w:pPr>
+              <w:pStyle w:val="Compact"/>
+            </w:pPr>
+            <w:r>
+              <w:t xml:space="preserve">приватний файл, ключ, пароль</w:t>
+            </w:r>
+          </w:p>
+        </w:tc>
+      </w:tr>
+      <w:tr>
+        <w:tc>
+          <w:tcPr/>
+          <w:p>
+            <w:pPr>
+              <w:pStyle w:val="Compact"/>
+            </w:pPr>
+            <w:r>
+              <w:rPr>
+                <w:rStyle w:val="VerbatimChar"/>
+              </w:rPr>
+              <w:t xml:space="preserve">755</w:t>
+            </w:r>
+          </w:p>
+        </w:tc>
+        <w:tc>
+          <w:tcPr/>
+          <w:p>
+            <w:pPr>
+              <w:pStyle w:val="Compact"/>
+            </w:pPr>
+            <w:r>
+              <w:rPr>
+                <w:rStyle w:val="VerbatimChar"/>
+              </w:rPr>
+              <w:t xml:space="preserve">rwxr-xr-x</w:t>
+            </w:r>
+          </w:p>
+        </w:tc>
+        <w:tc>
+          <w:tcPr/>
+          <w:p>
+            <w:pPr>
+              <w:pStyle w:val="Compact"/>
+            </w:pPr>
+            <w:r>
+              <w:t xml:space="preserve">програма, скрипт, каталог загального доступу</w:t>
+            </w:r>
+          </w:p>
+        </w:tc>
+      </w:tr>
+      <w:tr>
+        <w:tc>
+          <w:tcPr/>
+          <w:p>
+            <w:pPr>
+              <w:pStyle w:val="Compact"/>
+            </w:pPr>
+            <w:r>
+              <w:rPr>
+                <w:rStyle w:val="VerbatimChar"/>
+              </w:rPr>
+              <w:t xml:space="preserve">750</w:t>
+            </w:r>
+          </w:p>
+        </w:tc>
+        <w:tc>
+          <w:tcPr/>
+          <w:p>
+            <w:pPr>
+              <w:pStyle w:val="Compact"/>
+            </w:pPr>
+            <w:r>
+              <w:rPr>
+                <w:rStyle w:val="VerbatimChar"/>
+              </w:rPr>
+              <w:t xml:space="preserve">rwxr-x---</w:t>
+            </w:r>
+          </w:p>
+        </w:tc>
+        <w:tc>
+          <w:tcPr/>
+          <w:p>
+            <w:pPr>
+              <w:pStyle w:val="Compact"/>
+            </w:pPr>
+            <w:r>
+              <w:t xml:space="preserve">каталог для власника й групи</w:t>
+            </w:r>
+          </w:p>
+        </w:tc>
+      </w:tr>
+      <w:tr>
+        <w:tc>
+          <w:tcPr/>
+          <w:p>
+            <w:pPr>
+              <w:pStyle w:val="Compact"/>
+            </w:pPr>
+            <w:r>
+              <w:rPr>
+                <w:rStyle w:val="VerbatimChar"/>
+              </w:rPr>
+              <w:t xml:space="preserve">770</w:t>
+            </w:r>
+          </w:p>
+        </w:tc>
+        <w:tc>
+          <w:tcPr/>
+          <w:p>
+            <w:pPr>
+              <w:pStyle w:val="Compact"/>
+            </w:pPr>
+            <w:r>
+              <w:rPr>
+                <w:rStyle w:val="VerbatimChar"/>
+              </w:rPr>
+              <w:t xml:space="preserve">rwxrwx---</w:t>
+            </w:r>
+          </w:p>
+        </w:tc>
+        <w:tc>
+          <w:tcPr/>
+          <w:p>
+            <w:pPr>
+              <w:pStyle w:val="Compact"/>
+            </w:pPr>
+            <w:r>
+              <w:t xml:space="preserve">спільний каталог команди</w:t>
+            </w:r>
+          </w:p>
+        </w:tc>
+      </w:tr>
+      <w:tr>
+        <w:tc>
+          <w:tcPr/>
+          <w:p>
+            <w:pPr>
+              <w:pStyle w:val="Compact"/>
+            </w:pPr>
+            <w:r>
+              <w:rPr>
+                <w:rStyle w:val="VerbatimChar"/>
+              </w:rPr>
+              <w:t xml:space="preserve">777</w:t>
+            </w:r>
+          </w:p>
+        </w:tc>
+        <w:tc>
+          <w:tcPr/>
+          <w:p>
+            <w:pPr>
+              <w:pStyle w:val="Compact"/>
+            </w:pPr>
+            <w:r>
+              <w:rPr>
+                <w:rStyle w:val="VerbatimChar"/>
+              </w:rPr>
+              <w:t xml:space="preserve">rwxrwxrwx</w:t>
+            </w:r>
+          </w:p>
+        </w:tc>
+        <w:tc>
+          <w:tcPr/>
+          <w:p>
+            <w:pPr>
+              <w:pStyle w:val="Compact"/>
+            </w:pPr>
+            <w:r>
+              <w:t xml:space="preserve">доступ усім: у робочих системах не застосовують</w:t>
+            </w:r>
+          </w:p>
+        </w:tc>
+      </w:tr>
+    </w:tbl>
+    <w:p>
+      <w:pPr>
+        <w:pStyle w:val="SourceCode"/>
+      </w:pPr>
+      <w:r>
+        <w:rPr>
+          <w:rStyle w:val="VerbatimChar"/>
+        </w:rPr>
+        <w:t xml:space="preserve">chmod 750 script.sh                    # числовий спосіб</w:t>
+      </w:r>
+      <w:r>
+        <w:br/>
+      </w:r>
+      <w:r>
+        <w:rPr>
+          <w:rStyle w:val="VerbatimChar"/>
+        </w:rPr>
+        <w:t xml:space="preserve">chmod u+x,g-w,o= script.sh             # символьний спосіб</w:t>
+      </w:r>
+      <w:r>
+        <w:br/>
+      </w:r>
+      <w:r>
+        <w:rPr>
+          <w:rStyle w:val="VerbatimChar"/>
+        </w:rPr>
+        <w:t xml:space="preserve">chmod -R g+rX /srv/team                # рекурсивно, X лише для каталогів</w:t>
+      </w:r>
+      <w:r>
+        <w:br/>
+      </w:r>
+      <w:r>
+        <w:rPr>
+          <w:rStyle w:val="VerbatimChar"/>
+        </w:rPr>
+        <w:t xml:space="preserve">sudo chown dev1:developers report.txt  # змінити власника й групу</w:t>
+      </w:r>
+      <w:r>
+        <w:br/>
+      </w:r>
+      <w:r>
+        <w:rPr>
+          <w:rStyle w:val="VerbatimChar"/>
+        </w:rPr>
+        <w:t xml:space="preserve">sudo chgrp developers report.txt       # лише групу</w:t>
+      </w:r>
+    </w:p>
+    <w:p>
+      <w:pPr>
+        <w:pStyle w:val="FirstParagraph"/>
+      </w:pPr>
+      <w:r>
+        <w:t xml:space="preserve">Великий</w:t>
+      </w:r>
+      <w:r>
+        <w:t xml:space="preserve"> </w:t>
+      </w:r>
+      <w:r>
+        <w:rPr>
+          <w:rStyle w:val="VerbatimChar"/>
+        </w:rPr>
+        <w:t xml:space="preserve">X</w:t>
+      </w:r>
+      <w:r>
+        <w:t xml:space="preserve"> </w:t>
+      </w:r>
+      <w:r>
+        <w:t xml:space="preserve">у</w:t>
+      </w:r>
+      <w:r>
+        <w:t xml:space="preserve"> </w:t>
+      </w:r>
+      <w:r>
+        <w:rPr>
+          <w:rStyle w:val="VerbatimChar"/>
+        </w:rPr>
+        <w:t xml:space="preserve">chmod -R g+rX</w:t>
+      </w:r>
+      <w:r>
+        <w:t xml:space="preserve"> </w:t>
+      </w:r>
+      <w:r>
+        <w:t xml:space="preserve">додає право виконання тільки каталогам і тим файлам, у яких воно вже є хоча б для однієї категорії. Це стандартний прийом, щоб рекурсивна зміна прав не зробила виконуваними всі текстові файли.</w:t>
+      </w:r>
+    </w:p>
+    <w:bookmarkEnd w:id="12"/>
+    <w:bookmarkStart w:id="13" w:name="маска-прав-umask"/>
+    <w:p>
+      <w:pPr>
+        <w:pStyle w:val="Heading3"/>
+      </w:pPr>
+      <w:r>
+        <w:t xml:space="preserve">5 Маска прав umask</w:t>
+      </w:r>
+    </w:p>
+    <w:p>
+      <w:pPr>
+        <w:pStyle w:val="FirstParagraph"/>
+      </w:pPr>
+      <w:r>
+        <w:t xml:space="preserve">Новостворені файли не отримують права</w:t>
+      </w:r>
+      <w:r>
+        <w:t xml:space="preserve"> </w:t>
+      </w:r>
+      <w:r>
+        <w:rPr>
+          <w:rStyle w:val="VerbatimChar"/>
+        </w:rPr>
+        <w:t xml:space="preserve">777</w:t>
+      </w:r>
+      <w:r>
+        <w:t xml:space="preserve">: із базових значень віднімається маска</w:t>
+      </w:r>
+      <w:r>
+        <w:t xml:space="preserve"> </w:t>
+      </w:r>
+      <w:r>
+        <w:rPr>
+          <w:rStyle w:val="VerbatimChar"/>
+        </w:rPr>
+        <w:t xml:space="preserve">umask</w:t>
+      </w:r>
+      <w:r>
+        <w:t xml:space="preserve">. Для файлів базою є</w:t>
+      </w:r>
+      <w:r>
+        <w:t xml:space="preserve"> </w:t>
+      </w:r>
+      <w:r>
+        <w:rPr>
+          <w:rStyle w:val="VerbatimChar"/>
+        </w:rPr>
+        <w:t xml:space="preserve">666</w:t>
+      </w:r>
+      <w:r>
+        <w:t xml:space="preserve">, для каталогів —</w:t>
+      </w:r>
+      <w:r>
+        <w:t xml:space="preserve"> </w:t>
+      </w:r>
+      <w:r>
+        <w:rPr>
+          <w:rStyle w:val="VerbatimChar"/>
+        </w:rPr>
+        <w:t xml:space="preserve">777</w:t>
+      </w:r>
+      <w:r>
+        <w:t xml:space="preserve">.</w:t>
+      </w:r>
+    </w:p>
+    <w:p>
+      <w:pPr>
+        <w:pStyle w:val="SourceCode"/>
+      </w:pPr>
+      <w:r>
+        <w:rPr>
+          <w:rStyle w:val="VerbatimChar"/>
+        </w:rPr>
+        <w:t xml:space="preserve">umask                                  # поточна маска, зазвичай 0022</w:t>
+      </w:r>
+      <w:r>
+        <w:br/>
+      </w:r>
+      <w:r>
+        <w:rPr>
+          <w:rStyle w:val="VerbatimChar"/>
+        </w:rPr>
+        <w:t xml:space="preserve">umask -S                               # у символьному вигляді</w:t>
+      </w:r>
+      <w:r>
+        <w:br/>
+      </w:r>
+      <w:r>
+        <w:rPr>
+          <w:rStyle w:val="VerbatimChar"/>
+        </w:rPr>
+        <w:t xml:space="preserve">touch a.txt &amp;&amp; ls -l a.txt             # 644 = 666 - 022</w:t>
+      </w:r>
+      <w:r>
+        <w:br/>
+      </w:r>
+      <w:r>
+        <w:rPr>
+          <w:rStyle w:val="VerbatimChar"/>
+        </w:rPr>
+        <w:t xml:space="preserve">mkdir d &amp;&amp; ls -ld d                    # 755 = 777 - 022</w:t>
+      </w:r>
+      <w:r>
+        <w:br/>
+      </w:r>
+      <w:r>
+        <w:rPr>
+          <w:rStyle w:val="VerbatimChar"/>
+        </w:rPr>
+        <w:t xml:space="preserve">umask 077                              # приватний режим: 600 і 700</w:t>
+      </w:r>
+    </w:p>
+    <w:bookmarkEnd w:id="13"/>
+    <w:bookmarkStart w:id="14" w:name="спеціальні-біти"/>
+    <w:p>
+      <w:pPr>
+        <w:pStyle w:val="Heading3"/>
+      </w:pPr>
+      <w:r>
+        <w:t xml:space="preserve">6 Спеціальні біти</w:t>
+      </w:r>
+    </w:p>
+    <w:p>
+      <w:pPr>
+        <w:pStyle w:val="TableCaption"/>
+      </w:pPr>
+      <w:r>
+        <w:t xml:space="preserve">Таблиця 3 — Спеціальні біти прав</w:t>
+      </w:r>
+    </w:p>
+    <w:tbl>
+      <w:tblPr>
+        <w:tblStyle w:val="Table"/>
+        <w:tblW w:type="dxa" w:w="9637"/>
+        <w:tblLayout w:type="fixed"/>
+        <w:tblLook w:firstRow="1" w:lastRow="0" w:firstColumn="0" w:lastColumn="0" w:noHBand="0" w:noVBand="0" w:val="0020"/>
+      </w:tblPr>
+      <w:tblGrid>
+        <w:gridCol w:w="2095"/>
+        <w:gridCol w:w="3352"/>
+        <w:gridCol w:w="4190"/>
+      </w:tblGrid>
+      <w:tr>
+        <w:trPr>
+          <w:tblHeader w:val="on"/>
+        </w:trPr>
+        <w:tc>
+          <w:tcPr/>
+          <w:p>
+            <w:pPr>
+              <w:pStyle w:val="Compact"/>
+            </w:pPr>
+            <w:r>
+              <w:t xml:space="preserve">Біт</w:t>
+            </w:r>
+          </w:p>
+        </w:tc>
+        <w:tc>
+          <w:tcPr/>
+          <w:p>
+            <w:pPr>
+              <w:pStyle w:val="Compact"/>
+            </w:pPr>
+            <w:r>
+              <w:t xml:space="preserve">Числом</w:t>
+            </w:r>
+          </w:p>
+        </w:tc>
+        <w:tc>
+          <w:tcPr/>
+          <w:p>
+            <w:pPr>
+              <w:pStyle w:val="Compact"/>
+            </w:pPr>
+            <w:r>
+              <w:t xml:space="preserve">Для чого</w:t>
+            </w:r>
+          </w:p>
+        </w:tc>
+      </w:tr>
+      <w:tr>
+        <w:tc>
+          <w:tcPr/>
+          <w:p>
+            <w:pPr>
+              <w:pStyle w:val="Compact"/>
+            </w:pPr>
+            <w:r>
+              <w:t xml:space="preserve">SUID</w:t>
+            </w:r>
+          </w:p>
+        </w:tc>
+        <w:tc>
+          <w:tcPr/>
+          <w:p>
+            <w:pPr>
+              <w:pStyle w:val="Compact"/>
+            </w:pPr>
+            <w:r>
+              <w:rPr>
+                <w:rStyle w:val="VerbatimChar"/>
+              </w:rPr>
+              <w:t xml:space="preserve">4000</w:t>
+            </w:r>
+          </w:p>
+        </w:tc>
+        <w:tc>
+          <w:tcPr/>
+          <w:p>
+            <w:pPr>
+              <w:pStyle w:val="Compact"/>
+            </w:pPr>
+            <w:r>
+              <w:t xml:space="preserve">програма виконується з правами власника файлу (</w:t>
+            </w:r>
+            <w:r>
+              <w:rPr>
+                <w:rStyle w:val="VerbatimChar"/>
+              </w:rPr>
+              <w:t xml:space="preserve">passwd</w:t>
+            </w:r>
+            <w:r>
+              <w:t xml:space="preserve">)</w:t>
+            </w:r>
+          </w:p>
+        </w:tc>
+      </w:tr>
+      <w:tr>
+        <w:tc>
+          <w:tcPr/>
+          <w:p>
+            <w:pPr>
+              <w:pStyle w:val="Compact"/>
+            </w:pPr>
+            <w:r>
+              <w:t xml:space="preserve">SGID</w:t>
+            </w:r>
+          </w:p>
+        </w:tc>
+        <w:tc>
+          <w:tcPr/>
+          <w:p>
+            <w:pPr>
+              <w:pStyle w:val="Compact"/>
+            </w:pPr>
+            <w:r>
+              <w:rPr>
+                <w:rStyle w:val="VerbatimChar"/>
+              </w:rPr>
+              <w:t xml:space="preserve">2000</w:t>
+            </w:r>
+          </w:p>
+        </w:tc>
+        <w:tc>
+          <w:tcPr/>
+          <w:p>
+            <w:pPr>
+              <w:pStyle w:val="Compact"/>
+            </w:pPr>
+            <w:r>
+              <w:t xml:space="preserve">на каталозі: нові файли успадковують групу каталогу</w:t>
+            </w:r>
+          </w:p>
+        </w:tc>
+      </w:tr>
+      <w:tr>
+        <w:tc>
+          <w:tcPr/>
+          <w:p>
+            <w:pPr>
+              <w:pStyle w:val="Compact"/>
+            </w:pPr>
+            <w:r>
+              <w:t xml:space="preserve">Sticky</w:t>
+            </w:r>
+          </w:p>
+        </w:tc>
+        <w:tc>
+          <w:tcPr/>
+          <w:p>
+            <w:pPr>
+              <w:pStyle w:val="Compact"/>
+            </w:pPr>
+            <w:r>
+              <w:rPr>
+                <w:rStyle w:val="VerbatimChar"/>
+              </w:rPr>
+              <w:t xml:space="preserve">1000</w:t>
+            </w:r>
+          </w:p>
+        </w:tc>
+        <w:tc>
+          <w:tcPr/>
+          <w:p>
+            <w:pPr>
+              <w:pStyle w:val="Compact"/>
+            </w:pPr>
+            <w:r>
+              <w:t xml:space="preserve">у спільному каталозі видаляти файл може лише його власник (</w:t>
+            </w:r>
+            <w:r>
+              <w:rPr>
+                <w:rStyle w:val="VerbatimChar"/>
+              </w:rPr>
+              <w:t xml:space="preserve">/tmp</w:t>
+            </w:r>
+            <w:r>
+              <w:t xml:space="preserve">)</w:t>
+            </w:r>
+          </w:p>
+        </w:tc>
+      </w:tr>
+    </w:tbl>
+    <w:p>
+      <w:pPr>
+        <w:pStyle w:val="SourceCode"/>
+      </w:pPr>
+      <w:r>
+        <w:rPr>
+          <w:rStyle w:val="VerbatimChar"/>
+        </w:rPr>
+        <w:t xml:space="preserve">ls -l /usr/bin/passwd                  # -rwsr-xr-x  → SUID</w:t>
+      </w:r>
+      <w:r>
+        <w:br/>
+      </w:r>
+      <w:r>
+        <w:rPr>
+          <w:rStyle w:val="VerbatimChar"/>
+        </w:rPr>
+        <w:t xml:space="preserve">ls -ld /tmp                            # drwxrwxrwt  → sticky</w:t>
+      </w:r>
+      <w:r>
+        <w:br/>
+      </w:r>
+      <w:r>
+        <w:rPr>
+          <w:rStyle w:val="VerbatimChar"/>
+        </w:rPr>
+        <w:t xml:space="preserve">sudo chmod 2770 /srv/team              # SGID для спільного каталогу</w:t>
+      </w:r>
+      <w:r>
+        <w:br/>
+      </w:r>
+      <w:r>
+        <w:rPr>
+          <w:rStyle w:val="VerbatimChar"/>
+        </w:rPr>
+        <w:t xml:space="preserve">sudo chmod +t /srv/team                # додати sticky</w:t>
+      </w:r>
+    </w:p>
+    <w:p>
+      <w:pPr>
+        <w:pStyle w:val="FirstParagraph"/>
+      </w:pPr>
+      <w:r>
+        <w:t xml:space="preserve">Комбінація SGID і sticky — класичний рецепт спільного каталогу команди: усі учасники групи можуть створювати файли, ці файли автоматично належать спільній групі, але видалити чужий файл ніхто не може.</w:t>
+      </w:r>
+    </w:p>
+    <w:bookmarkEnd w:id="14"/>
+    <w:bookmarkStart w:id="15" w:name="списки-контролю-доступу-acl"/>
+    <w:p>
+      <w:pPr>
+        <w:pStyle w:val="Heading3"/>
+      </w:pPr>
+      <w:r>
+        <w:t xml:space="preserve">7 Списки контролю доступу ACL</w:t>
+      </w:r>
+    </w:p>
+    <w:p>
+      <w:pPr>
+        <w:pStyle w:val="FirstParagraph"/>
+      </w:pPr>
+      <w:r>
+        <w:t xml:space="preserve">Класична модель описує права лише для трьох категорій. Коли потрібен доступ для окремого користувача поза групою, застосовують ACL.</w:t>
+      </w:r>
+    </w:p>
+    <w:p>
+      <w:pPr>
+        <w:pStyle w:val="SourceCode"/>
+      </w:pPr>
+      <w:r>
+        <w:rPr>
+          <w:rStyle w:val="VerbatimChar"/>
+        </w:rPr>
+        <w:t xml:space="preserve">getfacl report.txt                     # переглянути список</w:t>
+      </w:r>
+      <w:r>
+        <w:br/>
+      </w:r>
+      <w:r>
+        <w:rPr>
+          <w:rStyle w:val="VerbatimChar"/>
+        </w:rPr>
+        <w:t xml:space="preserve">setfacl -m u:dev2:rw report.txt        # дати конкретному користувачу</w:t>
+      </w:r>
+      <w:r>
+        <w:br/>
+      </w:r>
+      <w:r>
+        <w:rPr>
+          <w:rStyle w:val="VerbatimChar"/>
+        </w:rPr>
+        <w:t xml:space="preserve">setfacl -m g:testers:r report.txt      # дати конкретній групі</w:t>
+      </w:r>
+      <w:r>
+        <w:br/>
+      </w:r>
+      <w:r>
+        <w:rPr>
+          <w:rStyle w:val="VerbatimChar"/>
+        </w:rPr>
+        <w:t xml:space="preserve">setfacl -x u:dev2 report.txt           # прибрати запис</w:t>
+      </w:r>
+      <w:r>
+        <w:br/>
+      </w:r>
+      <w:r>
+        <w:rPr>
+          <w:rStyle w:val="VerbatimChar"/>
+        </w:rPr>
+        <w:t xml:space="preserve">setfacl -d -m g:developers:rwx /srv/team   # права за замовчуванням для нових файлів</w:t>
+      </w:r>
+    </w:p>
+    <w:p>
+      <w:pPr>
+        <w:pStyle w:val="FirstParagraph"/>
+      </w:pPr>
+      <w:r>
+        <w:t xml:space="preserve">Файл із ACL позначається знаком</w:t>
+      </w:r>
+      <w:r>
+        <w:t xml:space="preserve"> </w:t>
+      </w:r>
+      <w:r>
+        <w:rPr>
+          <w:rStyle w:val="VerbatimChar"/>
+        </w:rPr>
+        <w:t xml:space="preserve">+</w:t>
+      </w:r>
+      <w:r>
+        <w:t xml:space="preserve"> </w:t>
+      </w:r>
+      <w:r>
+        <w:t xml:space="preserve">у виводі</w:t>
+      </w:r>
+      <w:r>
+        <w:t xml:space="preserve"> </w:t>
+      </w:r>
+      <w:r>
+        <w:rPr>
+          <w:rStyle w:val="VerbatimChar"/>
+        </w:rPr>
+        <w:t xml:space="preserve">ls -l</w:t>
+      </w:r>
+      <w:r>
+        <w:t xml:space="preserve">:</w:t>
+      </w:r>
+      <w:r>
+        <w:t xml:space="preserve"> </w:t>
+      </w:r>
+      <w:r>
+        <w:rPr>
+          <w:rStyle w:val="VerbatimChar"/>
+        </w:rPr>
+        <w:t xml:space="preserve">-rw-rw-r--+</w:t>
+      </w:r>
+      <w:r>
+        <w:t xml:space="preserve">. Це перше, на що дивляться, коли права «за таблицею» виглядають правильно, а доступ поводиться інакше.</w:t>
+      </w:r>
+    </w:p>
+    <w:bookmarkEnd w:id="15"/>
+    <w:bookmarkEnd w:id="16"/>
+    <w:bookmarkStart w:id="24" w:name="приклад-виконання"/>
+    <w:p>
+      <w:pPr>
+        <w:pStyle w:val="Heading2"/>
+      </w:pPr>
+      <w:r>
+        <w:t xml:space="preserve">Приклад виконання</w:t>
+      </w:r>
+    </w:p>
+    <w:bookmarkStart w:id="17" w:name="крок-1.-навчальні-користувачі-та-група"/>
+    <w:p>
+      <w:pPr>
+        <w:pStyle w:val="Heading3"/>
+      </w:pPr>
+      <w:r>
+        <w:t xml:space="preserve">Крок 1. Навчальні користувачі та група</w:t>
+      </w:r>
+    </w:p>
+    <w:p>
+      <w:pPr>
+        <w:pStyle w:val="SourceCode"/>
+      </w:pPr>
+      <w:r>
+        <w:rPr>
+          <w:rStyle w:val="VerbatimChar"/>
+        </w:rPr>
+        <w:t xml:space="preserve">student@lab-vm:~$ sudo groupadd developers</w:t>
+      </w:r>
+      <w:r>
+        <w:br/>
+      </w:r>
+      <w:r>
+        <w:rPr>
+          <w:rStyle w:val="VerbatimChar"/>
+        </w:rPr>
+        <w:t xml:space="preserve">student@lab-vm:~$ sudo adduser dev1 --gecos "Developer One" --disabled-password</w:t>
+      </w:r>
+      <w:r>
+        <w:br/>
+      </w:r>
+      <w:r>
+        <w:rPr>
+          <w:rStyle w:val="VerbatimChar"/>
+        </w:rPr>
+        <w:t xml:space="preserve">Adding user `dev1' ...</w:t>
+      </w:r>
+      <w:r>
+        <w:br/>
+      </w:r>
+      <w:r>
+        <w:rPr>
+          <w:rStyle w:val="VerbatimChar"/>
+        </w:rPr>
+        <w:t xml:space="preserve">Creating home directory `/home/dev1' ...</w:t>
+      </w:r>
+      <w:r>
+        <w:br/>
+      </w:r>
+      <w:r>
+        <w:rPr>
+          <w:rStyle w:val="VerbatimChar"/>
+        </w:rPr>
+        <w:t xml:space="preserve">Copying files from `/etc/skel' ...</w:t>
+      </w:r>
+      <w:r>
+        <w:br/>
+      </w:r>
+      <w:r>
+        <w:br/>
+      </w:r>
+      <w:r>
+        <w:rPr>
+          <w:rStyle w:val="VerbatimChar"/>
+        </w:rPr>
+        <w:t xml:space="preserve">student@lab-vm:~$ sudo adduser dev2 --gecos "Developer Two" --disabled-password</w:t>
+      </w:r>
+      <w:r>
+        <w:br/>
+      </w:r>
+      <w:r>
+        <w:rPr>
+          <w:rStyle w:val="VerbatimChar"/>
+        </w:rPr>
+        <w:t xml:space="preserve">student@lab-vm:~$ sudo usermod -aG developers dev1</w:t>
+      </w:r>
+      <w:r>
+        <w:br/>
+      </w:r>
+      <w:r>
+        <w:rPr>
+          <w:rStyle w:val="VerbatimChar"/>
+        </w:rPr>
+        <w:t xml:space="preserve">student@lab-vm:~$ sudo usermod -aG developers dev2</w:t>
+      </w:r>
+      <w:r>
+        <w:br/>
+      </w:r>
+      <w:r>
+        <w:br/>
+      </w:r>
+      <w:r>
+        <w:rPr>
+          <w:rStyle w:val="VerbatimChar"/>
+        </w:rPr>
+        <w:t xml:space="preserve">student@lab-vm:~$ id dev1</w:t>
+      </w:r>
+      <w:r>
+        <w:br/>
+      </w:r>
+      <w:r>
+        <w:rPr>
+          <w:rStyle w:val="VerbatimChar"/>
+        </w:rPr>
+        <w:t xml:space="preserve">uid=1001(dev1) gid=1001(dev1) groups=1001(dev1),1003(developers)</w:t>
+      </w:r>
+      <w:r>
+        <w:br/>
+      </w:r>
+      <w:r>
+        <w:br/>
+      </w:r>
+      <w:r>
+        <w:rPr>
+          <w:rStyle w:val="VerbatimChar"/>
+        </w:rPr>
+        <w:t xml:space="preserve">student@lab-vm:~$ getent group developers</w:t>
+      </w:r>
+      <w:r>
+        <w:br/>
+      </w:r>
+      <w:r>
+        <w:rPr>
+          <w:rStyle w:val="VerbatimChar"/>
+        </w:rPr>
+        <w:t xml:space="preserve">developers:x:1003:dev1,dev2</w:t>
+      </w:r>
+    </w:p>
+    <w:p>
+      <w:pPr>
+        <w:pStyle w:val="FirstParagraph"/>
+      </w:pPr>
+      <w:r>
+        <w:t xml:space="preserve">Основна група</w:t>
+      </w:r>
+      <w:r>
+        <w:t xml:space="preserve"> </w:t>
+      </w:r>
+      <w:r>
+        <w:rPr>
+          <w:rStyle w:val="VerbatimChar"/>
+        </w:rPr>
+        <w:t xml:space="preserve">dev1</w:t>
+      </w:r>
+      <w:r>
+        <w:t xml:space="preserve"> </w:t>
+      </w:r>
+      <w:r>
+        <w:t xml:space="preserve">створена автоматично з тим самим іменем — така схема (user private group) унеможливлює випадковий спільний доступ через основну групу.</w:t>
+      </w:r>
+    </w:p>
+    <w:bookmarkEnd w:id="17"/>
+    <w:bookmarkStart w:id="18" w:name="крок-2.-дослідження-облікових-записів"/>
+    <w:p>
+      <w:pPr>
+        <w:pStyle w:val="Heading3"/>
+      </w:pPr>
+      <w:r>
+        <w:t xml:space="preserve">Крок 2. Дослідження облікових записів</w:t>
+      </w:r>
+    </w:p>
+    <w:p>
+      <w:pPr>
+        <w:pStyle w:val="SourceCode"/>
+      </w:pPr>
+      <w:r>
+        <w:rPr>
+          <w:rStyle w:val="VerbatimChar"/>
+        </w:rPr>
+        <w:t xml:space="preserve">student@lab-vm:~$ grep -E "dev1|dev2" /etc/passwd</w:t>
+      </w:r>
+      <w:r>
+        <w:br/>
+      </w:r>
+      <w:r>
+        <w:rPr>
+          <w:rStyle w:val="VerbatimChar"/>
+        </w:rPr>
+        <w:t xml:space="preserve">dev1:x:1001:1001:Developer One,,,:/home/dev1:/bin/bash</w:t>
+      </w:r>
+      <w:r>
+        <w:br/>
+      </w:r>
+      <w:r>
+        <w:rPr>
+          <w:rStyle w:val="VerbatimChar"/>
+        </w:rPr>
+        <w:t xml:space="preserve">dev2:x:1002:1002:Developer Two,,,:/home/dev2:/bin/bash</w:t>
+      </w:r>
+      <w:r>
+        <w:br/>
+      </w:r>
+      <w:r>
+        <w:br/>
+      </w:r>
+      <w:r>
+        <w:rPr>
+          <w:rStyle w:val="VerbatimChar"/>
+        </w:rPr>
+        <w:t xml:space="preserve">student@lab-vm:~$ sudo grep dev1 /etc/shadow | cut -c1-40</w:t>
+      </w:r>
+      <w:r>
+        <w:br/>
+      </w:r>
+      <w:r>
+        <w:rPr>
+          <w:rStyle w:val="VerbatimChar"/>
+        </w:rPr>
+        <w:t xml:space="preserve">dev1:!:20349:0:99999:7:::</w:t>
+      </w:r>
+      <w:r>
+        <w:br/>
+      </w:r>
+      <w:r>
+        <w:br/>
+      </w:r>
+      <w:r>
+        <w:rPr>
+          <w:rStyle w:val="VerbatimChar"/>
+        </w:rPr>
+        <w:t xml:space="preserve">student@lab-vm:~$ awk -F: '$3 &lt; 1000 {print $1}' /etc/passwd | head -5</w:t>
+      </w:r>
+      <w:r>
+        <w:br/>
+      </w:r>
+      <w:r>
+        <w:rPr>
+          <w:rStyle w:val="VerbatimChar"/>
+        </w:rPr>
+        <w:t xml:space="preserve">root</w:t>
+      </w:r>
+      <w:r>
+        <w:br/>
+      </w:r>
+      <w:r>
+        <w:rPr>
+          <w:rStyle w:val="VerbatimChar"/>
+        </w:rPr>
+        <w:t xml:space="preserve">daemon</w:t>
+      </w:r>
+      <w:r>
+        <w:br/>
+      </w:r>
+      <w:r>
+        <w:rPr>
+          <w:rStyle w:val="VerbatimChar"/>
+        </w:rPr>
+        <w:t xml:space="preserve">bin</w:t>
+      </w:r>
+      <w:r>
+        <w:br/>
+      </w:r>
+      <w:r>
+        <w:rPr>
+          <w:rStyle w:val="VerbatimChar"/>
+        </w:rPr>
+        <w:t xml:space="preserve">sys</w:t>
+      </w:r>
+      <w:r>
+        <w:br/>
+      </w:r>
+      <w:r>
+        <w:rPr>
+          <w:rStyle w:val="VerbatimChar"/>
+        </w:rPr>
+        <w:t xml:space="preserve">sync</w:t>
+      </w:r>
+      <w:r>
+        <w:br/>
+      </w:r>
+      <w:r>
+        <w:br/>
+      </w:r>
+      <w:r>
+        <w:rPr>
+          <w:rStyle w:val="VerbatimChar"/>
+        </w:rPr>
+        <w:t xml:space="preserve">student@lab-vm:~$ awk -F: '$3 &gt;= 1000 &amp;&amp; $3 &lt; 65534 {print $1, $3}' /etc/passwd</w:t>
+      </w:r>
+      <w:r>
+        <w:br/>
+      </w:r>
+      <w:r>
+        <w:rPr>
+          <w:rStyle w:val="VerbatimChar"/>
+        </w:rPr>
+        <w:t xml:space="preserve">student 1000</w:t>
+      </w:r>
+      <w:r>
+        <w:br/>
+      </w:r>
+      <w:r>
+        <w:rPr>
+          <w:rStyle w:val="VerbatimChar"/>
+        </w:rPr>
+        <w:t xml:space="preserve">dev1 1001</w:t>
+      </w:r>
+      <w:r>
+        <w:br/>
+      </w:r>
+      <w:r>
+        <w:rPr>
+          <w:rStyle w:val="VerbatimChar"/>
+        </w:rPr>
+        <w:t xml:space="preserve">dev2 1002</w:t>
+      </w:r>
+    </w:p>
+    <w:p>
+      <w:pPr>
+        <w:pStyle w:val="FirstParagraph"/>
+      </w:pPr>
+      <w:r>
+        <w:t xml:space="preserve">Знак оклику на місці хеша означає заблокований пароль: обліковий запис створено з</w:t>
+      </w:r>
+      <w:r>
+        <w:t xml:space="preserve"> </w:t>
+      </w:r>
+      <w:r>
+        <w:rPr>
+          <w:rStyle w:val="VerbatimChar"/>
+        </w:rPr>
+        <w:t xml:space="preserve">--disabled-password</w:t>
+      </w:r>
+      <w:r>
+        <w:t xml:space="preserve">, тож увійти за паролем неможливо.</w:t>
+      </w:r>
+    </w:p>
+    <w:bookmarkEnd w:id="18"/>
+    <w:bookmarkStart w:id="19" w:name="X60b3be79b8d98e896c1b6294dd1c925a983e17f"/>
+    <w:p>
+      <w:pPr>
+        <w:pStyle w:val="Heading3"/>
+      </w:pPr>
+      <w:r>
+        <w:t xml:space="preserve">Крок 3. Права: символьний і числовий спосіб</w:t>
+      </w:r>
+    </w:p>
+    <w:p>
+      <w:pPr>
+        <w:pStyle w:val="SourceCode"/>
+      </w:pPr>
+      <w:r>
+        <w:rPr>
+          <w:rStyle w:val="VerbatimChar"/>
+        </w:rPr>
+        <w:t xml:space="preserve">student@lab-vm:~$ mkdir -p ~/lab8 &amp;&amp; cd ~/lab8</w:t>
+      </w:r>
+      <w:r>
+        <w:br/>
+      </w:r>
+      <w:r>
+        <w:rPr>
+          <w:rStyle w:val="VerbatimChar"/>
+        </w:rPr>
+        <w:t xml:space="preserve">student@lab-vm:~/lab8$ echo "echo Привіт" &gt; script.sh</w:t>
+      </w:r>
+      <w:r>
+        <w:br/>
+      </w:r>
+      <w:r>
+        <w:rPr>
+          <w:rStyle w:val="VerbatimChar"/>
+        </w:rPr>
+        <w:t xml:space="preserve">student@lab-vm:~/lab8$ ls -l script.sh</w:t>
+      </w:r>
+      <w:r>
+        <w:br/>
+      </w:r>
+      <w:r>
+        <w:rPr>
+          <w:rStyle w:val="VerbatimChar"/>
+        </w:rPr>
+        <w:t xml:space="preserve">-rw-rw-r-- 1 student student 22 вер 18 11:15 script.sh</w:t>
+      </w:r>
+      <w:r>
+        <w:br/>
+      </w:r>
+      <w:r>
+        <w:br/>
+      </w:r>
+      <w:r>
+        <w:rPr>
+          <w:rStyle w:val="VerbatimChar"/>
+        </w:rPr>
+        <w:t xml:space="preserve">student@lab-vm:~/lab8$ ./script.sh</w:t>
+      </w:r>
+      <w:r>
+        <w:br/>
+      </w:r>
+      <w:r>
+        <w:rPr>
+          <w:rStyle w:val="VerbatimChar"/>
+        </w:rPr>
+        <w:t xml:space="preserve">bash: ./script.sh: Permission denied</w:t>
+      </w:r>
+      <w:r>
+        <w:br/>
+      </w:r>
+      <w:r>
+        <w:br/>
+      </w:r>
+      <w:r>
+        <w:rPr>
+          <w:rStyle w:val="VerbatimChar"/>
+        </w:rPr>
+        <w:t xml:space="preserve">student@lab-vm:~/lab8$ chmod u+x script.sh</w:t>
+      </w:r>
+      <w:r>
+        <w:br/>
+      </w:r>
+      <w:r>
+        <w:rPr>
+          <w:rStyle w:val="VerbatimChar"/>
+        </w:rPr>
+        <w:t xml:space="preserve">student@lab-vm:~/lab8$ ls -l script.sh</w:t>
+      </w:r>
+      <w:r>
+        <w:br/>
+      </w:r>
+      <w:r>
+        <w:rPr>
+          <w:rStyle w:val="VerbatimChar"/>
+        </w:rPr>
+        <w:t xml:space="preserve">-rwxrw-r-- 1 student student 22 вер 18 11:15 script.sh</w:t>
+      </w:r>
+      <w:r>
+        <w:br/>
+      </w:r>
+      <w:r>
+        <w:br/>
+      </w:r>
+      <w:r>
+        <w:rPr>
+          <w:rStyle w:val="VerbatimChar"/>
+        </w:rPr>
+        <w:t xml:space="preserve">student@lab-vm:~/lab8$ ./script.sh</w:t>
+      </w:r>
+      <w:r>
+        <w:br/>
+      </w:r>
+      <w:r>
+        <w:rPr>
+          <w:rStyle w:val="VerbatimChar"/>
+        </w:rPr>
+        <w:t xml:space="preserve">Привіт</w:t>
+      </w:r>
+      <w:r>
+        <w:br/>
+      </w:r>
+      <w:r>
+        <w:br/>
+      </w:r>
+      <w:r>
+        <w:rPr>
+          <w:rStyle w:val="VerbatimChar"/>
+        </w:rPr>
+        <w:t xml:space="preserve">student@lab-vm:~/lab8$ chmod 640 script.sh &amp;&amp; ls -l script.sh</w:t>
+      </w:r>
+      <w:r>
+        <w:br/>
+      </w:r>
+      <w:r>
+        <w:rPr>
+          <w:rStyle w:val="VerbatimChar"/>
+        </w:rPr>
+        <w:t xml:space="preserve">-rw-r----- 1 student student 22 вер 18 11:15 script.sh</w:t>
+      </w:r>
+    </w:p>
+    <w:p>
+      <w:pPr>
+        <w:pStyle w:val="FirstParagraph"/>
+      </w:pPr>
+      <w:r>
+        <w:t xml:space="preserve">Право на виконання перевіряється саме в момент запуску: файл зі скриптом лишається текстовим, але без біта</w:t>
+      </w:r>
+      <w:r>
+        <w:t xml:space="preserve"> </w:t>
+      </w:r>
+      <w:r>
+        <w:rPr>
+          <w:rStyle w:val="VerbatimChar"/>
+        </w:rPr>
+        <w:t xml:space="preserve">x</w:t>
+      </w:r>
+      <w:r>
+        <w:t xml:space="preserve"> </w:t>
+      </w:r>
+      <w:r>
+        <w:t xml:space="preserve">оболонка відмовляється його запустити.</w:t>
+      </w:r>
+    </w:p>
+    <w:bookmarkEnd w:id="19"/>
+    <w:bookmarkStart w:id="20" w:name="крок-4.-права-каталогу"/>
+    <w:p>
+      <w:pPr>
+        <w:pStyle w:val="Heading3"/>
+      </w:pPr>
+      <w:r>
+        <w:t xml:space="preserve">Крок 4. Права каталогу</w:t>
+      </w:r>
+    </w:p>
+    <w:p>
+      <w:pPr>
+        <w:pStyle w:val="SourceCode"/>
+      </w:pPr>
+      <w:r>
+        <w:rPr>
+          <w:rStyle w:val="VerbatimChar"/>
+        </w:rPr>
+        <w:t xml:space="preserve">student@lab-vm:~/lab8$ mkdir secret &amp;&amp; echo "дані" &gt; secret/data.txt</w:t>
+      </w:r>
+      <w:r>
+        <w:br/>
+      </w:r>
+      <w:r>
+        <w:rPr>
+          <w:rStyle w:val="VerbatimChar"/>
+        </w:rPr>
+        <w:t xml:space="preserve">student@lab-vm:~/lab8$ chmod 644 secret</w:t>
+      </w:r>
+      <w:r>
+        <w:br/>
+      </w:r>
+      <w:r>
+        <w:rPr>
+          <w:rStyle w:val="VerbatimChar"/>
+        </w:rPr>
+        <w:t xml:space="preserve">student@lab-vm:~/lab8$ ls secret</w:t>
+      </w:r>
+      <w:r>
+        <w:br/>
+      </w:r>
+      <w:r>
+        <w:rPr>
+          <w:rStyle w:val="VerbatimChar"/>
+        </w:rPr>
+        <w:t xml:space="preserve">data.txt</w:t>
+      </w:r>
+      <w:r>
+        <w:br/>
+      </w:r>
+      <w:r>
+        <w:br/>
+      </w:r>
+      <w:r>
+        <w:rPr>
+          <w:rStyle w:val="VerbatimChar"/>
+        </w:rPr>
+        <w:t xml:space="preserve">student@lab-vm:~/lab8$ cat secret/data.txt</w:t>
+      </w:r>
+      <w:r>
+        <w:br/>
+      </w:r>
+      <w:r>
+        <w:rPr>
+          <w:rStyle w:val="VerbatimChar"/>
+        </w:rPr>
+        <w:t xml:space="preserve">cat: secret/data.txt: Permission denied</w:t>
+      </w:r>
+      <w:r>
+        <w:br/>
+      </w:r>
+      <w:r>
+        <w:br/>
+      </w:r>
+      <w:r>
+        <w:rPr>
+          <w:rStyle w:val="VerbatimChar"/>
+        </w:rPr>
+        <w:t xml:space="preserve">student@lab-vm:~/lab8$ chmod 755 secret</w:t>
+      </w:r>
+      <w:r>
+        <w:br/>
+      </w:r>
+      <w:r>
+        <w:rPr>
+          <w:rStyle w:val="VerbatimChar"/>
+        </w:rPr>
+        <w:t xml:space="preserve">student@lab-vm:~/lab8$ cat secret/data.txt</w:t>
+      </w:r>
+      <w:r>
+        <w:br/>
+      </w:r>
+      <w:r>
+        <w:rPr>
+          <w:rStyle w:val="VerbatimChar"/>
+        </w:rPr>
+        <w:t xml:space="preserve">дані</w:t>
+      </w:r>
+    </w:p>
+    <w:p>
+      <w:pPr>
+        <w:pStyle w:val="FirstParagraph"/>
+      </w:pPr>
+      <w:r>
+        <w:t xml:space="preserve">Каталог без біта</w:t>
+      </w:r>
+      <w:r>
+        <w:t xml:space="preserve"> </w:t>
+      </w:r>
+      <w:r>
+        <w:rPr>
+          <w:rStyle w:val="VerbatimChar"/>
+        </w:rPr>
+        <w:t xml:space="preserve">x</w:t>
+      </w:r>
+      <w:r>
+        <w:t xml:space="preserve"> </w:t>
+      </w:r>
+      <w:r>
+        <w:t xml:space="preserve">дозволяє прочитати перелік імен, але не дозволяє звернутися до вмісту файлів — права на сам файл при цьому не змінювалися.</w:t>
+      </w:r>
+    </w:p>
+    <w:bookmarkEnd w:id="20"/>
+    <w:bookmarkStart w:id="21" w:name="крок-5.-маска-umask"/>
+    <w:p>
+      <w:pPr>
+        <w:pStyle w:val="Heading3"/>
+      </w:pPr>
+      <w:r>
+        <w:t xml:space="preserve">Крок 5. Маска umask</w:t>
+      </w:r>
+    </w:p>
+    <w:p>
+      <w:pPr>
+        <w:pStyle w:val="SourceCode"/>
+      </w:pPr>
+      <w:r>
+        <w:rPr>
+          <w:rStyle w:val="VerbatimChar"/>
+        </w:rPr>
+        <w:t xml:space="preserve">student@lab-vm:~/lab8$ umask</w:t>
+      </w:r>
+      <w:r>
+        <w:br/>
+      </w:r>
+      <w:r>
+        <w:rPr>
+          <w:rStyle w:val="VerbatimChar"/>
+        </w:rPr>
+        <w:t xml:space="preserve">0022</w:t>
+      </w:r>
+      <w:r>
+        <w:br/>
+      </w:r>
+      <w:r>
+        <w:rPr>
+          <w:rStyle w:val="VerbatimChar"/>
+        </w:rPr>
+        <w:t xml:space="preserve">student@lab-vm:~/lab8$ touch default.txt &amp;&amp; mkdir default.d</w:t>
+      </w:r>
+      <w:r>
+        <w:br/>
+      </w:r>
+      <w:r>
+        <w:rPr>
+          <w:rStyle w:val="VerbatimChar"/>
+        </w:rPr>
+        <w:t xml:space="preserve">student@lab-vm:~/lab8$ ls -ld default.txt default.d</w:t>
+      </w:r>
+      <w:r>
+        <w:br/>
+      </w:r>
+      <w:r>
+        <w:rPr>
+          <w:rStyle w:val="VerbatimChar"/>
+        </w:rPr>
+        <w:t xml:space="preserve">-rw-r--r-- 1 student student    0 вер 18 11:22 default.txt</w:t>
+      </w:r>
+      <w:r>
+        <w:br/>
+      </w:r>
+      <w:r>
+        <w:rPr>
+          <w:rStyle w:val="VerbatimChar"/>
+        </w:rPr>
+        <w:t xml:space="preserve">drwxr-xr-x 2 student student 4096 вер 18 11:22 default.d</w:t>
+      </w:r>
+      <w:r>
+        <w:br/>
+      </w:r>
+      <w:r>
+        <w:br/>
+      </w:r>
+      <w:r>
+        <w:rPr>
+          <w:rStyle w:val="VerbatimChar"/>
+        </w:rPr>
+        <w:t xml:space="preserve">student@lab-vm:~/lab8$ umask 077</w:t>
+      </w:r>
+      <w:r>
+        <w:br/>
+      </w:r>
+      <w:r>
+        <w:rPr>
+          <w:rStyle w:val="VerbatimChar"/>
+        </w:rPr>
+        <w:t xml:space="preserve">student@lab-vm:~/lab8$ touch private.txt &amp;&amp; mkdir private.d</w:t>
+      </w:r>
+      <w:r>
+        <w:br/>
+      </w:r>
+      <w:r>
+        <w:rPr>
+          <w:rStyle w:val="VerbatimChar"/>
+        </w:rPr>
+        <w:t xml:space="preserve">student@lab-vm:~/lab8$ ls -ld private.txt private.d</w:t>
+      </w:r>
+      <w:r>
+        <w:br/>
+      </w:r>
+      <w:r>
+        <w:rPr>
+          <w:rStyle w:val="VerbatimChar"/>
+        </w:rPr>
+        <w:t xml:space="preserve">-rw------- 1 student student    0 вер 18 11:23 private.txt</w:t>
+      </w:r>
+      <w:r>
+        <w:br/>
+      </w:r>
+      <w:r>
+        <w:rPr>
+          <w:rStyle w:val="VerbatimChar"/>
+        </w:rPr>
+        <w:t xml:space="preserve">drwx------ 2 student student 4096 вер 18 11:23 private.d</w:t>
+      </w:r>
+      <w:r>
+        <w:br/>
+      </w:r>
+      <w:r>
+        <w:br/>
+      </w:r>
+      <w:r>
+        <w:rPr>
+          <w:rStyle w:val="VerbatimChar"/>
+        </w:rPr>
+        <w:t xml:space="preserve">student@lab-vm:~/lab8$ umask 022</w:t>
+      </w:r>
+    </w:p>
+    <w:p>
+      <w:pPr>
+        <w:pStyle w:val="FirstParagraph"/>
+      </w:pPr>
+      <w:r>
+        <w:t xml:space="preserve">Маска не змінює вже створені файли — вона діє лише на ті, що створюються після її встановлення.</w:t>
+      </w:r>
+    </w:p>
+    <w:bookmarkEnd w:id="21"/>
+    <w:bookmarkStart w:id="22" w:name="крок-6.-спільний-каталог-команди"/>
+    <w:p>
+      <w:pPr>
+        <w:pStyle w:val="Heading3"/>
+      </w:pPr>
+      <w:r>
+        <w:t xml:space="preserve">Крок 6. Спільний каталог команди</w:t>
+      </w:r>
+    </w:p>
+    <w:p>
+      <w:pPr>
+        <w:pStyle w:val="SourceCode"/>
+      </w:pPr>
+      <w:r>
+        <w:rPr>
+          <w:rStyle w:val="VerbatimChar"/>
+        </w:rPr>
+        <w:t xml:space="preserve">student@lab-vm:~/lab8$ sudo mkdir -p /srv/team</w:t>
+      </w:r>
+      <w:r>
+        <w:br/>
+      </w:r>
+      <w:r>
+        <w:rPr>
+          <w:rStyle w:val="VerbatimChar"/>
+        </w:rPr>
+        <w:t xml:space="preserve">student@lab-vm:~/lab8$ sudo chown root:developers /srv/team</w:t>
+      </w:r>
+      <w:r>
+        <w:br/>
+      </w:r>
+      <w:r>
+        <w:rPr>
+          <w:rStyle w:val="VerbatimChar"/>
+        </w:rPr>
+        <w:t xml:space="preserve">student@lab-vm:~/lab8$ sudo chmod 2770 /srv/team</w:t>
+      </w:r>
+      <w:r>
+        <w:br/>
+      </w:r>
+      <w:r>
+        <w:rPr>
+          <w:rStyle w:val="VerbatimChar"/>
+        </w:rPr>
+        <w:t xml:space="preserve">student@lab-vm:~/lab8$ sudo chmod +t /srv/team</w:t>
+      </w:r>
+      <w:r>
+        <w:br/>
+      </w:r>
+      <w:r>
+        <w:rPr>
+          <w:rStyle w:val="VerbatimChar"/>
+        </w:rPr>
+        <w:t xml:space="preserve">student@lab-vm:~/lab8$ ls -ld /srv/team</w:t>
+      </w:r>
+      <w:r>
+        <w:br/>
+      </w:r>
+      <w:r>
+        <w:rPr>
+          <w:rStyle w:val="VerbatimChar"/>
+        </w:rPr>
+        <w:t xml:space="preserve">drwxrws--T 2 root developers 4096 вер 18 11:30 /srv/team</w:t>
+      </w:r>
+      <w:r>
+        <w:br/>
+      </w:r>
+      <w:r>
+        <w:br/>
+      </w:r>
+      <w:r>
+        <w:rPr>
+          <w:rStyle w:val="VerbatimChar"/>
+        </w:rPr>
+        <w:t xml:space="preserve">student@lab-vm:~/lab8$ sudo -u dev1 touch /srv/team/from-dev1.txt</w:t>
+      </w:r>
+      <w:r>
+        <w:br/>
+      </w:r>
+      <w:r>
+        <w:rPr>
+          <w:rStyle w:val="VerbatimChar"/>
+        </w:rPr>
+        <w:t xml:space="preserve">student@lab-vm:~/lab8$ ls -l /srv/team</w:t>
+      </w:r>
+      <w:r>
+        <w:br/>
+      </w:r>
+      <w:r>
+        <w:rPr>
+          <w:rStyle w:val="VerbatimChar"/>
+        </w:rPr>
+        <w:t xml:space="preserve">-rw-r--r-- 1 dev1 developers 0 вер 18 11:31 from-dev1.txt</w:t>
+      </w:r>
+      <w:r>
+        <w:br/>
+      </w:r>
+      <w:r>
+        <w:br/>
+      </w:r>
+      <w:r>
+        <w:rPr>
+          <w:rStyle w:val="VerbatimChar"/>
+        </w:rPr>
+        <w:t xml:space="preserve">student@lab-vm:~/lab8$ sudo -u dev2 rm /srv/team/from-dev1.txt</w:t>
+      </w:r>
+      <w:r>
+        <w:br/>
+      </w:r>
+      <w:r>
+        <w:rPr>
+          <w:rStyle w:val="VerbatimChar"/>
+        </w:rPr>
+        <w:t xml:space="preserve">rm: cannot remove '/srv/team/from-dev1.txt': Operation not permitted</w:t>
+      </w:r>
+    </w:p>
+    <w:p>
+      <w:pPr>
+        <w:pStyle w:val="FirstParagraph"/>
+      </w:pPr>
+      <w:r>
+        <w:t xml:space="preserve">Файл, створений</w:t>
+      </w:r>
+      <w:r>
+        <w:t xml:space="preserve"> </w:t>
+      </w:r>
+      <w:r>
+        <w:rPr>
+          <w:rStyle w:val="VerbatimChar"/>
+        </w:rPr>
+        <w:t xml:space="preserve">dev1</w:t>
+      </w:r>
+      <w:r>
+        <w:t xml:space="preserve">, автоматично отримав групу</w:t>
+      </w:r>
+      <w:r>
+        <w:t xml:space="preserve"> </w:t>
+      </w:r>
+      <w:r>
+        <w:rPr>
+          <w:rStyle w:val="VerbatimChar"/>
+        </w:rPr>
+        <w:t xml:space="preserve">developers</w:t>
+      </w:r>
+      <w:r>
+        <w:t xml:space="preserve"> </w:t>
+      </w:r>
+      <w:r>
+        <w:t xml:space="preserve">— це дія біта SGID. Спроба</w:t>
+      </w:r>
+      <w:r>
+        <w:t xml:space="preserve"> </w:t>
+      </w:r>
+      <w:r>
+        <w:rPr>
+          <w:rStyle w:val="VerbatimChar"/>
+        </w:rPr>
+        <w:t xml:space="preserve">dev2</w:t>
+      </w:r>
+      <w:r>
+        <w:t xml:space="preserve"> </w:t>
+      </w:r>
+      <w:r>
+        <w:t xml:space="preserve">видалити чужий файл відхилена бітом sticky, хоча права групи запис дозволяють.</w:t>
+      </w:r>
+    </w:p>
+    <w:bookmarkEnd w:id="22"/>
+    <w:bookmarkStart w:id="23" w:name="крок-7.-точковий-доступ-через-acl"/>
+    <w:p>
+      <w:pPr>
+        <w:pStyle w:val="Heading3"/>
+      </w:pPr>
+      <w:r>
+        <w:t xml:space="preserve">Крок 7. Точковий доступ через ACL</w:t>
+      </w:r>
+    </w:p>
+    <w:p>
+      <w:pPr>
+        <w:pStyle w:val="SourceCode"/>
+      </w:pPr>
+      <w:r>
+        <w:rPr>
+          <w:rStyle w:val="VerbatimChar"/>
+        </w:rPr>
+        <w:t xml:space="preserve">student@lab-vm:~/lab8$ echo "звіт" &gt; report.txt &amp;&amp; chmod 640 report.txt</w:t>
+      </w:r>
+      <w:r>
+        <w:br/>
+      </w:r>
+      <w:r>
+        <w:rPr>
+          <w:rStyle w:val="VerbatimChar"/>
+        </w:rPr>
+        <w:t xml:space="preserve">student@lab-vm:~/lab8$ sudo -u dev2 cat ~student/lab8/report.txt</w:t>
+      </w:r>
+      <w:r>
+        <w:br/>
+      </w:r>
+      <w:r>
+        <w:rPr>
+          <w:rStyle w:val="VerbatimChar"/>
+        </w:rPr>
+        <w:t xml:space="preserve">cat: /home/student/lab8/report.txt: Permission denied</w:t>
+      </w:r>
+      <w:r>
+        <w:br/>
+      </w:r>
+      <w:r>
+        <w:br/>
+      </w:r>
+      <w:r>
+        <w:rPr>
+          <w:rStyle w:val="VerbatimChar"/>
+        </w:rPr>
+        <w:t xml:space="preserve">student@lab-vm:~/lab8$ setfacl -m u:dev2:r report.txt</w:t>
+      </w:r>
+      <w:r>
+        <w:br/>
+      </w:r>
+      <w:r>
+        <w:rPr>
+          <w:rStyle w:val="VerbatimChar"/>
+        </w:rPr>
+        <w:t xml:space="preserve">student@lab-vm:~/lab8$ ls -l report.txt</w:t>
+      </w:r>
+      <w:r>
+        <w:br/>
+      </w:r>
+      <w:r>
+        <w:rPr>
+          <w:rStyle w:val="VerbatimChar"/>
+        </w:rPr>
+        <w:t xml:space="preserve">-rw-r-----+ 1 student student 9 вер 18 11:40 report.txt</w:t>
+      </w:r>
+      <w:r>
+        <w:br/>
+      </w:r>
+      <w:r>
+        <w:br/>
+      </w:r>
+      <w:r>
+        <w:rPr>
+          <w:rStyle w:val="VerbatimChar"/>
+        </w:rPr>
+        <w:t xml:space="preserve">student@lab-vm:~/lab8$ getfacl report.txt | tail -4</w:t>
+      </w:r>
+      <w:r>
+        <w:br/>
+      </w:r>
+      <w:r>
+        <w:rPr>
+          <w:rStyle w:val="VerbatimChar"/>
+        </w:rPr>
+        <w:t xml:space="preserve">user::rw-</w:t>
+      </w:r>
+      <w:r>
+        <w:br/>
+      </w:r>
+      <w:r>
+        <w:rPr>
+          <w:rStyle w:val="VerbatimChar"/>
+        </w:rPr>
+        <w:t xml:space="preserve">user:dev2:r--</w:t>
+      </w:r>
+      <w:r>
+        <w:br/>
+      </w:r>
+      <w:r>
+        <w:rPr>
+          <w:rStyle w:val="VerbatimChar"/>
+        </w:rPr>
+        <w:t xml:space="preserve">group::r--</w:t>
+      </w:r>
+      <w:r>
+        <w:br/>
+      </w:r>
+      <w:r>
+        <w:rPr>
+          <w:rStyle w:val="VerbatimChar"/>
+        </w:rPr>
+        <w:t xml:space="preserve">other::---</w:t>
+      </w:r>
+      <w:r>
+        <w:br/>
+      </w:r>
+      <w:r>
+        <w:br/>
+      </w:r>
+      <w:r>
+        <w:rPr>
+          <w:rStyle w:val="VerbatimChar"/>
+        </w:rPr>
+        <w:t xml:space="preserve">student@lab-vm:~/lab8$ chmod o+x ~ ~/lab8</w:t>
+      </w:r>
+      <w:r>
+        <w:br/>
+      </w:r>
+      <w:r>
+        <w:rPr>
+          <w:rStyle w:val="VerbatimChar"/>
+        </w:rPr>
+        <w:t xml:space="preserve">student@lab-vm:~/lab8$ sudo -u dev2 cat ~student/lab8/report.txt</w:t>
+      </w:r>
+      <w:r>
+        <w:br/>
+      </w:r>
+      <w:r>
+        <w:rPr>
+          <w:rStyle w:val="VerbatimChar"/>
+        </w:rPr>
+        <w:t xml:space="preserve">звіт</w:t>
+      </w:r>
+    </w:p>
+    <w:p>
+      <w:pPr>
+        <w:pStyle w:val="FirstParagraph"/>
+      </w:pPr>
+      <w:r>
+        <w:t xml:space="preserve">Знак</w:t>
+      </w:r>
+      <w:r>
+        <w:t xml:space="preserve"> </w:t>
+      </w:r>
+      <w:r>
+        <w:rPr>
+          <w:rStyle w:val="VerbatimChar"/>
+        </w:rPr>
+        <w:t xml:space="preserve">+</w:t>
+      </w:r>
+      <w:r>
+        <w:t xml:space="preserve"> </w:t>
+      </w:r>
+      <w:r>
+        <w:t xml:space="preserve">у виводі</w:t>
+      </w:r>
+      <w:r>
+        <w:t xml:space="preserve"> </w:t>
+      </w:r>
+      <w:r>
+        <w:rPr>
+          <w:rStyle w:val="VerbatimChar"/>
+        </w:rPr>
+        <w:t xml:space="preserve">ls -l</w:t>
+      </w:r>
+      <w:r>
+        <w:t xml:space="preserve"> </w:t>
+      </w:r>
+      <w:r>
+        <w:t xml:space="preserve">— ознака ACL. Зверніть увагу: для доступу знадобилося ще й право</w:t>
+      </w:r>
+      <w:r>
+        <w:t xml:space="preserve"> </w:t>
+      </w:r>
+      <w:r>
+        <w:rPr>
+          <w:rStyle w:val="VerbatimChar"/>
+        </w:rPr>
+        <w:t xml:space="preserve">x</w:t>
+      </w:r>
+      <w:r>
+        <w:t xml:space="preserve"> </w:t>
+      </w:r>
+      <w:r>
+        <w:t xml:space="preserve">на батьківські каталоги — без нього дістатися файлу неможливо незалежно від ACL.</w:t>
+      </w:r>
+    </w:p>
+    <w:bookmarkEnd w:id="23"/>
+    <w:bookmarkEnd w:id="24"/>
+    <w:bookmarkStart w:id="25" w:name="порядок-виконання-роботи"/>
+    <w:p>
+      <w:pPr>
+        <w:pStyle w:val="Heading2"/>
+      </w:pPr>
+      <w:r>
+        <w:t xml:space="preserve">Порядок виконання роботи</w:t>
+      </w:r>
+    </w:p>
+    <w:p>
+      <w:pPr>
+        <w:numPr>
+          <w:ilvl w:val="0"/>
+          <w:numId w:val="1001"/>
+        </w:numPr>
+        <w:jc w:val="both"/>
+      </w:pPr>
+      <w:r>
+        <w:t xml:space="preserve">Отримати в викладача номер індивідуального варіанта та імена навчальних облікових записів.</w:t>
+      </w:r>
+    </w:p>
+    <w:p>
+      <w:pPr>
+        <w:numPr>
+          <w:ilvl w:val="0"/>
+          <w:numId w:val="1001"/>
+        </w:numPr>
+        <w:jc w:val="both"/>
+      </w:pPr>
+      <w:r>
+        <w:t xml:space="preserve">Дослідити структуру</w:t>
+      </w:r>
+      <w:r>
+        <w:t xml:space="preserve"> </w:t>
+      </w:r>
+      <w:r>
+        <w:rPr>
+          <w:rStyle w:val="VerbatimChar"/>
+        </w:rPr>
+        <w:t xml:space="preserve">/etc/passwd</w:t>
+      </w:r>
+      <w:r>
+        <w:t xml:space="preserve">: пояснити призначення кожного поля на прикладі власного запису. Вивести окремо системні облікові записи (UID &lt; 1000) і записи людей.</w:t>
+      </w:r>
+    </w:p>
+    <w:p>
+      <w:pPr>
+        <w:numPr>
+          <w:ilvl w:val="0"/>
+          <w:numId w:val="1001"/>
+        </w:numPr>
+        <w:jc w:val="both"/>
+      </w:pPr>
+      <w:r>
+        <w:t xml:space="preserve">Створити групу та двох навчальних користувачів згідно з варіантом. Додати обох до створеної групи. Показати результат командами</w:t>
+      </w:r>
+      <w:r>
+        <w:t xml:space="preserve"> </w:t>
+      </w:r>
+      <w:r>
+        <w:rPr>
+          <w:rStyle w:val="VerbatimChar"/>
+        </w:rPr>
+        <w:t xml:space="preserve">id</w:t>
+      </w:r>
+      <w:r>
+        <w:t xml:space="preserve"> </w:t>
+      </w:r>
+      <w:r>
+        <w:t xml:space="preserve">і</w:t>
+      </w:r>
+      <w:r>
+        <w:t xml:space="preserve"> </w:t>
+      </w:r>
+      <w:r>
+        <w:rPr>
+          <w:rStyle w:val="VerbatimChar"/>
+        </w:rPr>
+        <w:t xml:space="preserve">getent group</w:t>
+      </w:r>
+      <w:r>
+        <w:t xml:space="preserve">.</w:t>
+      </w:r>
+    </w:p>
+    <w:p>
+      <w:pPr>
+        <w:numPr>
+          <w:ilvl w:val="0"/>
+          <w:numId w:val="1001"/>
+        </w:numPr>
+        <w:jc w:val="both"/>
+      </w:pPr>
+      <w:r>
+        <w:t xml:space="preserve">Вивести відомості про терміни дії пароля одного з користувачів (</w:t>
+      </w:r>
+      <w:r>
+        <w:rPr>
+          <w:rStyle w:val="VerbatimChar"/>
+        </w:rPr>
+        <w:t xml:space="preserve">chage -l</w:t>
+      </w:r>
+      <w:r>
+        <w:t xml:space="preserve">) і заблокувати другий обліковий запис. Показати, як блокування відображається в</w:t>
+      </w:r>
+      <w:r>
+        <w:t xml:space="preserve"> </w:t>
+      </w:r>
+      <w:r>
+        <w:rPr>
+          <w:rStyle w:val="VerbatimChar"/>
+        </w:rPr>
+        <w:t xml:space="preserve">/etc/shadow</w:t>
+      </w:r>
+      <w:r>
+        <w:t xml:space="preserve">.</w:t>
+      </w:r>
+    </w:p>
+    <w:p>
+      <w:pPr>
+        <w:numPr>
+          <w:ilvl w:val="0"/>
+          <w:numId w:val="1001"/>
+        </w:numPr>
+        <w:jc w:val="both"/>
+      </w:pPr>
+      <w:r>
+        <w:t xml:space="preserve">Створити каталог</w:t>
+      </w:r>
+      <w:r>
+        <w:t xml:space="preserve"> </w:t>
+      </w:r>
+      <w:r>
+        <w:rPr>
+          <w:rStyle w:val="VerbatimChar"/>
+        </w:rPr>
+        <w:t xml:space="preserve">~/lab8</w:t>
+      </w:r>
+      <w:r>
+        <w:t xml:space="preserve"> </w:t>
+      </w:r>
+      <w:r>
+        <w:t xml:space="preserve">з файлами та скриптом. Встановити права символьним способом, потім ті самі права — числовим. Показати, що результат однаковий.</w:t>
+      </w:r>
+    </w:p>
+    <w:p>
+      <w:pPr>
+        <w:numPr>
+          <w:ilvl w:val="0"/>
+          <w:numId w:val="1001"/>
+        </w:numPr>
+        <w:jc w:val="both"/>
+      </w:pPr>
+      <w:r>
+        <w:t xml:space="preserve">Продемонструвати різницю прав для каталогу: зняти біт</w:t>
+      </w:r>
+      <w:r>
+        <w:t xml:space="preserve"> </w:t>
+      </w:r>
+      <w:r>
+        <w:rPr>
+          <w:rStyle w:val="VerbatimChar"/>
+        </w:rPr>
+        <w:t xml:space="preserve">x</w:t>
+      </w:r>
+      <w:r>
+        <w:t xml:space="preserve">, спробувати прочитати файл усередині, пояснити результат.</w:t>
+      </w:r>
+    </w:p>
+    <w:p>
+      <w:pPr>
+        <w:numPr>
+          <w:ilvl w:val="0"/>
+          <w:numId w:val="1001"/>
+        </w:numPr>
+        <w:jc w:val="both"/>
+      </w:pPr>
+      <w:r>
+        <w:t xml:space="preserve">Дослідити маску</w:t>
+      </w:r>
+      <w:r>
+        <w:t xml:space="preserve"> </w:t>
+      </w:r>
+      <w:r>
+        <w:rPr>
+          <w:rStyle w:val="VerbatimChar"/>
+        </w:rPr>
+        <w:t xml:space="preserve">umask</w:t>
+      </w:r>
+      <w:r>
+        <w:t xml:space="preserve">: створити файл і каталог за поточної маски, змінити маску на значення свого варіанта, повторити й пояснити різницю.</w:t>
+      </w:r>
+    </w:p>
+    <w:p>
+      <w:pPr>
+        <w:numPr>
+          <w:ilvl w:val="0"/>
+          <w:numId w:val="1001"/>
+        </w:numPr>
+        <w:jc w:val="both"/>
+      </w:pPr>
+      <w:r>
+        <w:t xml:space="preserve">Налаштувати спільний каталог команди</w:t>
+      </w:r>
+      <w:r>
+        <w:t xml:space="preserve"> </w:t>
+      </w:r>
+      <w:r>
+        <w:rPr>
+          <w:rStyle w:val="VerbatimChar"/>
+        </w:rPr>
+        <w:t xml:space="preserve">/srv/team</w:t>
+      </w:r>
+      <w:r>
+        <w:t xml:space="preserve"> </w:t>
+      </w:r>
+      <w:r>
+        <w:t xml:space="preserve">з бітами SGID і sticky. Від імені обох користувачів створити файли, потім спробувати видалити чужий файл. Пояснити результат кожної операції.</w:t>
+      </w:r>
+    </w:p>
+    <w:p>
+      <w:pPr>
+        <w:numPr>
+          <w:ilvl w:val="0"/>
+          <w:numId w:val="1001"/>
+        </w:numPr>
+        <w:jc w:val="both"/>
+      </w:pPr>
+      <w:r>
+        <w:t xml:space="preserve">Надати доступ до файлу конкретному користувачеві через ACL згідно з варіантом. Показати вивід</w:t>
+      </w:r>
+      <w:r>
+        <w:t xml:space="preserve"> </w:t>
+      </w:r>
+      <w:r>
+        <w:rPr>
+          <w:rStyle w:val="VerbatimChar"/>
+        </w:rPr>
+        <w:t xml:space="preserve">getfacl</w:t>
+      </w:r>
+      <w:r>
+        <w:t xml:space="preserve"> </w:t>
+      </w:r>
+      <w:r>
+        <w:t xml:space="preserve">і пояснити, чому знадобилися права на батьківські каталоги.</w:t>
+      </w:r>
+    </w:p>
+    <w:p>
+      <w:pPr>
+        <w:numPr>
+          <w:ilvl w:val="0"/>
+          <w:numId w:val="1001"/>
+        </w:numPr>
+        <w:jc w:val="both"/>
+      </w:pPr>
+      <w:r>
+        <w:t xml:space="preserve">Виконати додаткове завдання свого варіанта.</w:t>
+      </w:r>
+    </w:p>
+    <w:p>
+      <w:pPr>
+        <w:numPr>
+          <w:ilvl w:val="0"/>
+          <w:numId w:val="1001"/>
+        </w:numPr>
+        <w:jc w:val="both"/>
+      </w:pPr>
+      <w:r>
+        <w:t xml:space="preserve">Прибрати за собою: видалити навчальних користувачів і групу, якщо це передбачено варіантом, і зафіксувати результат.</w:t>
+      </w:r>
+    </w:p>
+    <w:p>
+      <w:pPr>
+        <w:numPr>
+          <w:ilvl w:val="0"/>
+          <w:numId w:val="1001"/>
+        </w:numPr>
+        <w:jc w:val="both"/>
+      </w:pPr>
+      <w:r>
+        <w:t xml:space="preserve">Оформити звіт і зробити висновок.</w:t>
+      </w:r>
+    </w:p>
+    <w:bookmarkEnd w:id="25"/>
+    <w:bookmarkStart w:id="26" w:name="вимоги-до-звіту"/>
+    <w:p>
+      <w:pPr>
+        <w:pStyle w:val="Heading2"/>
+      </w:pPr>
+      <w:r>
+        <w:t xml:space="preserve">Вимоги до звіту</w:t>
+      </w:r>
+    </w:p>
+    <w:p>
+      <w:pPr>
+        <w:pStyle w:val="FirstParagraph"/>
+      </w:pPr>
+      <w:r>
+        <w:t xml:space="preserve">Звіт оформлюється на бланку встановленого зразка і має містити:</w:t>
+      </w:r>
+    </w:p>
+    <w:p>
+      <w:pPr>
+        <w:pStyle w:val="Compact"/>
+        <w:numPr>
+          <w:ilvl w:val="0"/>
+          <w:numId w:val="1002"/>
+        </w:numPr>
+        <w:jc w:val="both"/>
+      </w:pPr>
+      <w:r>
+        <w:t xml:space="preserve">тему, мету та обладнання;</w:t>
+      </w:r>
+    </w:p>
+    <w:p>
+      <w:pPr>
+        <w:pStyle w:val="Compact"/>
+        <w:numPr>
+          <w:ilvl w:val="0"/>
+          <w:numId w:val="1002"/>
+        </w:numPr>
+        <w:jc w:val="both"/>
+      </w:pPr>
+      <w:r>
+        <w:t xml:space="preserve">постановку задачі за індивідуальним варіантом;</w:t>
+      </w:r>
+    </w:p>
+    <w:p>
+      <w:pPr>
+        <w:pStyle w:val="Compact"/>
+        <w:numPr>
+          <w:ilvl w:val="0"/>
+          <w:numId w:val="1002"/>
+        </w:numPr>
+        <w:jc w:val="both"/>
+      </w:pPr>
+      <w:r>
+        <w:t xml:space="preserve">опис полів</w:t>
+      </w:r>
+      <w:r>
+        <w:t xml:space="preserve"> </w:t>
+      </w:r>
+      <w:r>
+        <w:rPr>
+          <w:rStyle w:val="VerbatimChar"/>
+        </w:rPr>
+        <w:t xml:space="preserve">/etc/passwd</w:t>
+      </w:r>
+      <w:r>
+        <w:t xml:space="preserve"> </w:t>
+      </w:r>
+      <w:r>
+        <w:t xml:space="preserve">на прикладі створеного облікового запису;</w:t>
+      </w:r>
+    </w:p>
+    <w:p>
+      <w:pPr>
+        <w:pStyle w:val="Compact"/>
+        <w:numPr>
+          <w:ilvl w:val="0"/>
+          <w:numId w:val="1002"/>
+        </w:numPr>
+        <w:jc w:val="both"/>
+      </w:pPr>
+      <w:r>
+        <w:t xml:space="preserve">перелік виконаних команд із поясненням призначення кожного ключа;</w:t>
+      </w:r>
+    </w:p>
+    <w:p>
+      <w:pPr>
+        <w:pStyle w:val="Compact"/>
+        <w:numPr>
+          <w:ilvl w:val="0"/>
+          <w:numId w:val="1002"/>
+        </w:numPr>
+        <w:jc w:val="both"/>
+      </w:pPr>
+      <w:r>
+        <w:t xml:space="preserve">таблицю прав до і після кожної зміни (числове й символьне подання);</w:t>
+      </w:r>
+    </w:p>
+    <w:p>
+      <w:pPr>
+        <w:pStyle w:val="Compact"/>
+        <w:numPr>
+          <w:ilvl w:val="0"/>
+          <w:numId w:val="1002"/>
+        </w:numPr>
+        <w:jc w:val="both"/>
+      </w:pPr>
+      <w:r>
+        <w:t xml:space="preserve">знімки екрана, які підтверджують відмову в доступі та її усунення;</w:t>
+      </w:r>
+    </w:p>
+    <w:p>
+      <w:pPr>
+        <w:pStyle w:val="Compact"/>
+        <w:numPr>
+          <w:ilvl w:val="0"/>
+          <w:numId w:val="1002"/>
+        </w:numPr>
+        <w:jc w:val="both"/>
+      </w:pPr>
+      <w:r>
+        <w:t xml:space="preserve">пояснення дії бітів SGID і sticky за результатами пункту 8;</w:t>
+      </w:r>
+    </w:p>
+    <w:p>
+      <w:pPr>
+        <w:pStyle w:val="Compact"/>
+        <w:numPr>
+          <w:ilvl w:val="0"/>
+          <w:numId w:val="1002"/>
+        </w:numPr>
+        <w:jc w:val="both"/>
+      </w:pPr>
+      <w:r>
+        <w:t xml:space="preserve">відповідь на запитання додаткового завдання варіанта;</w:t>
+      </w:r>
+    </w:p>
+    <w:p>
+      <w:pPr>
+        <w:pStyle w:val="Compact"/>
+        <w:numPr>
+          <w:ilvl w:val="0"/>
+          <w:numId w:val="1002"/>
+        </w:numPr>
+        <w:jc w:val="both"/>
+      </w:pPr>
+      <w:r>
+        <w:t xml:space="preserve">висновок про те, чому модель «власник — група — інші» доповнюють списками ACL.</w:t>
+      </w:r>
+    </w:p>
+    <w:bookmarkEnd w:id="26"/>
+    <w:bookmarkStart w:id="27" w:name="варіанти-індивідуальних-завдань"/>
+    <w:p>
+      <w:pPr>
+        <w:pStyle w:val="Heading2"/>
+      </w:pPr>
+      <w:r>
+        <w:t xml:space="preserve">Варіанти індивідуальних завдань</w:t>
+      </w:r>
+    </w:p>
+    <w:tbl>
+      <w:tblPr>
+        <w:tblStyle w:val="Table"/>
+        <w:tblW w:type="dxa" w:w="9637"/>
+        <w:tblLayout w:type="fixed"/>
+        <w:tblLook w:firstRow="1" w:lastRow="0" w:firstColumn="0" w:lastColumn="0" w:noHBand="0" w:noVBand="0" w:val="0020"/>
+      </w:tblPr>
+      <w:tblGrid>
+        <w:gridCol w:w="396"/>
+        <w:gridCol w:w="2773"/>
+        <w:gridCol w:w="1716"/>
+        <w:gridCol w:w="924"/>
+        <w:gridCol w:w="1188"/>
+        <w:gridCol w:w="2640"/>
+      </w:tblGrid>
+      <w:tr>
+        <w:trPr>
+          <w:tblHeader w:val="on"/>
+        </w:trPr>
+        <w:tc>
+          <w:tcPr/>
+          <w:p>
+            <w:pPr>
+              <w:pStyle w:val="Compact"/>
+            </w:pPr>
+            <w:r>
+              <w:t xml:space="preserve">№</w:t>
+            </w:r>
+          </w:p>
+        </w:tc>
+        <w:tc>
+          <w:tcPr/>
+          <w:p>
+            <w:pPr>
+              <w:pStyle w:val="Compact"/>
+            </w:pPr>
+            <w:r>
+              <w:t xml:space="preserve">Група / користувачі</w:t>
+            </w:r>
+          </w:p>
+        </w:tc>
+        <w:tc>
+          <w:tcPr/>
+          <w:p>
+            <w:pPr>
+              <w:pStyle w:val="Compact"/>
+            </w:pPr>
+            <w:r>
+              <w:t xml:space="preserve">Права файлу</w:t>
+            </w:r>
+          </w:p>
+        </w:tc>
+        <w:tc>
+          <w:tcPr/>
+          <w:p>
+            <w:pPr>
+              <w:pStyle w:val="Compact"/>
+            </w:pPr>
+            <w:r>
+              <w:t xml:space="preserve">umask</w:t>
+            </w:r>
+          </w:p>
+        </w:tc>
+        <w:tc>
+          <w:tcPr/>
+          <w:p>
+            <w:pPr>
+              <w:pStyle w:val="Compact"/>
+            </w:pPr>
+            <w:r>
+              <w:t xml:space="preserve">ACL для</w:t>
+            </w:r>
+          </w:p>
+        </w:tc>
+        <w:tc>
+          <w:tcPr/>
+          <w:p>
+            <w:pPr>
+              <w:pStyle w:val="Compact"/>
+            </w:pPr>
+            <w:r>
+              <w:t xml:space="preserve">Додаткове завдання</w:t>
+            </w:r>
+          </w:p>
+        </w:tc>
+      </w:tr>
+      <w:tr>
+        <w:tc>
+          <w:tcPr/>
+          <w:p>
+            <w:pPr>
+              <w:pStyle w:val="Compact"/>
+            </w:pPr>
+            <w:r>
+              <w:t xml:space="preserve">1</w:t>
+            </w:r>
+          </w:p>
+        </w:tc>
+        <w:tc>
+          <w:tcPr/>
+          <w:p>
+            <w:pPr>
+              <w:pStyle w:val="Compact"/>
+            </w:pPr>
+            <w:r>
+              <w:rPr>
+                <w:rStyle w:val="VerbatimChar"/>
+              </w:rPr>
+              <w:t xml:space="preserve">developers</w:t>
+            </w:r>
+            <w:r>
+              <w:t xml:space="preserve"> </w:t>
+            </w:r>
+            <w:r>
+              <w:t xml:space="preserve">/ dev1, dev2</w:t>
+            </w:r>
+          </w:p>
+        </w:tc>
+        <w:tc>
+          <w:tcPr/>
+          <w:p>
+            <w:pPr>
+              <w:pStyle w:val="Compact"/>
+            </w:pPr>
+            <w:r>
+              <w:rPr>
+                <w:rStyle w:val="VerbatimChar"/>
+              </w:rPr>
+              <w:t xml:space="preserve">640</w:t>
+            </w:r>
+          </w:p>
+        </w:tc>
+        <w:tc>
+          <w:tcPr/>
+          <w:p>
+            <w:pPr>
+              <w:pStyle w:val="Compact"/>
+            </w:pPr>
+            <w:r>
+              <w:rPr>
+                <w:rStyle w:val="VerbatimChar"/>
+              </w:rPr>
+              <w:t xml:space="preserve">077</w:t>
+            </w:r>
+          </w:p>
+        </w:tc>
+        <w:tc>
+          <w:tcPr/>
+          <w:p>
+            <w:pPr>
+              <w:pStyle w:val="Compact"/>
+            </w:pPr>
+            <w:r>
+              <w:t xml:space="preserve">другого користувача: читання</w:t>
+            </w:r>
+          </w:p>
+        </w:tc>
+        <w:tc>
+          <w:tcPr/>
+          <w:p>
+            <w:pPr>
+              <w:pStyle w:val="Compact"/>
+            </w:pPr>
+            <w:r>
+              <w:t xml:space="preserve">Пояснити, чому</w:t>
+            </w:r>
+            <w:r>
+              <w:t xml:space="preserve"> </w:t>
+            </w:r>
+            <w:r>
+              <w:rPr>
+                <w:rStyle w:val="VerbatimChar"/>
+              </w:rPr>
+              <w:t xml:space="preserve">chmod 777</w:t>
+            </w:r>
+            <w:r>
+              <w:t xml:space="preserve"> </w:t>
+            </w:r>
+            <w:r>
+              <w:t xml:space="preserve">вважають грубою помилкою</w:t>
+            </w:r>
+          </w:p>
+        </w:tc>
+      </w:tr>
+      <w:tr>
+        <w:tc>
+          <w:tcPr/>
+          <w:p>
+            <w:pPr>
+              <w:pStyle w:val="Compact"/>
+            </w:pPr>
+            <w:r>
+              <w:t xml:space="preserve">2</w:t>
+            </w:r>
+          </w:p>
+        </w:tc>
+        <w:tc>
+          <w:tcPr/>
+          <w:p>
+            <w:pPr>
+              <w:pStyle w:val="Compact"/>
+            </w:pPr>
+            <w:r>
+              <w:rPr>
+                <w:rStyle w:val="VerbatimChar"/>
+              </w:rPr>
+              <w:t xml:space="preserve">testers</w:t>
+            </w:r>
+            <w:r>
+              <w:t xml:space="preserve"> </w:t>
+            </w:r>
+            <w:r>
+              <w:t xml:space="preserve">/ test1, test2</w:t>
+            </w:r>
+          </w:p>
+        </w:tc>
+        <w:tc>
+          <w:tcPr/>
+          <w:p>
+            <w:pPr>
+              <w:pStyle w:val="Compact"/>
+            </w:pPr>
+            <w:r>
+              <w:rPr>
+                <w:rStyle w:val="VerbatimChar"/>
+              </w:rPr>
+              <w:t xml:space="preserve">750</w:t>
+            </w:r>
+          </w:p>
+        </w:tc>
+        <w:tc>
+          <w:tcPr/>
+          <w:p>
+            <w:pPr>
+              <w:pStyle w:val="Compact"/>
+            </w:pPr>
+            <w:r>
+              <w:rPr>
+                <w:rStyle w:val="VerbatimChar"/>
+              </w:rPr>
+              <w:t xml:space="preserve">027</w:t>
+            </w:r>
+          </w:p>
+        </w:tc>
+        <w:tc>
+          <w:tcPr/>
+          <w:p>
+            <w:pPr>
+              <w:pStyle w:val="Compact"/>
+            </w:pPr>
+            <w:r>
+              <w:t xml:space="preserve">групи: читання</w:t>
+            </w:r>
+          </w:p>
+        </w:tc>
+        <w:tc>
+          <w:tcPr/>
+          <w:p>
+            <w:pPr>
+              <w:pStyle w:val="Compact"/>
+            </w:pPr>
+            <w:r>
+              <w:t xml:space="preserve">Порівняти</w:t>
+            </w:r>
+            <w:r>
+              <w:t xml:space="preserve"> </w:t>
+            </w:r>
+            <w:r>
+              <w:rPr>
+                <w:rStyle w:val="VerbatimChar"/>
+              </w:rPr>
+              <w:t xml:space="preserve">usermod -G</w:t>
+            </w:r>
+            <w:r>
+              <w:t xml:space="preserve"> </w:t>
+            </w:r>
+            <w:r>
+              <w:t xml:space="preserve">і</w:t>
+            </w:r>
+            <w:r>
+              <w:t xml:space="preserve"> </w:t>
+            </w:r>
+            <w:r>
+              <w:rPr>
+                <w:rStyle w:val="VerbatimChar"/>
+              </w:rPr>
+              <w:t xml:space="preserve">usermod -aG</w:t>
+            </w:r>
+            <w:r>
+              <w:t xml:space="preserve"> </w:t>
+            </w:r>
+            <w:r>
+              <w:t xml:space="preserve">за наслідками</w:t>
+            </w:r>
+          </w:p>
+        </w:tc>
+      </w:tr>
+      <w:tr>
+        <w:tc>
+          <w:tcPr/>
+          <w:p>
+            <w:pPr>
+              <w:pStyle w:val="Compact"/>
+            </w:pPr>
+            <w:r>
+              <w:t xml:space="preserve">3</w:t>
+            </w:r>
+          </w:p>
+        </w:tc>
+        <w:tc>
+          <w:tcPr/>
+          <w:p>
+            <w:pPr>
+              <w:pStyle w:val="Compact"/>
+            </w:pPr>
+            <w:r>
+              <w:rPr>
+                <w:rStyle w:val="VerbatimChar"/>
+              </w:rPr>
+              <w:t xml:space="preserve">analysts</w:t>
+            </w:r>
+            <w:r>
+              <w:t xml:space="preserve"> </w:t>
+            </w:r>
+            <w:r>
+              <w:t xml:space="preserve">/ an1, an2</w:t>
+            </w:r>
+          </w:p>
+        </w:tc>
+        <w:tc>
+          <w:tcPr/>
+          <w:p>
+            <w:pPr>
+              <w:pStyle w:val="Compact"/>
+            </w:pPr>
+            <w:r>
+              <w:rPr>
+                <w:rStyle w:val="VerbatimChar"/>
+              </w:rPr>
+              <w:t xml:space="preserve">600</w:t>
+            </w:r>
+          </w:p>
+        </w:tc>
+        <w:tc>
+          <w:tcPr/>
+          <w:p>
+            <w:pPr>
+              <w:pStyle w:val="Compact"/>
+            </w:pPr>
+            <w:r>
+              <w:rPr>
+                <w:rStyle w:val="VerbatimChar"/>
+              </w:rPr>
+              <w:t xml:space="preserve">022</w:t>
+            </w:r>
+          </w:p>
+        </w:tc>
+        <w:tc>
+          <w:tcPr/>
+          <w:p>
+            <w:pPr>
+              <w:pStyle w:val="Compact"/>
+            </w:pPr>
+            <w:r>
+              <w:t xml:space="preserve">другого користувача: читання й запис</w:t>
+            </w:r>
+          </w:p>
+        </w:tc>
+        <w:tc>
+          <w:tcPr/>
+          <w:p>
+            <w:pPr>
+              <w:pStyle w:val="Compact"/>
+            </w:pPr>
+            <w:r>
+              <w:t xml:space="preserve">Пояснити призначення</w:t>
+            </w:r>
+            <w:r>
+              <w:t xml:space="preserve"> </w:t>
+            </w:r>
+            <w:r>
+              <w:rPr>
+                <w:rStyle w:val="VerbatimChar"/>
+              </w:rPr>
+              <w:t xml:space="preserve">/etc/skel</w:t>
+            </w:r>
+          </w:p>
+        </w:tc>
+      </w:tr>
+      <w:tr>
+        <w:tc>
+          <w:tcPr/>
+          <w:p>
+            <w:pPr>
+              <w:pStyle w:val="Compact"/>
+            </w:pPr>
+            <w:r>
+              <w:t xml:space="preserve">4</w:t>
+            </w:r>
+          </w:p>
+        </w:tc>
+        <w:tc>
+          <w:tcPr/>
+          <w:p>
+            <w:pPr>
+              <w:pStyle w:val="Compact"/>
+            </w:pPr>
+            <w:r>
+              <w:rPr>
+                <w:rStyle w:val="VerbatimChar"/>
+              </w:rPr>
+              <w:t xml:space="preserve">support</w:t>
+            </w:r>
+            <w:r>
+              <w:t xml:space="preserve"> </w:t>
+            </w:r>
+            <w:r>
+              <w:t xml:space="preserve">/ sup1, sup2</w:t>
+            </w:r>
+          </w:p>
+        </w:tc>
+        <w:tc>
+          <w:tcPr/>
+          <w:p>
+            <w:pPr>
+              <w:pStyle w:val="Compact"/>
+            </w:pPr>
+            <w:r>
+              <w:rPr>
+                <w:rStyle w:val="VerbatimChar"/>
+              </w:rPr>
+              <w:t xml:space="preserve">664</w:t>
+            </w:r>
+          </w:p>
+        </w:tc>
+        <w:tc>
+          <w:tcPr/>
+          <w:p>
+            <w:pPr>
+              <w:pStyle w:val="Compact"/>
+            </w:pPr>
+            <w:r>
+              <w:rPr>
+                <w:rStyle w:val="VerbatimChar"/>
+              </w:rPr>
+              <w:t xml:space="preserve">007</w:t>
+            </w:r>
+          </w:p>
+        </w:tc>
+        <w:tc>
+          <w:tcPr/>
+          <w:p>
+            <w:pPr>
+              <w:pStyle w:val="Compact"/>
+            </w:pPr>
+            <w:r>
+              <w:t xml:space="preserve">групи: читання й запис</w:t>
+            </w:r>
+          </w:p>
+        </w:tc>
+        <w:tc>
+          <w:tcPr/>
+          <w:p>
+            <w:pPr>
+              <w:pStyle w:val="Compact"/>
+            </w:pPr>
+            <w:r>
+              <w:t xml:space="preserve">Знайти всі файли з бітом SUID у</w:t>
+            </w:r>
+            <w:r>
+              <w:t xml:space="preserve"> </w:t>
+            </w:r>
+            <w:r>
+              <w:rPr>
+                <w:rStyle w:val="VerbatimChar"/>
+              </w:rPr>
+              <w:t xml:space="preserve">/usr/bin</w:t>
+            </w:r>
+          </w:p>
+        </w:tc>
+      </w:tr>
+      <w:tr>
+        <w:tc>
+          <w:tcPr/>
+          <w:p>
+            <w:pPr>
+              <w:pStyle w:val="Compact"/>
+            </w:pPr>
+            <w:r>
+              <w:t xml:space="preserve">5</w:t>
+            </w:r>
+          </w:p>
+        </w:tc>
+        <w:tc>
+          <w:tcPr/>
+          <w:p>
+            <w:pPr>
+              <w:pStyle w:val="Compact"/>
+            </w:pPr>
+            <w:r>
+              <w:rPr>
+                <w:rStyle w:val="VerbatimChar"/>
+              </w:rPr>
+              <w:t xml:space="preserve">devops</w:t>
+            </w:r>
+            <w:r>
+              <w:t xml:space="preserve"> </w:t>
+            </w:r>
+            <w:r>
+              <w:t xml:space="preserve">/ ops1, ops2</w:t>
+            </w:r>
+          </w:p>
+        </w:tc>
+        <w:tc>
+          <w:tcPr/>
+          <w:p>
+            <w:pPr>
+              <w:pStyle w:val="Compact"/>
+            </w:pPr>
+            <w:r>
+              <w:rPr>
+                <w:rStyle w:val="VerbatimChar"/>
+              </w:rPr>
+              <w:t xml:space="preserve">700</w:t>
+            </w:r>
+          </w:p>
+        </w:tc>
+        <w:tc>
+          <w:tcPr/>
+          <w:p>
+            <w:pPr>
+              <w:pStyle w:val="Compact"/>
+            </w:pPr>
+            <w:r>
+              <w:rPr>
+                <w:rStyle w:val="VerbatimChar"/>
+              </w:rPr>
+              <w:t xml:space="preserve">077</w:t>
+            </w:r>
+          </w:p>
+        </w:tc>
+        <w:tc>
+          <w:tcPr/>
+          <w:p>
+            <w:pPr>
+              <w:pStyle w:val="Compact"/>
+            </w:pPr>
+            <w:r>
+              <w:t xml:space="preserve">другого користувача: читання</w:t>
+            </w:r>
+          </w:p>
+        </w:tc>
+        <w:tc>
+          <w:tcPr/>
+          <w:p>
+            <w:pPr>
+              <w:pStyle w:val="Compact"/>
+            </w:pPr>
+            <w:r>
+              <w:t xml:space="preserve">Пояснити, навіщо</w:t>
+            </w:r>
+            <w:r>
+              <w:t xml:space="preserve"> </w:t>
+            </w:r>
+            <w:r>
+              <w:rPr>
+                <w:rStyle w:val="VerbatimChar"/>
+              </w:rPr>
+              <w:t xml:space="preserve">passwd</w:t>
+            </w:r>
+            <w:r>
+              <w:t xml:space="preserve"> </w:t>
+            </w:r>
+            <w:r>
+              <w:t xml:space="preserve">має біт SUID</w:t>
+            </w:r>
+          </w:p>
+        </w:tc>
+      </w:tr>
+      <w:tr>
+        <w:tc>
+          <w:tcPr/>
+          <w:p>
+            <w:pPr>
+              <w:pStyle w:val="Compact"/>
+            </w:pPr>
+            <w:r>
+              <w:t xml:space="preserve">6</w:t>
+            </w:r>
+          </w:p>
+        </w:tc>
+        <w:tc>
+          <w:tcPr/>
+          <w:p>
+            <w:pPr>
+              <w:pStyle w:val="Compact"/>
+            </w:pPr>
+            <w:r>
+              <w:rPr>
+                <w:rStyle w:val="VerbatimChar"/>
+              </w:rPr>
+              <w:t xml:space="preserve">students</w:t>
+            </w:r>
+            <w:r>
+              <w:t xml:space="preserve"> </w:t>
+            </w:r>
+            <w:r>
+              <w:t xml:space="preserve">/ st1, st2</w:t>
+            </w:r>
+          </w:p>
+        </w:tc>
+        <w:tc>
+          <w:tcPr/>
+          <w:p>
+            <w:pPr>
+              <w:pStyle w:val="Compact"/>
+            </w:pPr>
+            <w:r>
+              <w:rPr>
+                <w:rStyle w:val="VerbatimChar"/>
+              </w:rPr>
+              <w:t xml:space="preserve">644</w:t>
+            </w:r>
+          </w:p>
+        </w:tc>
+        <w:tc>
+          <w:tcPr/>
+          <w:p>
+            <w:pPr>
+              <w:pStyle w:val="Compact"/>
+            </w:pPr>
+            <w:r>
+              <w:rPr>
+                <w:rStyle w:val="VerbatimChar"/>
+              </w:rPr>
+              <w:t xml:space="preserve">022</w:t>
+            </w:r>
+          </w:p>
+        </w:tc>
+        <w:tc>
+          <w:tcPr/>
+          <w:p>
+            <w:pPr>
+              <w:pStyle w:val="Compact"/>
+            </w:pPr>
+            <w:r>
+              <w:t xml:space="preserve">групи: читання</w:t>
+            </w:r>
+          </w:p>
+        </w:tc>
+        <w:tc>
+          <w:tcPr/>
+          <w:p>
+            <w:pPr>
+              <w:pStyle w:val="Compact"/>
+            </w:pPr>
+            <w:r>
+              <w:t xml:space="preserve">Показати, що дає біт sticky в каталозі</w:t>
+            </w:r>
+            <w:r>
+              <w:t xml:space="preserve"> </w:t>
+            </w:r>
+            <w:r>
+              <w:rPr>
+                <w:rStyle w:val="VerbatimChar"/>
+              </w:rPr>
+              <w:t xml:space="preserve">/tmp</w:t>
+            </w:r>
+          </w:p>
+        </w:tc>
+      </w:tr>
+      <w:tr>
+        <w:tc>
+          <w:tcPr/>
+          <w:p>
+            <w:pPr>
+              <w:pStyle w:val="Compact"/>
+            </w:pPr>
+            <w:r>
+              <w:t xml:space="preserve">7</w:t>
+            </w:r>
+          </w:p>
+        </w:tc>
+        <w:tc>
+          <w:tcPr/>
+          <w:p>
+            <w:pPr>
+              <w:pStyle w:val="Compact"/>
+            </w:pPr>
+            <w:r>
+              <w:rPr>
+                <w:rStyle w:val="VerbatimChar"/>
+              </w:rPr>
+              <w:t xml:space="preserve">writers</w:t>
+            </w:r>
+            <w:r>
+              <w:t xml:space="preserve"> </w:t>
+            </w:r>
+            <w:r>
+              <w:t xml:space="preserve">/ wr1, wr2</w:t>
+            </w:r>
+          </w:p>
+        </w:tc>
+        <w:tc>
+          <w:tcPr/>
+          <w:p>
+            <w:pPr>
+              <w:pStyle w:val="Compact"/>
+            </w:pPr>
+            <w:r>
+              <w:rPr>
+                <w:rStyle w:val="VerbatimChar"/>
+              </w:rPr>
+              <w:t xml:space="preserve">660</w:t>
+            </w:r>
+          </w:p>
+        </w:tc>
+        <w:tc>
+          <w:tcPr/>
+          <w:p>
+            <w:pPr>
+              <w:pStyle w:val="Compact"/>
+            </w:pPr>
+            <w:r>
+              <w:rPr>
+                <w:rStyle w:val="VerbatimChar"/>
+              </w:rPr>
+              <w:t xml:space="preserve">002</w:t>
+            </w:r>
+          </w:p>
+        </w:tc>
+        <w:tc>
+          <w:tcPr/>
+          <w:p>
+            <w:pPr>
+              <w:pStyle w:val="Compact"/>
+            </w:pPr>
+            <w:r>
+              <w:t xml:space="preserve">другого користувача: читання й запис</w:t>
+            </w:r>
+          </w:p>
+        </w:tc>
+        <w:tc>
+          <w:tcPr/>
+          <w:p>
+            <w:pPr>
+              <w:pStyle w:val="Compact"/>
+            </w:pPr>
+            <w:r>
+              <w:t xml:space="preserve">Пояснити схему user private group</w:t>
+            </w:r>
+          </w:p>
+        </w:tc>
+      </w:tr>
+      <w:tr>
+        <w:tc>
+          <w:tcPr/>
+          <w:p>
+            <w:pPr>
+              <w:pStyle w:val="Compact"/>
+            </w:pPr>
+            <w:r>
+              <w:t xml:space="preserve">8</w:t>
+            </w:r>
+          </w:p>
+        </w:tc>
+        <w:tc>
+          <w:tcPr/>
+          <w:p>
+            <w:pPr>
+              <w:pStyle w:val="Compact"/>
+            </w:pPr>
+            <w:r>
+              <w:rPr>
+                <w:rStyle w:val="VerbatimChar"/>
+              </w:rPr>
+              <w:t xml:space="preserve">readers</w:t>
+            </w:r>
+            <w:r>
+              <w:t xml:space="preserve"> </w:t>
+            </w:r>
+            <w:r>
+              <w:t xml:space="preserve">/ rd1, rd2</w:t>
+            </w:r>
+          </w:p>
+        </w:tc>
+        <w:tc>
+          <w:tcPr/>
+          <w:p>
+            <w:pPr>
+              <w:pStyle w:val="Compact"/>
+            </w:pPr>
+            <w:r>
+              <w:rPr>
+                <w:rStyle w:val="VerbatimChar"/>
+              </w:rPr>
+              <w:t xml:space="preserve">440</w:t>
+            </w:r>
+          </w:p>
+        </w:tc>
+        <w:tc>
+          <w:tcPr/>
+          <w:p>
+            <w:pPr>
+              <w:pStyle w:val="Compact"/>
+            </w:pPr>
+            <w:r>
+              <w:rPr>
+                <w:rStyle w:val="VerbatimChar"/>
+              </w:rPr>
+              <w:t xml:space="preserve">037</w:t>
+            </w:r>
+          </w:p>
+        </w:tc>
+        <w:tc>
+          <w:tcPr/>
+          <w:p>
+            <w:pPr>
+              <w:pStyle w:val="Compact"/>
+            </w:pPr>
+            <w:r>
+              <w:t xml:space="preserve">групи: читання</w:t>
+            </w:r>
+          </w:p>
+        </w:tc>
+        <w:tc>
+          <w:tcPr/>
+          <w:p>
+            <w:pPr>
+              <w:pStyle w:val="Compact"/>
+            </w:pPr>
+            <w:r>
+              <w:t xml:space="preserve">Пояснити різницю між</w:t>
+            </w:r>
+            <w:r>
+              <w:t xml:space="preserve"> </w:t>
+            </w:r>
+            <w:r>
+              <w:rPr>
+                <w:rStyle w:val="VerbatimChar"/>
+              </w:rPr>
+              <w:t xml:space="preserve">chown</w:t>
+            </w:r>
+            <w:r>
+              <w:t xml:space="preserve"> </w:t>
+            </w:r>
+            <w:r>
+              <w:t xml:space="preserve">і</w:t>
+            </w:r>
+            <w:r>
+              <w:t xml:space="preserve"> </w:t>
+            </w:r>
+            <w:r>
+              <w:rPr>
+                <w:rStyle w:val="VerbatimChar"/>
+              </w:rPr>
+              <w:t xml:space="preserve">chgrp</w:t>
+            </w:r>
+          </w:p>
+        </w:tc>
+      </w:tr>
+      <w:tr>
+        <w:tc>
+          <w:tcPr/>
+          <w:p>
+            <w:pPr>
+              <w:pStyle w:val="Compact"/>
+            </w:pPr>
+            <w:r>
+              <w:t xml:space="preserve">9</w:t>
+            </w:r>
+          </w:p>
+        </w:tc>
+        <w:tc>
+          <w:tcPr/>
+          <w:p>
+            <w:pPr>
+              <w:pStyle w:val="Compact"/>
+            </w:pPr>
+            <w:r>
+              <w:rPr>
+                <w:rStyle w:val="VerbatimChar"/>
+              </w:rPr>
+              <w:t xml:space="preserve">admins</w:t>
+            </w:r>
+            <w:r>
+              <w:t xml:space="preserve"> </w:t>
+            </w:r>
+            <w:r>
+              <w:t xml:space="preserve">/ adm1, adm2</w:t>
+            </w:r>
+          </w:p>
+        </w:tc>
+        <w:tc>
+          <w:tcPr/>
+          <w:p>
+            <w:pPr>
+              <w:pStyle w:val="Compact"/>
+            </w:pPr>
+            <w:r>
+              <w:rPr>
+                <w:rStyle w:val="VerbatimChar"/>
+              </w:rPr>
+              <w:t xml:space="preserve">750</w:t>
+            </w:r>
+          </w:p>
+        </w:tc>
+        <w:tc>
+          <w:tcPr/>
+          <w:p>
+            <w:pPr>
+              <w:pStyle w:val="Compact"/>
+            </w:pPr>
+            <w:r>
+              <w:rPr>
+                <w:rStyle w:val="VerbatimChar"/>
+              </w:rPr>
+              <w:t xml:space="preserve">027</w:t>
+            </w:r>
+          </w:p>
+        </w:tc>
+        <w:tc>
+          <w:tcPr/>
+          <w:p>
+            <w:pPr>
+              <w:pStyle w:val="Compact"/>
+            </w:pPr>
+            <w:r>
+              <w:t xml:space="preserve">другого користувача: виконання</w:t>
+            </w:r>
+          </w:p>
+        </w:tc>
+        <w:tc>
+          <w:tcPr/>
+          <w:p>
+            <w:pPr>
+              <w:pStyle w:val="Compact"/>
+            </w:pPr>
+            <w:r>
+              <w:t xml:space="preserve">Показати, як надати користувачу право sudo</w:t>
+            </w:r>
+          </w:p>
+        </w:tc>
+      </w:tr>
+      <w:tr>
+        <w:tc>
+          <w:tcPr/>
+          <w:p>
+            <w:pPr>
+              <w:pStyle w:val="Compact"/>
+            </w:pPr>
+            <w:r>
+              <w:t xml:space="preserve">10</w:t>
+            </w:r>
+          </w:p>
+        </w:tc>
+        <w:tc>
+          <w:tcPr/>
+          <w:p>
+            <w:pPr>
+              <w:pStyle w:val="Compact"/>
+            </w:pPr>
+            <w:r>
+              <w:rPr>
+                <w:rStyle w:val="VerbatimChar"/>
+              </w:rPr>
+              <w:t xml:space="preserve">designers</w:t>
+            </w:r>
+            <w:r>
+              <w:t xml:space="preserve"> </w:t>
+            </w:r>
+            <w:r>
+              <w:t xml:space="preserve">/ ds1, ds2</w:t>
+            </w:r>
+          </w:p>
+        </w:tc>
+        <w:tc>
+          <w:tcPr/>
+          <w:p>
+            <w:pPr>
+              <w:pStyle w:val="Compact"/>
+            </w:pPr>
+            <w:r>
+              <w:rPr>
+                <w:rStyle w:val="VerbatimChar"/>
+              </w:rPr>
+              <w:t xml:space="preserve">664</w:t>
+            </w:r>
+          </w:p>
+        </w:tc>
+        <w:tc>
+          <w:tcPr/>
+          <w:p>
+            <w:pPr>
+              <w:pStyle w:val="Compact"/>
+            </w:pPr>
+            <w:r>
+              <w:rPr>
+                <w:rStyle w:val="VerbatimChar"/>
+              </w:rPr>
+              <w:t xml:space="preserve">002</w:t>
+            </w:r>
+          </w:p>
+        </w:tc>
+        <w:tc>
+          <w:tcPr/>
+          <w:p>
+            <w:pPr>
+              <w:pStyle w:val="Compact"/>
+            </w:pPr>
+            <w:r>
+              <w:t xml:space="preserve">групи: читання й запис</w:t>
+            </w:r>
+          </w:p>
+        </w:tc>
+        <w:tc>
+          <w:tcPr/>
+          <w:p>
+            <w:pPr>
+              <w:pStyle w:val="Compact"/>
+            </w:pPr>
+            <w:r>
+              <w:t xml:space="preserve">Пояснити, чому зміна груп потребує повторного входу</w:t>
+            </w:r>
+          </w:p>
+        </w:tc>
+      </w:tr>
+      <w:tr>
+        <w:tc>
+          <w:tcPr/>
+          <w:p>
+            <w:pPr>
+              <w:pStyle w:val="Compact"/>
+            </w:pPr>
+            <w:r>
+              <w:t xml:space="preserve">11</w:t>
+            </w:r>
+          </w:p>
+        </w:tc>
+        <w:tc>
+          <w:tcPr/>
+          <w:p>
+            <w:pPr>
+              <w:pStyle w:val="Compact"/>
+            </w:pPr>
+            <w:r>
+              <w:rPr>
+                <w:rStyle w:val="VerbatimChar"/>
+              </w:rPr>
+              <w:t xml:space="preserve">auditors</w:t>
+            </w:r>
+            <w:r>
+              <w:t xml:space="preserve"> </w:t>
+            </w:r>
+            <w:r>
+              <w:t xml:space="preserve">/ au1, au2</w:t>
+            </w:r>
+          </w:p>
+        </w:tc>
+        <w:tc>
+          <w:tcPr/>
+          <w:p>
+            <w:pPr>
+              <w:pStyle w:val="Compact"/>
+            </w:pPr>
+            <w:r>
+              <w:rPr>
+                <w:rStyle w:val="VerbatimChar"/>
+              </w:rPr>
+              <w:t xml:space="preserve">400</w:t>
+            </w:r>
+          </w:p>
+        </w:tc>
+        <w:tc>
+          <w:tcPr/>
+          <w:p>
+            <w:pPr>
+              <w:pStyle w:val="Compact"/>
+            </w:pPr>
+            <w:r>
+              <w:rPr>
+                <w:rStyle w:val="VerbatimChar"/>
+              </w:rPr>
+              <w:t xml:space="preserve">077</w:t>
+            </w:r>
+          </w:p>
+        </w:tc>
+        <w:tc>
+          <w:tcPr/>
+          <w:p>
+            <w:pPr>
+              <w:pStyle w:val="Compact"/>
+            </w:pPr>
+            <w:r>
+              <w:t xml:space="preserve">другого користувача: читання</w:t>
+            </w:r>
+          </w:p>
+        </w:tc>
+        <w:tc>
+          <w:tcPr/>
+          <w:p>
+            <w:pPr>
+              <w:pStyle w:val="Compact"/>
+            </w:pPr>
+            <w:r>
+              <w:t xml:space="preserve">Знайти файли, доступні на запис усім користувачам</w:t>
+            </w:r>
+          </w:p>
+        </w:tc>
+      </w:tr>
+      <w:tr>
+        <w:tc>
+          <w:tcPr/>
+          <w:p>
+            <w:pPr>
+              <w:pStyle w:val="Compact"/>
+            </w:pPr>
+            <w:r>
+              <w:t xml:space="preserve">12</w:t>
+            </w:r>
+          </w:p>
+        </w:tc>
+        <w:tc>
+          <w:tcPr/>
+          <w:p>
+            <w:pPr>
+              <w:pStyle w:val="Compact"/>
+            </w:pPr>
+            <w:r>
+              <w:rPr>
+                <w:rStyle w:val="VerbatimChar"/>
+              </w:rPr>
+              <w:t xml:space="preserve">interns</w:t>
+            </w:r>
+            <w:r>
+              <w:t xml:space="preserve"> </w:t>
+            </w:r>
+            <w:r>
+              <w:t xml:space="preserve">/ in1, in2</w:t>
+            </w:r>
+          </w:p>
+        </w:tc>
+        <w:tc>
+          <w:tcPr/>
+          <w:p>
+            <w:pPr>
+              <w:pStyle w:val="Compact"/>
+            </w:pPr>
+            <w:r>
+              <w:rPr>
+                <w:rStyle w:val="VerbatimChar"/>
+              </w:rPr>
+              <w:t xml:space="preserve">755</w:t>
+            </w:r>
+          </w:p>
+        </w:tc>
+        <w:tc>
+          <w:tcPr/>
+          <w:p>
+            <w:pPr>
+              <w:pStyle w:val="Compact"/>
+            </w:pPr>
+            <w:r>
+              <w:rPr>
+                <w:rStyle w:val="VerbatimChar"/>
+              </w:rPr>
+              <w:t xml:space="preserve">022</w:t>
+            </w:r>
+          </w:p>
+        </w:tc>
+        <w:tc>
+          <w:tcPr/>
+          <w:p>
+            <w:pPr>
+              <w:pStyle w:val="Compact"/>
+            </w:pPr>
+            <w:r>
+              <w:t xml:space="preserve">групи: читання й виконання</w:t>
+            </w:r>
+          </w:p>
+        </w:tc>
+        <w:tc>
+          <w:tcPr/>
+          <w:p>
+            <w:pPr>
+              <w:pStyle w:val="Compact"/>
+            </w:pPr>
+            <w:r>
+              <w:t xml:space="preserve">Пояснити, що станеться з файлами після</w:t>
+            </w:r>
+            <w:r>
+              <w:t xml:space="preserve"> </w:t>
+            </w:r>
+            <w:r>
+              <w:rPr>
+                <w:rStyle w:val="VerbatimChar"/>
+              </w:rPr>
+              <w:t xml:space="preserve">deluser</w:t>
+            </w:r>
+          </w:p>
+        </w:tc>
+      </w:tr>
+      <w:tr>
+        <w:tc>
+          <w:tcPr/>
+          <w:p>
+            <w:pPr>
+              <w:pStyle w:val="Compact"/>
+            </w:pPr>
+            <w:r>
+              <w:t xml:space="preserve">13</w:t>
+            </w:r>
+          </w:p>
+        </w:tc>
+        <w:tc>
+          <w:tcPr/>
+          <w:p>
+            <w:pPr>
+              <w:pStyle w:val="Compact"/>
+            </w:pPr>
+            <w:r>
+              <w:rPr>
+                <w:rStyle w:val="VerbatimChar"/>
+              </w:rPr>
+              <w:t xml:space="preserve">managers</w:t>
+            </w:r>
+            <w:r>
+              <w:t xml:space="preserve"> </w:t>
+            </w:r>
+            <w:r>
+              <w:t xml:space="preserve">/ mg1, mg2</w:t>
+            </w:r>
+          </w:p>
+        </w:tc>
+        <w:tc>
+          <w:tcPr/>
+          <w:p>
+            <w:pPr>
+              <w:pStyle w:val="Compact"/>
+            </w:pPr>
+            <w:r>
+              <w:rPr>
+                <w:rStyle w:val="VerbatimChar"/>
+              </w:rPr>
+              <w:t xml:space="preserve">640</w:t>
+            </w:r>
+          </w:p>
+        </w:tc>
+        <w:tc>
+          <w:tcPr/>
+          <w:p>
+            <w:pPr>
+              <w:pStyle w:val="Compact"/>
+            </w:pPr>
+            <w:r>
+              <w:rPr>
+                <w:rStyle w:val="VerbatimChar"/>
+              </w:rPr>
+              <w:t xml:space="preserve">027</w:t>
+            </w:r>
+          </w:p>
+        </w:tc>
+        <w:tc>
+          <w:tcPr/>
+          <w:p>
+            <w:pPr>
+              <w:pStyle w:val="Compact"/>
+            </w:pPr>
+            <w:r>
+              <w:t xml:space="preserve">другого користувача: читання</w:t>
+            </w:r>
+          </w:p>
+        </w:tc>
+        <w:tc>
+          <w:tcPr/>
+          <w:p>
+            <w:pPr>
+              <w:pStyle w:val="Compact"/>
+            </w:pPr>
+            <w:r>
+              <w:t xml:space="preserve">Порівняти</w:t>
+            </w:r>
+            <w:r>
+              <w:t xml:space="preserve"> </w:t>
+            </w:r>
+            <w:r>
+              <w:rPr>
+                <w:rStyle w:val="VerbatimChar"/>
+              </w:rPr>
+              <w:t xml:space="preserve">su</w:t>
+            </w:r>
+            <w:r>
+              <w:t xml:space="preserve"> </w:t>
+            </w:r>
+            <w:r>
+              <w:t xml:space="preserve">і</w:t>
+            </w:r>
+            <w:r>
+              <w:t xml:space="preserve"> </w:t>
+            </w:r>
+            <w:r>
+              <w:rPr>
+                <w:rStyle w:val="VerbatimChar"/>
+              </w:rPr>
+              <w:t xml:space="preserve">sudo</w:t>
+            </w:r>
+            <w:r>
+              <w:t xml:space="preserve"> </w:t>
+            </w:r>
+            <w:r>
+              <w:t xml:space="preserve">за механізмом і журналюванням</w:t>
+            </w:r>
+          </w:p>
+        </w:tc>
+      </w:tr>
+      <w:tr>
+        <w:tc>
+          <w:tcPr/>
+          <w:p>
+            <w:pPr>
+              <w:pStyle w:val="Compact"/>
+            </w:pPr>
+            <w:r>
+              <w:t xml:space="preserve">14</w:t>
+            </w:r>
+          </w:p>
+        </w:tc>
+        <w:tc>
+          <w:tcPr/>
+          <w:p>
+            <w:pPr>
+              <w:pStyle w:val="Compact"/>
+            </w:pPr>
+            <w:r>
+              <w:rPr>
+                <w:rStyle w:val="VerbatimChar"/>
+              </w:rPr>
+              <w:t xml:space="preserve">operators</w:t>
+            </w:r>
+            <w:r>
+              <w:t xml:space="preserve"> </w:t>
+            </w:r>
+            <w:r>
+              <w:t xml:space="preserve">/ op1, op2</w:t>
+            </w:r>
+          </w:p>
+        </w:tc>
+        <w:tc>
+          <w:tcPr/>
+          <w:p>
+            <w:pPr>
+              <w:pStyle w:val="Compact"/>
+            </w:pPr>
+            <w:r>
+              <w:rPr>
+                <w:rStyle w:val="VerbatimChar"/>
+              </w:rPr>
+              <w:t xml:space="preserve">770</w:t>
+            </w:r>
+          </w:p>
+        </w:tc>
+        <w:tc>
+          <w:tcPr/>
+          <w:p>
+            <w:pPr>
+              <w:pStyle w:val="Compact"/>
+            </w:pPr>
+            <w:r>
+              <w:rPr>
+                <w:rStyle w:val="VerbatimChar"/>
+              </w:rPr>
+              <w:t xml:space="preserve">007</w:t>
+            </w:r>
+          </w:p>
+        </w:tc>
+        <w:tc>
+          <w:tcPr/>
+          <w:p>
+            <w:pPr>
+              <w:pStyle w:val="Compact"/>
+            </w:pPr>
+            <w:r>
+              <w:t xml:space="preserve">групи: усі права</w:t>
+            </w:r>
+          </w:p>
+        </w:tc>
+        <w:tc>
+          <w:tcPr/>
+          <w:p>
+            <w:pPr>
+              <w:pStyle w:val="Compact"/>
+            </w:pPr>
+            <w:r>
+              <w:t xml:space="preserve">Пояснити, для чого потрібен</w:t>
+            </w:r>
+            <w:r>
+              <w:t xml:space="preserve"> </w:t>
+            </w:r>
+            <w:r>
+              <w:rPr>
+                <w:rStyle w:val="VerbatimChar"/>
+              </w:rPr>
+              <w:t xml:space="preserve">X</w:t>
+            </w:r>
+            <w:r>
+              <w:t xml:space="preserve"> </w:t>
+            </w:r>
+            <w:r>
+              <w:t xml:space="preserve">у</w:t>
+            </w:r>
+            <w:r>
+              <w:t xml:space="preserve"> </w:t>
+            </w:r>
+            <w:r>
+              <w:rPr>
+                <w:rStyle w:val="VerbatimChar"/>
+              </w:rPr>
+              <w:t xml:space="preserve">chmod -R g+rX</w:t>
+            </w:r>
+          </w:p>
+        </w:tc>
+      </w:tr>
+      <w:tr>
+        <w:tc>
+          <w:tcPr/>
+          <w:p>
+            <w:pPr>
+              <w:pStyle w:val="Compact"/>
+            </w:pPr>
+            <w:r>
+              <w:t xml:space="preserve">15</w:t>
+            </w:r>
+          </w:p>
+        </w:tc>
+        <w:tc>
+          <w:tcPr/>
+          <w:p>
+            <w:pPr>
+              <w:pStyle w:val="Compact"/>
+            </w:pPr>
+            <w:r>
+              <w:rPr>
+                <w:rStyle w:val="VerbatimChar"/>
+              </w:rPr>
+              <w:t xml:space="preserve">engineers</w:t>
+            </w:r>
+            <w:r>
+              <w:t xml:space="preserve"> </w:t>
+            </w:r>
+            <w:r>
+              <w:t xml:space="preserve">/ en1, en2</w:t>
+            </w:r>
+          </w:p>
+        </w:tc>
+        <w:tc>
+          <w:tcPr/>
+          <w:p>
+            <w:pPr>
+              <w:pStyle w:val="Compact"/>
+            </w:pPr>
+            <w:r>
+              <w:rPr>
+                <w:rStyle w:val="VerbatimChar"/>
+              </w:rPr>
+              <w:t xml:space="preserve">600</w:t>
+            </w:r>
+          </w:p>
+        </w:tc>
+        <w:tc>
+          <w:tcPr/>
+          <w:p>
+            <w:pPr>
+              <w:pStyle w:val="Compact"/>
+            </w:pPr>
+            <w:r>
+              <w:rPr>
+                <w:rStyle w:val="VerbatimChar"/>
+              </w:rPr>
+              <w:t xml:space="preserve">077</w:t>
+            </w:r>
+          </w:p>
+        </w:tc>
+        <w:tc>
+          <w:tcPr/>
+          <w:p>
+            <w:pPr>
+              <w:pStyle w:val="Compact"/>
+            </w:pPr>
+            <w:r>
+              <w:t xml:space="preserve">другого користувача: читання й запис</w:t>
+            </w:r>
+          </w:p>
+        </w:tc>
+        <w:tc>
+          <w:tcPr/>
+          <w:p>
+            <w:pPr>
+              <w:pStyle w:val="Compact"/>
+            </w:pPr>
+            <w:r>
+              <w:t xml:space="preserve">Пояснити, чому</w:t>
+            </w:r>
+            <w:r>
+              <w:t xml:space="preserve"> </w:t>
+            </w:r>
+            <w:r>
+              <w:rPr>
+                <w:rStyle w:val="VerbatimChar"/>
+              </w:rPr>
+              <w:t xml:space="preserve">/etc/shadow</w:t>
+            </w:r>
+            <w:r>
+              <w:t xml:space="preserve"> </w:t>
+            </w:r>
+            <w:r>
+              <w:t xml:space="preserve">недоступний для читання всім</w:t>
+            </w:r>
+          </w:p>
+        </w:tc>
+      </w:tr>
+      <w:tr>
+        <w:tc>
+          <w:tcPr/>
+          <w:p>
+            <w:pPr>
+              <w:pStyle w:val="Compact"/>
+            </w:pPr>
+            <w:r>
+              <w:t xml:space="preserve">16</w:t>
+            </w:r>
+          </w:p>
+        </w:tc>
+        <w:tc>
+          <w:tcPr/>
+          <w:p>
+            <w:pPr>
+              <w:pStyle w:val="Compact"/>
+            </w:pPr>
+            <w:r>
+              <w:rPr>
+                <w:rStyle w:val="VerbatimChar"/>
+              </w:rPr>
+              <w:t xml:space="preserve">guests</w:t>
+            </w:r>
+            <w:r>
+              <w:t xml:space="preserve"> </w:t>
+            </w:r>
+            <w:r>
+              <w:t xml:space="preserve">/ gu1, gu2</w:t>
+            </w:r>
+          </w:p>
+        </w:tc>
+        <w:tc>
+          <w:tcPr/>
+          <w:p>
+            <w:pPr>
+              <w:pStyle w:val="Compact"/>
+            </w:pPr>
+            <w:r>
+              <w:rPr>
+                <w:rStyle w:val="VerbatimChar"/>
+              </w:rPr>
+              <w:t xml:space="preserve">444</w:t>
+            </w:r>
+          </w:p>
+        </w:tc>
+        <w:tc>
+          <w:tcPr/>
+          <w:p>
+            <w:pPr>
+              <w:pStyle w:val="Compact"/>
+            </w:pPr>
+            <w:r>
+              <w:rPr>
+                <w:rStyle w:val="VerbatimChar"/>
+              </w:rPr>
+              <w:t xml:space="preserve">222</w:t>
+            </w:r>
+          </w:p>
+        </w:tc>
+        <w:tc>
+          <w:tcPr/>
+          <w:p>
+            <w:pPr>
+              <w:pStyle w:val="Compact"/>
+            </w:pPr>
+            <w:r>
+              <w:t xml:space="preserve">групи: читання</w:t>
+            </w:r>
+          </w:p>
+        </w:tc>
+        <w:tc>
+          <w:tcPr/>
+          <w:p>
+            <w:pPr>
+              <w:pStyle w:val="Compact"/>
+            </w:pPr>
+            <w:r>
+              <w:t xml:space="preserve">Показати обліковий запис зі спеціальною оболонкою nologin</w:t>
+            </w:r>
+          </w:p>
+        </w:tc>
+      </w:tr>
+      <w:tr>
+        <w:tc>
+          <w:tcPr/>
+          <w:p>
+            <w:pPr>
+              <w:pStyle w:val="Compact"/>
+            </w:pPr>
+            <w:r>
+              <w:t xml:space="preserve">17</w:t>
+            </w:r>
+          </w:p>
+        </w:tc>
+        <w:tc>
+          <w:tcPr/>
+          <w:p>
+            <w:pPr>
+              <w:pStyle w:val="Compact"/>
+            </w:pPr>
+            <w:r>
+              <w:rPr>
+                <w:rStyle w:val="VerbatimChar"/>
+              </w:rPr>
+              <w:t xml:space="preserve">backup</w:t>
+            </w:r>
+            <w:r>
+              <w:t xml:space="preserve"> </w:t>
+            </w:r>
+            <w:r>
+              <w:t xml:space="preserve">/ bk1, bk2</w:t>
+            </w:r>
+          </w:p>
+        </w:tc>
+        <w:tc>
+          <w:tcPr/>
+          <w:p>
+            <w:pPr>
+              <w:pStyle w:val="Compact"/>
+            </w:pPr>
+            <w:r>
+              <w:rPr>
+                <w:rStyle w:val="VerbatimChar"/>
+              </w:rPr>
+              <w:t xml:space="preserve">750</w:t>
+            </w:r>
+          </w:p>
+        </w:tc>
+        <w:tc>
+          <w:tcPr/>
+          <w:p>
+            <w:pPr>
+              <w:pStyle w:val="Compact"/>
+            </w:pPr>
+            <w:r>
+              <w:rPr>
+                <w:rStyle w:val="VerbatimChar"/>
+              </w:rPr>
+              <w:t xml:space="preserve">027</w:t>
+            </w:r>
+          </w:p>
+        </w:tc>
+        <w:tc>
+          <w:tcPr/>
+          <w:p>
+            <w:pPr>
+              <w:pStyle w:val="Compact"/>
+            </w:pPr>
+            <w:r>
+              <w:t xml:space="preserve">другого користувача: читання</w:t>
+            </w:r>
+          </w:p>
+        </w:tc>
+        <w:tc>
+          <w:tcPr/>
+          <w:p>
+            <w:pPr>
+              <w:pStyle w:val="Compact"/>
+            </w:pPr>
+            <w:r>
+              <w:t xml:space="preserve">Запропонувати права для каталогу резервних копій</w:t>
+            </w:r>
+          </w:p>
+        </w:tc>
+      </w:tr>
+      <w:tr>
+        <w:tc>
+          <w:tcPr/>
+          <w:p>
+            <w:pPr>
+              <w:pStyle w:val="Compact"/>
+            </w:pPr>
+            <w:r>
+              <w:t xml:space="preserve">18</w:t>
+            </w:r>
+          </w:p>
+        </w:tc>
+        <w:tc>
+          <w:tcPr/>
+          <w:p>
+            <w:pPr>
+              <w:pStyle w:val="Compact"/>
+            </w:pPr>
+            <w:r>
+              <w:rPr>
+                <w:rStyle w:val="VerbatimChar"/>
+              </w:rPr>
+              <w:t xml:space="preserve">network</w:t>
+            </w:r>
+            <w:r>
+              <w:t xml:space="preserve"> </w:t>
+            </w:r>
+            <w:r>
+              <w:t xml:space="preserve">/ net1, net2</w:t>
+            </w:r>
+          </w:p>
+        </w:tc>
+        <w:tc>
+          <w:tcPr/>
+          <w:p>
+            <w:pPr>
+              <w:pStyle w:val="Compact"/>
+            </w:pPr>
+            <w:r>
+              <w:rPr>
+                <w:rStyle w:val="VerbatimChar"/>
+              </w:rPr>
+              <w:t xml:space="preserve">660</w:t>
+            </w:r>
+          </w:p>
+        </w:tc>
+        <w:tc>
+          <w:tcPr/>
+          <w:p>
+            <w:pPr>
+              <w:pStyle w:val="Compact"/>
+            </w:pPr>
+            <w:r>
+              <w:rPr>
+                <w:rStyle w:val="VerbatimChar"/>
+              </w:rPr>
+              <w:t xml:space="preserve">002</w:t>
+            </w:r>
+          </w:p>
+        </w:tc>
+        <w:tc>
+          <w:tcPr/>
+          <w:p>
+            <w:pPr>
+              <w:pStyle w:val="Compact"/>
+            </w:pPr>
+            <w:r>
+              <w:t xml:space="preserve">групи: читання й запис</w:t>
+            </w:r>
+          </w:p>
+        </w:tc>
+        <w:tc>
+          <w:tcPr/>
+          <w:p>
+            <w:pPr>
+              <w:pStyle w:val="Compact"/>
+            </w:pPr>
+            <w:r>
+              <w:t xml:space="preserve">Пояснити зв’язок між UID і власником файлу після видалення користувача</w:t>
+            </w:r>
+          </w:p>
+        </w:tc>
+      </w:tr>
+      <w:tr>
+        <w:tc>
+          <w:tcPr/>
+          <w:p>
+            <w:pPr>
+              <w:pStyle w:val="Compact"/>
+            </w:pPr>
+            <w:r>
+              <w:t xml:space="preserve">19</w:t>
+            </w:r>
+          </w:p>
+        </w:tc>
+        <w:tc>
+          <w:tcPr/>
+          <w:p>
+            <w:pPr>
+              <w:pStyle w:val="Compact"/>
+            </w:pPr>
+            <w:r>
+              <w:rPr>
+                <w:rStyle w:val="VerbatimChar"/>
+              </w:rPr>
+              <w:t xml:space="preserve">security</w:t>
+            </w:r>
+            <w:r>
+              <w:t xml:space="preserve"> </w:t>
+            </w:r>
+            <w:r>
+              <w:t xml:space="preserve">/ sec1, sec2</w:t>
+            </w:r>
+          </w:p>
+        </w:tc>
+        <w:tc>
+          <w:tcPr/>
+          <w:p>
+            <w:pPr>
+              <w:pStyle w:val="Compact"/>
+            </w:pPr>
+            <w:r>
+              <w:rPr>
+                <w:rStyle w:val="VerbatimChar"/>
+              </w:rPr>
+              <w:t xml:space="preserve">600</w:t>
+            </w:r>
+          </w:p>
+        </w:tc>
+        <w:tc>
+          <w:tcPr/>
+          <w:p>
+            <w:pPr>
+              <w:pStyle w:val="Compact"/>
+            </w:pPr>
+            <w:r>
+              <w:rPr>
+                <w:rStyle w:val="VerbatimChar"/>
+              </w:rPr>
+              <w:t xml:space="preserve">077</w:t>
+            </w:r>
+          </w:p>
+        </w:tc>
+        <w:tc>
+          <w:tcPr/>
+          <w:p>
+            <w:pPr>
+              <w:pStyle w:val="Compact"/>
+            </w:pPr>
+            <w:r>
+              <w:t xml:space="preserve">другого користувача: читання</w:t>
+            </w:r>
+          </w:p>
+        </w:tc>
+        <w:tc>
+          <w:tcPr/>
+          <w:p>
+            <w:pPr>
+              <w:pStyle w:val="Compact"/>
+            </w:pPr>
+            <w:r>
+              <w:t xml:space="preserve">Налаштувати ACL за замовчуванням для нових файлів каталогу</w:t>
+            </w:r>
+          </w:p>
+        </w:tc>
+      </w:tr>
+      <w:tr>
+        <w:tc>
+          <w:tcPr/>
+          <w:p>
+            <w:pPr>
+              <w:pStyle w:val="Compact"/>
+            </w:pPr>
+            <w:r>
+              <w:t xml:space="preserve">20</w:t>
+            </w:r>
+          </w:p>
+        </w:tc>
+        <w:tc>
+          <w:tcPr/>
+          <w:p>
+            <w:pPr>
+              <w:pStyle w:val="Compact"/>
+            </w:pPr>
+            <w:r>
+              <w:rPr>
+                <w:rStyle w:val="VerbatimChar"/>
+              </w:rPr>
+              <w:t xml:space="preserve">research</w:t>
+            </w:r>
+            <w:r>
+              <w:t xml:space="preserve"> </w:t>
+            </w:r>
+            <w:r>
+              <w:t xml:space="preserve">/ rs1, rs2</w:t>
+            </w:r>
+          </w:p>
+        </w:tc>
+        <w:tc>
+          <w:tcPr/>
+          <w:p>
+            <w:pPr>
+              <w:pStyle w:val="Compact"/>
+            </w:pPr>
+            <w:r>
+              <w:rPr>
+                <w:rStyle w:val="VerbatimChar"/>
+              </w:rPr>
+              <w:t xml:space="preserve">644</w:t>
+            </w:r>
+          </w:p>
+        </w:tc>
+        <w:tc>
+          <w:tcPr/>
+          <w:p>
+            <w:pPr>
+              <w:pStyle w:val="Compact"/>
+            </w:pPr>
+            <w:r>
+              <w:rPr>
+                <w:rStyle w:val="VerbatimChar"/>
+              </w:rPr>
+              <w:t xml:space="preserve">022</w:t>
+            </w:r>
+          </w:p>
+        </w:tc>
+        <w:tc>
+          <w:tcPr/>
+          <w:p>
+            <w:pPr>
+              <w:pStyle w:val="Compact"/>
+            </w:pPr>
+            <w:r>
+              <w:t xml:space="preserve">групи: читання</w:t>
+            </w:r>
+          </w:p>
+        </w:tc>
+        <w:tc>
+          <w:tcPr/>
+          <w:p>
+            <w:pPr>
+              <w:pStyle w:val="Compact"/>
+            </w:pPr>
+            <w:r>
+              <w:t xml:space="preserve">Пояснити, чому право</w:t>
+            </w:r>
+            <w:r>
+              <w:t xml:space="preserve"> </w:t>
+            </w:r>
+            <w:r>
+              <w:rPr>
+                <w:rStyle w:val="VerbatimChar"/>
+              </w:rPr>
+              <w:t xml:space="preserve">x</w:t>
+            </w:r>
+            <w:r>
+              <w:t xml:space="preserve"> </w:t>
+            </w:r>
+            <w:r>
+              <w:t xml:space="preserve">на каталог називають правом пошуку</w:t>
+            </w:r>
+          </w:p>
+        </w:tc>
+      </w:tr>
+    </w:tbl>
+    <w:bookmarkEnd w:id="27"/>
+    <w:bookmarkStart w:id="31" w:name="контрольні-запитання"/>
+    <w:p>
+      <w:pPr>
+        <w:pStyle w:val="Heading2"/>
+      </w:pPr>
+      <w:r>
+        <w:t xml:space="preserve">Контрольні запитання</w:t>
+      </w:r>
+    </w:p>
+    <w:p>
+      <w:pPr>
+        <w:pStyle w:val="FirstParagraph"/>
+      </w:pPr>
+      <w:r>
+        <w:t xml:space="preserve">Запитання згруповано за рівнями навчальних досягнень. Для позитивної оцінки студент має відповісти на запитання середнього рівня, оцінка «добре» потребує відповідей достатнього рівня, оцінка «відмінно» — високого.</w:t>
+      </w:r>
+    </w:p>
+    <w:bookmarkStart w:id="28" w:name="середній-рівень-репродуктивний"/>
+    <w:p>
+      <w:pPr>
+        <w:pStyle w:val="Heading3"/>
+      </w:pPr>
+      <w:r>
+        <w:t xml:space="preserve">Середній рівень (репродуктивний)</w:t>
+      </w:r>
+    </w:p>
+    <w:p>
+      <w:pPr>
+        <w:pStyle w:val="Compact"/>
+        <w:numPr>
+          <w:ilvl w:val="0"/>
+          <w:numId w:val="1003"/>
+        </w:numPr>
+        <w:jc w:val="both"/>
+      </w:pPr>
+      <w:r>
+        <w:t xml:space="preserve">Які поля містить запис користувача у</w:t>
+      </w:r>
+      <w:r>
+        <w:t xml:space="preserve"> </w:t>
+      </w:r>
+      <w:r>
+        <w:rPr>
+          <w:rStyle w:val="VerbatimChar"/>
+        </w:rPr>
+        <w:t xml:space="preserve">/etc/passwd</w:t>
+      </w:r>
+      <w:r>
+        <w:t xml:space="preserve">?</w:t>
+      </w:r>
+    </w:p>
+    <w:p>
+      <w:pPr>
+        <w:pStyle w:val="Compact"/>
+        <w:numPr>
+          <w:ilvl w:val="0"/>
+          <w:numId w:val="1003"/>
+        </w:numPr>
+        <w:jc w:val="both"/>
+      </w:pPr>
+      <w:r>
+        <w:t xml:space="preserve">Де зберігаються хеші паролів і хто має доступ до цього файлу?</w:t>
+      </w:r>
+    </w:p>
+    <w:p>
+      <w:pPr>
+        <w:pStyle w:val="Compact"/>
+        <w:numPr>
+          <w:ilvl w:val="0"/>
+          <w:numId w:val="1003"/>
+        </w:numPr>
+        <w:jc w:val="both"/>
+      </w:pPr>
+      <w:r>
+        <w:t xml:space="preserve">Чим основна група відрізняється від додаткової?</w:t>
+      </w:r>
+    </w:p>
+    <w:p>
+      <w:pPr>
+        <w:pStyle w:val="Compact"/>
+        <w:numPr>
+          <w:ilvl w:val="0"/>
+          <w:numId w:val="1003"/>
+        </w:numPr>
+        <w:jc w:val="both"/>
+      </w:pPr>
+      <w:r>
+        <w:t xml:space="preserve">Розшифруйте права</w:t>
+      </w:r>
+      <w:r>
+        <w:t xml:space="preserve"> </w:t>
+      </w:r>
+      <w:r>
+        <w:rPr>
+          <w:rStyle w:val="VerbatimChar"/>
+        </w:rPr>
+        <w:t xml:space="preserve">-rwxr-x---</w:t>
+      </w:r>
+      <w:r>
+        <w:t xml:space="preserve"> </w:t>
+      </w:r>
+      <w:r>
+        <w:t xml:space="preserve">у числовому вигляді.</w:t>
+      </w:r>
+    </w:p>
+    <w:p>
+      <w:pPr>
+        <w:pStyle w:val="Compact"/>
+        <w:numPr>
+          <w:ilvl w:val="0"/>
+          <w:numId w:val="1003"/>
+        </w:numPr>
+        <w:jc w:val="both"/>
+      </w:pPr>
+      <w:r>
+        <w:t xml:space="preserve">Які команди змінюють власника й групу файлу?</w:t>
+      </w:r>
+    </w:p>
+    <w:p>
+      <w:pPr>
+        <w:pStyle w:val="Compact"/>
+        <w:numPr>
+          <w:ilvl w:val="0"/>
+          <w:numId w:val="1003"/>
+        </w:numPr>
+        <w:jc w:val="both"/>
+      </w:pPr>
+      <w:r>
+        <w:t xml:space="preserve">Що робить команда</w:t>
+      </w:r>
+      <w:r>
+        <w:t xml:space="preserve"> </w:t>
+      </w:r>
+      <w:r>
+        <w:rPr>
+          <w:rStyle w:val="VerbatimChar"/>
+        </w:rPr>
+        <w:t xml:space="preserve">umask</w:t>
+      </w:r>
+      <w:r>
+        <w:t xml:space="preserve">?</w:t>
+      </w:r>
+    </w:p>
+    <w:p>
+      <w:pPr>
+        <w:pStyle w:val="Compact"/>
+        <w:numPr>
+          <w:ilvl w:val="0"/>
+          <w:numId w:val="1003"/>
+        </w:numPr>
+        <w:jc w:val="both"/>
+      </w:pPr>
+      <w:r>
+        <w:t xml:space="preserve">Для чого призначений біт sticky?</w:t>
+      </w:r>
+    </w:p>
+    <w:p>
+      <w:pPr>
+        <w:pStyle w:val="Compact"/>
+        <w:numPr>
+          <w:ilvl w:val="0"/>
+          <w:numId w:val="1003"/>
+        </w:numPr>
+        <w:jc w:val="both"/>
+      </w:pPr>
+      <w:r>
+        <w:t xml:space="preserve">Якою командою переглядають список ACL файлу?</w:t>
+      </w:r>
+    </w:p>
+    <w:bookmarkEnd w:id="28"/>
+    <w:bookmarkStart w:id="29" w:name="Xf8a59b0220f3a7cb520922cfcf2989f7f66f7c3"/>
+    <w:p>
+      <w:pPr>
+        <w:pStyle w:val="Heading3"/>
+      </w:pPr>
+      <w:r>
+        <w:t xml:space="preserve">Достатній рівень (конструктивно-варіативний)</w:t>
+      </w:r>
+    </w:p>
+    <w:p>
+      <w:pPr>
+        <w:pStyle w:val="Compact"/>
+        <w:numPr>
+          <w:ilvl w:val="0"/>
+          <w:numId w:val="1004"/>
+        </w:numPr>
+        <w:jc w:val="both"/>
+      </w:pPr>
+      <w:r>
+        <w:t xml:space="preserve">Чому ключ</w:t>
+      </w:r>
+      <w:r>
+        <w:t xml:space="preserve"> </w:t>
+      </w:r>
+      <w:r>
+        <w:rPr>
+          <w:rStyle w:val="VerbatimChar"/>
+        </w:rPr>
+        <w:t xml:space="preserve">-a</w:t>
+      </w:r>
+      <w:r>
+        <w:t xml:space="preserve"> </w:t>
+      </w:r>
+      <w:r>
+        <w:t xml:space="preserve">в</w:t>
+      </w:r>
+      <w:r>
+        <w:t xml:space="preserve"> </w:t>
+      </w:r>
+      <w:r>
+        <w:rPr>
+          <w:rStyle w:val="VerbatimChar"/>
+        </w:rPr>
+        <w:t xml:space="preserve">usermod -aG</w:t>
+      </w:r>
+      <w:r>
+        <w:t xml:space="preserve"> </w:t>
+      </w:r>
+      <w:r>
+        <w:t xml:space="preserve">критично важливий? Що станеться без нього?</w:t>
+      </w:r>
+    </w:p>
+    <w:p>
+      <w:pPr>
+        <w:pStyle w:val="Compact"/>
+        <w:numPr>
+          <w:ilvl w:val="0"/>
+          <w:numId w:val="1004"/>
+        </w:numPr>
+        <w:jc w:val="both"/>
+      </w:pPr>
+      <w:r>
+        <w:t xml:space="preserve">Що означають права</w:t>
+      </w:r>
+      <w:r>
+        <w:t xml:space="preserve"> </w:t>
+      </w:r>
+      <w:r>
+        <w:rPr>
+          <w:rStyle w:val="VerbatimChar"/>
+        </w:rPr>
+        <w:t xml:space="preserve">r</w:t>
+      </w:r>
+      <w:r>
+        <w:t xml:space="preserve">,</w:t>
+      </w:r>
+      <w:r>
+        <w:t xml:space="preserve"> </w:t>
+      </w:r>
+      <w:r>
+        <w:rPr>
+          <w:rStyle w:val="VerbatimChar"/>
+        </w:rPr>
+        <w:t xml:space="preserve">w</w:t>
+      </w:r>
+      <w:r>
+        <w:t xml:space="preserve">,</w:t>
+      </w:r>
+      <w:r>
+        <w:t xml:space="preserve"> </w:t>
+      </w:r>
+      <w:r>
+        <w:rPr>
+          <w:rStyle w:val="VerbatimChar"/>
+        </w:rPr>
+        <w:t xml:space="preserve">x</w:t>
+      </w:r>
+      <w:r>
+        <w:t xml:space="preserve"> </w:t>
+      </w:r>
+      <w:r>
+        <w:t xml:space="preserve">для каталогу і чим цей зміст відрізняється від файлу?</w:t>
+      </w:r>
+    </w:p>
+    <w:p>
+      <w:pPr>
+        <w:pStyle w:val="Compact"/>
+        <w:numPr>
+          <w:ilvl w:val="0"/>
+          <w:numId w:val="1004"/>
+        </w:numPr>
+        <w:jc w:val="both"/>
+      </w:pPr>
+      <w:r>
+        <w:t xml:space="preserve">Запишіть команду, яка рекурсивно дасть групі право читання, а виконання — лише каталогам.</w:t>
+      </w:r>
+    </w:p>
+    <w:p>
+      <w:pPr>
+        <w:pStyle w:val="Compact"/>
+        <w:numPr>
+          <w:ilvl w:val="0"/>
+          <w:numId w:val="1004"/>
+        </w:numPr>
+        <w:jc w:val="both"/>
+      </w:pPr>
+      <w:r>
+        <w:t xml:space="preserve">Чому файл із правами</w:t>
+      </w:r>
+      <w:r>
+        <w:t xml:space="preserve"> </w:t>
+      </w:r>
+      <w:r>
+        <w:rPr>
+          <w:rStyle w:val="VerbatimChar"/>
+        </w:rPr>
+        <w:t xml:space="preserve">644</w:t>
+      </w:r>
+      <w:r>
+        <w:t xml:space="preserve"> </w:t>
+      </w:r>
+      <w:r>
+        <w:t xml:space="preserve">не запускається як скрипт і як це виправити?</w:t>
+      </w:r>
+    </w:p>
+    <w:p>
+      <w:pPr>
+        <w:pStyle w:val="Compact"/>
+        <w:numPr>
+          <w:ilvl w:val="0"/>
+          <w:numId w:val="1004"/>
+        </w:numPr>
+        <w:jc w:val="both"/>
+      </w:pPr>
+      <w:r>
+        <w:t xml:space="preserve">Поясніть, як з маски</w:t>
+      </w:r>
+      <w:r>
+        <w:t xml:space="preserve"> </w:t>
+      </w:r>
+      <w:r>
+        <w:rPr>
+          <w:rStyle w:val="VerbatimChar"/>
+        </w:rPr>
+        <w:t xml:space="preserve">umask 027</w:t>
+      </w:r>
+      <w:r>
+        <w:t xml:space="preserve"> </w:t>
+      </w:r>
+      <w:r>
+        <w:t xml:space="preserve">виходять права</w:t>
+      </w:r>
+      <w:r>
+        <w:t xml:space="preserve"> </w:t>
+      </w:r>
+      <w:r>
+        <w:rPr>
+          <w:rStyle w:val="VerbatimChar"/>
+        </w:rPr>
+        <w:t xml:space="preserve">640</w:t>
+      </w:r>
+      <w:r>
+        <w:t xml:space="preserve"> </w:t>
+      </w:r>
+      <w:r>
+        <w:t xml:space="preserve">для нового файлу.</w:t>
+      </w:r>
+    </w:p>
+    <w:p>
+      <w:pPr>
+        <w:pStyle w:val="Compact"/>
+        <w:numPr>
+          <w:ilvl w:val="0"/>
+          <w:numId w:val="1004"/>
+        </w:numPr>
+        <w:jc w:val="both"/>
+      </w:pPr>
+      <w:r>
+        <w:t xml:space="preserve">Навіщо на спільному каталозі команди встановлюють SGID?</w:t>
+      </w:r>
+    </w:p>
+    <w:p>
+      <w:pPr>
+        <w:pStyle w:val="Compact"/>
+        <w:numPr>
+          <w:ilvl w:val="0"/>
+          <w:numId w:val="1004"/>
+        </w:numPr>
+        <w:jc w:val="both"/>
+      </w:pPr>
+      <w:r>
+        <w:t xml:space="preserve">Чому користувач із правом читання файлу все одно може отримати «Permission denied»?</w:t>
+      </w:r>
+    </w:p>
+    <w:p>
+      <w:pPr>
+        <w:pStyle w:val="Compact"/>
+        <w:numPr>
+          <w:ilvl w:val="0"/>
+          <w:numId w:val="1004"/>
+        </w:numPr>
+        <w:jc w:val="both"/>
+      </w:pPr>
+      <w:r>
+        <w:t xml:space="preserve">Коли класичної моделі прав недостатньо і потрібні ACL?</w:t>
+      </w:r>
+    </w:p>
+    <w:bookmarkEnd w:id="29"/>
+    <w:bookmarkStart w:id="30" w:name="високий-рівень-творчий"/>
+    <w:p>
+      <w:pPr>
+        <w:pStyle w:val="Heading3"/>
+      </w:pPr>
+      <w:r>
+        <w:t xml:space="preserve">Високий рівень (творчий)</w:t>
+      </w:r>
+    </w:p>
+    <w:p>
+      <w:pPr>
+        <w:pStyle w:val="Compact"/>
+        <w:numPr>
+          <w:ilvl w:val="0"/>
+          <w:numId w:val="1005"/>
+        </w:numPr>
+        <w:jc w:val="both"/>
+      </w:pPr>
+      <w:r>
+        <w:t xml:space="preserve">Спроєктуйте права для каталогу проєкту, у якому працюють дві групи: одна редагує файли, друга лише читає. Опишіть команди й обґрунтуйте кожне рішення.</w:t>
+      </w:r>
+    </w:p>
+    <w:p>
+      <w:pPr>
+        <w:pStyle w:val="Compact"/>
+        <w:numPr>
+          <w:ilvl w:val="0"/>
+          <w:numId w:val="1005"/>
+        </w:numPr>
+        <w:jc w:val="both"/>
+      </w:pPr>
+      <w:r>
+        <w:t xml:space="preserve">Поясніть, навіщо програмі</w:t>
+      </w:r>
+      <w:r>
+        <w:t xml:space="preserve"> </w:t>
+      </w:r>
+      <w:r>
+        <w:rPr>
+          <w:rStyle w:val="VerbatimChar"/>
+        </w:rPr>
+        <w:t xml:space="preserve">passwd</w:t>
+      </w:r>
+      <w:r>
+        <w:t xml:space="preserve"> </w:t>
+      </w:r>
+      <w:r>
+        <w:t xml:space="preserve">потрібен біт SUID, які ризики це створює і як система їх обмежує.</w:t>
+      </w:r>
+    </w:p>
+    <w:p>
+      <w:pPr>
+        <w:pStyle w:val="Compact"/>
+        <w:numPr>
+          <w:ilvl w:val="0"/>
+          <w:numId w:val="1005"/>
+        </w:numPr>
+        <w:jc w:val="both"/>
+      </w:pPr>
+      <w:r>
+        <w:t xml:space="preserve">Користувача видалено, а його файли залишилися. Опишіть, що станеться з цими файлами і чому, та запропонуйте коректний порядок видалення облікового запису.</w:t>
+      </w:r>
+    </w:p>
+    <w:p>
+      <w:pPr>
+        <w:pStyle w:val="Compact"/>
+        <w:numPr>
+          <w:ilvl w:val="0"/>
+          <w:numId w:val="1005"/>
+        </w:numPr>
+        <w:jc w:val="both"/>
+      </w:pPr>
+      <w:r>
+        <w:t xml:space="preserve">Сформулюйте принцип найменших привілеїв і покажіть на трьох прикладах із цієї роботи, як він реалізується засобами прав доступу Linux.</w:t>
+      </w:r>
+    </w:p>
+    <w:bookmarkEnd w:id="30"/>
+    <w:bookmarkEnd w:id="31"/>
     <w:sectPr>
       <w:pgSz w:h="16838" w:orient="portrait" w:w="11906"/>
       <w:pgMar w:bottom="1134" w:footer="708" w:gutter="0" w:header="708" w:left="1418" w:right="851" w:top="1134"/>
@@ -137,8 +6061,307 @@
       </w:pPr>
     </w:lvl>
   </w:abstractNum>
+  <w:abstractNum w:abstractNumId="99411">
+    <w:nsid w:val="00A99411"/>
+    <w:multiLevelType w:val="multilevel"/>
+    <w:lvl w:ilvl="0">
+      <w:start w:val="1"/>
+      <w:numFmt w:val="decimal"/>
+      <w:lvlText w:val="%1."/>
+      <w:lvlJc w:val="left"/>
+      <w:pPr>
+        <w:ind w:left="1134" w:hanging="425"/>
+      </w:pPr>
+    </w:lvl>
+    <w:lvl w:ilvl="1">
+      <w:start w:val="1"/>
+      <w:numFmt w:val="decimal"/>
+      <w:lvlText w:val="%2."/>
+      <w:lvlJc w:val="left"/>
+      <w:pPr>
+        <w:ind w:left="1701" w:hanging="425"/>
+      </w:pPr>
+    </w:lvl>
+    <w:lvl w:ilvl="2">
+      <w:start w:val="1"/>
+      <w:numFmt w:val="decimal"/>
+      <w:lvlText w:val="%3."/>
+      <w:lvlJc w:val="left"/>
+      <w:pPr>
+        <w:ind w:left="2268" w:hanging="425"/>
+      </w:pPr>
+    </w:lvl>
+    <w:lvl w:ilvl="3">
+      <w:start w:val="1"/>
+      <w:numFmt w:val="decimal"/>
+      <w:lvlText w:val="%4."/>
+      <w:lvlJc w:val="left"/>
+      <w:pPr>
+        <w:ind w:left="2835" w:hanging="425"/>
+      </w:pPr>
+    </w:lvl>
+    <w:lvl w:ilvl="4">
+      <w:start w:val="1"/>
+      <w:numFmt w:val="decimal"/>
+      <w:lvlText w:val="%5."/>
+      <w:lvlJc w:val="left"/>
+      <w:pPr>
+        <w:ind w:left="3402" w:hanging="425"/>
+      </w:pPr>
+    </w:lvl>
+    <w:lvl w:ilvl="5">
+      <w:start w:val="1"/>
+      <w:numFmt w:val="decimal"/>
+      <w:lvlText w:val="%6."/>
+      <w:lvlJc w:val="left"/>
+      <w:pPr>
+        <w:ind w:left="3969" w:hanging="425"/>
+      </w:pPr>
+    </w:lvl>
+    <w:lvl w:ilvl="6">
+      <w:start w:val="1"/>
+      <w:numFmt w:val="decimal"/>
+      <w:lvlText w:val="%7."/>
+      <w:lvlJc w:val="left"/>
+      <w:pPr>
+        <w:ind w:left="4536" w:hanging="425"/>
+      </w:pPr>
+    </w:lvl>
+    <w:lvl w:ilvl="7">
+      <w:start w:val="1"/>
+      <w:numFmt w:val="decimal"/>
+      <w:lvlText w:val="%8."/>
+      <w:lvlJc w:val="left"/>
+      <w:pPr>
+        <w:ind w:left="5103" w:hanging="425"/>
+      </w:pPr>
+    </w:lvl>
+    <w:lvl w:ilvl="8">
+      <w:start w:val="1"/>
+      <w:numFmt w:val="decimal"/>
+      <w:lvlText w:val="%9."/>
+      <w:lvlJc w:val="left"/>
+      <w:pPr>
+        <w:ind w:left="5670" w:hanging="425"/>
+      </w:pPr>
+    </w:lvl>
+  </w:abstractNum>
+  <w:abstractNum w:abstractNumId="991">
+    <w:nsid w:val="0000A991"/>
+    <w:multiLevelType w:val="multilevel"/>
+    <w:lvl w:ilvl="0">
+      <w:numFmt w:val="bullet"/>
+      <w:lvlText w:val="–"/>
+      <w:lvlJc w:val="left"/>
+      <w:pPr>
+        <w:ind w:left="1134" w:hanging="425"/>
+      </w:pPr>
+      <w:rPr/>
+    </w:lvl>
+    <w:lvl w:ilvl="1">
+      <w:numFmt w:val="bullet"/>
+      <w:lvlText w:val="–"/>
+      <w:lvlJc w:val="left"/>
+      <w:pPr>
+        <w:ind w:left="1701" w:hanging="425"/>
+      </w:pPr>
+      <w:rPr>
+        <w:rFonts w:ascii="Courier New" w:hAnsi="Courier New" w:cs="Courier New" w:hint="default"/>
+      </w:rPr>
+    </w:lvl>
+    <w:lvl w:ilvl="2">
+      <w:numFmt w:val="bullet"/>
+      <w:lvlText w:val="–"/>
+      <w:lvlJc w:val="left"/>
+      <w:pPr>
+        <w:ind w:left="2268" w:hanging="425"/>
+      </w:pPr>
+      <w:rPr/>
+    </w:lvl>
+    <w:lvl w:ilvl="3">
+      <w:numFmt w:val="bullet"/>
+      <w:lvlText w:val="–"/>
+      <w:lvlJc w:val="left"/>
+      <w:pPr>
+        <w:ind w:left="2835" w:hanging="425"/>
+      </w:pPr>
+      <w:rPr/>
+    </w:lvl>
+    <w:lvl w:ilvl="4">
+      <w:numFmt w:val="bullet"/>
+      <w:lvlText w:val="–"/>
+      <w:lvlJc w:val="left"/>
+      <w:pPr>
+        <w:ind w:left="3402" w:hanging="425"/>
+      </w:pPr>
+      <w:rPr>
+        <w:rFonts w:ascii="Courier New" w:hAnsi="Courier New" w:cs="Courier New" w:hint="default"/>
+      </w:rPr>
+    </w:lvl>
+    <w:lvl w:ilvl="5">
+      <w:numFmt w:val="bullet"/>
+      <w:lvlText w:val="–"/>
+      <w:lvlJc w:val="left"/>
+      <w:pPr>
+        <w:ind w:left="3969" w:hanging="425"/>
+      </w:pPr>
+      <w:rPr/>
+    </w:lvl>
+    <w:lvl w:ilvl="6">
+      <w:numFmt w:val="bullet"/>
+      <w:lvlText w:val="–"/>
+      <w:lvlJc w:val="left"/>
+      <w:pPr>
+        <w:ind w:left="4536" w:hanging="425"/>
+      </w:pPr>
+      <w:rPr/>
+    </w:lvl>
+    <w:lvl w:ilvl="7">
+      <w:numFmt w:val="bullet"/>
+      <w:lvlText w:val="–"/>
+      <w:lvlJc w:val="left"/>
+      <w:pPr>
+        <w:ind w:left="5103" w:hanging="425"/>
+      </w:pPr>
+      <w:rPr>
+        <w:rFonts w:ascii="Courier New" w:hAnsi="Courier New" w:cs="Courier New" w:hint="default"/>
+      </w:rPr>
+    </w:lvl>
+    <w:lvl w:ilvl="8">
+      <w:numFmt w:val="bullet"/>
+      <w:lvlText w:val="–"/>
+      <w:lvlJc w:val="left"/>
+      <w:pPr>
+        <w:ind w:left="5670" w:hanging="425"/>
+      </w:pPr>
+      <w:rPr/>
+    </w:lvl>
+  </w:abstractNum>
   <w:num w:numId="1000">
     <w:abstractNumId w:val="990"/>
+  </w:num>
+  <w:num w:numId="1001">
+    <w:abstractNumId w:val="99411"/>
+    <w:lvlOverride w:ilvl="0">
+      <w:startOverride w:val="1"/>
+    </w:lvlOverride>
+    <w:lvlOverride w:ilvl="1">
+      <w:startOverride w:val="1"/>
+    </w:lvlOverride>
+    <w:lvlOverride w:ilvl="2">
+      <w:startOverride w:val="1"/>
+    </w:lvlOverride>
+    <w:lvlOverride w:ilvl="3">
+      <w:startOverride w:val="1"/>
+    </w:lvlOverride>
+    <w:lvlOverride w:ilvl="4">
+      <w:startOverride w:val="1"/>
+    </w:lvlOverride>
+    <w:lvlOverride w:ilvl="5">
+      <w:startOverride w:val="1"/>
+    </w:lvlOverride>
+    <w:lvlOverride w:ilvl="6">
+      <w:startOverride w:val="1"/>
+    </w:lvlOverride>
+    <w:lvlOverride w:ilvl="7">
+      <w:startOverride w:val="1"/>
+    </w:lvlOverride>
+    <w:lvlOverride w:ilvl="8">
+      <w:startOverride w:val="1"/>
+    </w:lvlOverride>
+  </w:num>
+  <w:num w:numId="1002">
+    <w:abstractNumId w:val="991"/>
+  </w:num>
+  <w:num w:numId="1003">
+    <w:abstractNumId w:val="99411"/>
+    <w:lvlOverride w:ilvl="0">
+      <w:startOverride w:val="1"/>
+    </w:lvlOverride>
+    <w:lvlOverride w:ilvl="1">
+      <w:startOverride w:val="1"/>
+    </w:lvlOverride>
+    <w:lvlOverride w:ilvl="2">
+      <w:startOverride w:val="1"/>
+    </w:lvlOverride>
+    <w:lvlOverride w:ilvl="3">
+      <w:startOverride w:val="1"/>
+    </w:lvlOverride>
+    <w:lvlOverride w:ilvl="4">
+      <w:startOverride w:val="1"/>
+    </w:lvlOverride>
+    <w:lvlOverride w:ilvl="5">
+      <w:startOverride w:val="1"/>
+    </w:lvlOverride>
+    <w:lvlOverride w:ilvl="6">
+      <w:startOverride w:val="1"/>
+    </w:lvlOverride>
+    <w:lvlOverride w:ilvl="7">
+      <w:startOverride w:val="1"/>
+    </w:lvlOverride>
+    <w:lvlOverride w:ilvl="8">
+      <w:startOverride w:val="1"/>
+    </w:lvlOverride>
+  </w:num>
+  <w:num w:numId="1004">
+    <w:abstractNumId w:val="99411"/>
+    <w:lvlOverride w:ilvl="0">
+      <w:startOverride w:val="1"/>
+    </w:lvlOverride>
+    <w:lvlOverride w:ilvl="1">
+      <w:startOverride w:val="1"/>
+    </w:lvlOverride>
+    <w:lvlOverride w:ilvl="2">
+      <w:startOverride w:val="1"/>
+    </w:lvlOverride>
+    <w:lvlOverride w:ilvl="3">
+      <w:startOverride w:val="1"/>
+    </w:lvlOverride>
+    <w:lvlOverride w:ilvl="4">
+      <w:startOverride w:val="1"/>
+    </w:lvlOverride>
+    <w:lvlOverride w:ilvl="5">
+      <w:startOverride w:val="1"/>
+    </w:lvlOverride>
+    <w:lvlOverride w:ilvl="6">
+      <w:startOverride w:val="1"/>
+    </w:lvlOverride>
+    <w:lvlOverride w:ilvl="7">
+      <w:startOverride w:val="1"/>
+    </w:lvlOverride>
+    <w:lvlOverride w:ilvl="8">
+      <w:startOverride w:val="1"/>
+    </w:lvlOverride>
+  </w:num>
+  <w:num w:numId="1005">
+    <w:abstractNumId w:val="99411"/>
+    <w:lvlOverride w:ilvl="0">
+      <w:startOverride w:val="1"/>
+    </w:lvlOverride>
+    <w:lvlOverride w:ilvl="1">
+      <w:startOverride w:val="1"/>
+    </w:lvlOverride>
+    <w:lvlOverride w:ilvl="2">
+      <w:startOverride w:val="1"/>
+    </w:lvlOverride>
+    <w:lvlOverride w:ilvl="3">
+      <w:startOverride w:val="1"/>
+    </w:lvlOverride>
+    <w:lvlOverride w:ilvl="4">
+      <w:startOverride w:val="1"/>
+    </w:lvlOverride>
+    <w:lvlOverride w:ilvl="5">
+      <w:startOverride w:val="1"/>
+    </w:lvlOverride>
+    <w:lvlOverride w:ilvl="6">
+      <w:startOverride w:val="1"/>
+    </w:lvlOverride>
+    <w:lvlOverride w:ilvl="7">
+      <w:startOverride w:val="1"/>
+    </w:lvlOverride>
+    <w:lvlOverride w:ilvl="8">
+      <w:startOverride w:val="1"/>
+    </w:lvlOverride>
   </w:num>
 </w:numbering>
 </file>
@@ -850,6 +7073,11 @@
       <w:szCs w:val="18"/>
     </w:rPr>
   </w:style>
+  <w:style w:type="paragraph" w:customStyle="1" w:styleId="TableCaption">
+    <w:name w:val="TableCaption"/>
+    <w:basedOn w:val="BodyText"/>
+    <w:qFormat/>
+  </w:style>
 </w:styles>
 </file>
 
